--- a/src/assets/docs/Privacy Policy.docx
+++ b/src/assets/docs/Privacy Policy.docx
@@ -19,91 +19,1307 @@
           <w:sz w:val="32"/>
           <w:szCs w:val="32"/>
         </w:rPr>
-        <w:t>Privacy Policy</w:t>
-      </w:r>
-    </w:p>
-    <w:p>
-      <w:r>
-        <w:rPr>
-          <w:b/>
-          <w:bCs/>
+        <w:t>Privacy Policy – LOCOXO</w:t>
+      </w:r>
+    </w:p>
+    <w:p>
+      <w:pPr>
+        <w:rPr>
+          <w:rFonts w:ascii="Times New Roman" w:hAnsi="Times New Roman" w:cs="Times New Roman"/>
+          <w:sz w:val="28"/>
+          <w:szCs w:val="28"/>
+        </w:rPr>
+      </w:pPr>
+      <w:r>
+        <w:rPr>
+          <w:rFonts w:ascii="Times New Roman" w:hAnsi="Times New Roman" w:cs="Times New Roman"/>
+          <w:b/>
+          <w:bCs/>
+          <w:sz w:val="28"/>
+          <w:szCs w:val="28"/>
+        </w:rPr>
+        <w:t>Last updated:</w:t>
+      </w:r>
+      <w:r>
+        <w:rPr>
+          <w:rFonts w:ascii="Times New Roman" w:hAnsi="Times New Roman" w:cs="Times New Roman"/>
+          <w:sz w:val="28"/>
+          <w:szCs w:val="28"/>
+        </w:rPr>
+        <w:t xml:space="preserve"> 17 July 2026</w:t>
+      </w:r>
+      <w:r>
+        <w:rPr>
+          <w:rFonts w:ascii="Times New Roman" w:hAnsi="Times New Roman" w:cs="Times New Roman"/>
+          <w:sz w:val="28"/>
+          <w:szCs w:val="28"/>
+        </w:rPr>
+        <w:br/>
+      </w:r>
+      <w:r>
+        <w:rPr>
+          <w:rFonts w:ascii="Times New Roman" w:hAnsi="Times New Roman" w:cs="Times New Roman"/>
+          <w:b/>
+          <w:bCs/>
+          <w:sz w:val="28"/>
+          <w:szCs w:val="28"/>
+        </w:rPr>
+        <w:t>Effective date:</w:t>
+      </w:r>
+      <w:r>
+        <w:rPr>
+          <w:rFonts w:ascii="Times New Roman" w:hAnsi="Times New Roman" w:cs="Times New Roman"/>
+          <w:sz w:val="28"/>
+          <w:szCs w:val="28"/>
+        </w:rPr>
+        <w:t xml:space="preserve"> 17 July 2026</w:t>
+      </w:r>
+    </w:p>
+    <w:p>
+      <w:pPr>
+        <w:rPr>
+          <w:rFonts w:ascii="Times New Roman" w:hAnsi="Times New Roman" w:cs="Times New Roman"/>
+          <w:sz w:val="28"/>
+          <w:szCs w:val="28"/>
+        </w:rPr>
+      </w:pPr>
+      <w:r>
+        <w:rPr>
+          <w:rFonts w:ascii="Times New Roman" w:hAnsi="Times New Roman" w:cs="Times New Roman"/>
+          <w:sz w:val="28"/>
+          <w:szCs w:val="28"/>
+        </w:rPr>
+        <w:t xml:space="preserve">This Privacy Policy explains how </w:t>
+      </w:r>
+      <w:r>
+        <w:rPr>
+          <w:rFonts w:ascii="Times New Roman" w:hAnsi="Times New Roman" w:cs="Times New Roman"/>
+          <w:b/>
+          <w:bCs/>
+          <w:sz w:val="28"/>
+          <w:szCs w:val="28"/>
+        </w:rPr>
+        <w:t>LOCOXO</w:t>
+      </w:r>
+      <w:r>
+        <w:rPr>
+          <w:rFonts w:ascii="Times New Roman" w:hAnsi="Times New Roman" w:cs="Times New Roman"/>
+          <w:sz w:val="28"/>
+          <w:szCs w:val="28"/>
+        </w:rPr>
+        <w:t xml:space="preserve">, operated by </w:t>
+      </w:r>
+      <w:r>
+        <w:rPr>
+          <w:rFonts w:ascii="Times New Roman" w:hAnsi="Times New Roman" w:cs="Times New Roman"/>
+          <w:b/>
+          <w:bCs/>
+          <w:sz w:val="28"/>
+          <w:szCs w:val="28"/>
         </w:rPr>
         <w:t>LOCOXO APPARELS</w:t>
       </w:r>
       <w:r>
-        <w:br/>
-      </w:r>
-      <w:r>
-        <w:rPr>
-          <w:b/>
-          <w:bCs/>
-        </w:rPr>
-        <w:t>Website:</w:t>
-      </w:r>
-      <w:r>
-        <w:t> </w:t>
+        <w:rPr>
+          <w:rFonts w:ascii="Times New Roman" w:hAnsi="Times New Roman" w:cs="Times New Roman"/>
+          <w:sz w:val="28"/>
+          <w:szCs w:val="28"/>
+        </w:rPr>
+        <w:t xml:space="preserve"> (“we”, “us”, “our”), collects, uses, shares, and protects your personal data when you use our website </w:t>
       </w:r>
       <w:hyperlink r:id="rId5" w:tgtFrame="_blank" w:history="1">
         <w:r>
           <w:rPr>
             <w:rStyle w:val="Hyperlink"/>
+            <w:rFonts w:ascii="Times New Roman" w:hAnsi="Times New Roman" w:cs="Times New Roman"/>
+            <w:b/>
+            <w:bCs/>
+            <w:sz w:val="28"/>
+            <w:szCs w:val="28"/>
           </w:rPr>
           <w:t>www.locoxo.com</w:t>
         </w:r>
       </w:hyperlink>
       <w:r>
-        <w:br/>
-      </w:r>
-      <w:r>
-        <w:rPr>
-          <w:b/>
-          <w:bCs/>
-        </w:rPr>
-        <w:t>Effective Date:</w:t>
-      </w:r>
-      <w:r>
-        <w:t> 18 May 2026</w:t>
-      </w:r>
-    </w:p>
-    <w:p>
-      <w:r>
-        <w:t>LOCOXO APPARELS (“we”, “our”, “us”) operates the website </w:t>
+        <w:rPr>
+          <w:rFonts w:ascii="Times New Roman" w:hAnsi="Times New Roman" w:cs="Times New Roman"/>
+          <w:sz w:val="28"/>
+          <w:szCs w:val="28"/>
+        </w:rPr>
+        <w:t xml:space="preserve"> (the “Site”) and purchase our products in India.</w:t>
+      </w:r>
+    </w:p>
+    <w:p>
+      <w:pPr>
+        <w:rPr>
+          <w:rFonts w:ascii="Times New Roman" w:hAnsi="Times New Roman" w:cs="Times New Roman"/>
+          <w:sz w:val="28"/>
+          <w:szCs w:val="28"/>
+        </w:rPr>
+      </w:pPr>
+      <w:r>
+        <w:rPr>
+          <w:rFonts w:ascii="Times New Roman" w:hAnsi="Times New Roman" w:cs="Times New Roman"/>
+          <w:sz w:val="28"/>
+          <w:szCs w:val="28"/>
+        </w:rPr>
+        <w:t>By using the Site and placing orders, you agree to the practices described in this policy. If you do not agree, please do not use the Site.</w:t>
+      </w:r>
+    </w:p>
+    <w:p>
+      <w:pPr>
+        <w:rPr>
+          <w:rFonts w:ascii="Times New Roman" w:hAnsi="Times New Roman" w:cs="Times New Roman"/>
+          <w:sz w:val="28"/>
+          <w:szCs w:val="28"/>
+        </w:rPr>
+      </w:pPr>
+      <w:r>
+        <w:rPr>
+          <w:rFonts w:ascii="Times New Roman" w:hAnsi="Times New Roman" w:cs="Times New Roman"/>
+          <w:sz w:val="28"/>
+          <w:szCs w:val="28"/>
+        </w:rPr>
+        <w:pict w14:anchorId="416D4BB3">
+          <v:rect id="_x0000_i1025" style="width:0;height:1.5pt" o:hralign="center" o:hrstd="t" o:hr="t" fillcolor="#a0a0a0" stroked="f"/>
+        </w:pict>
+      </w:r>
+    </w:p>
+    <w:p>
+      <w:pPr>
+        <w:rPr>
+          <w:rFonts w:ascii="Times New Roman" w:hAnsi="Times New Roman" w:cs="Times New Roman"/>
+          <w:b/>
+          <w:bCs/>
+          <w:sz w:val="28"/>
+          <w:szCs w:val="28"/>
+        </w:rPr>
+      </w:pPr>
+      <w:r>
+        <w:rPr>
+          <w:rFonts w:ascii="Times New Roman" w:hAnsi="Times New Roman" w:cs="Times New Roman"/>
+          <w:b/>
+          <w:bCs/>
+          <w:sz w:val="28"/>
+          <w:szCs w:val="28"/>
+        </w:rPr>
+        <w:t>1. Who We Are (Data Controller)</w:t>
+      </w:r>
+    </w:p>
+    <w:p>
+      <w:pPr>
+        <w:numPr>
+          <w:ilvl w:val="0"/>
+          <w:numId w:val="1"/>
+        </w:numPr>
+        <w:rPr>
+          <w:rFonts w:ascii="Times New Roman" w:hAnsi="Times New Roman" w:cs="Times New Roman"/>
+          <w:sz w:val="28"/>
+          <w:szCs w:val="28"/>
+        </w:rPr>
+      </w:pPr>
+      <w:r>
+        <w:rPr>
+          <w:rFonts w:ascii="Times New Roman" w:hAnsi="Times New Roman" w:cs="Times New Roman"/>
+          <w:b/>
+          <w:bCs/>
+          <w:sz w:val="28"/>
+          <w:szCs w:val="28"/>
+        </w:rPr>
+        <w:t>Legal name:</w:t>
+      </w:r>
+      <w:r>
+        <w:rPr>
+          <w:rFonts w:ascii="Times New Roman" w:hAnsi="Times New Roman" w:cs="Times New Roman"/>
+          <w:sz w:val="28"/>
+          <w:szCs w:val="28"/>
+        </w:rPr>
+        <w:t xml:space="preserve"> LOCOXO APPARELS</w:t>
+      </w:r>
+    </w:p>
+    <w:p>
+      <w:pPr>
+        <w:numPr>
+          <w:ilvl w:val="0"/>
+          <w:numId w:val="1"/>
+        </w:numPr>
+        <w:rPr>
+          <w:rFonts w:ascii="Times New Roman" w:hAnsi="Times New Roman" w:cs="Times New Roman"/>
+          <w:sz w:val="28"/>
+          <w:szCs w:val="28"/>
+        </w:rPr>
+      </w:pPr>
+      <w:r>
+        <w:rPr>
+          <w:rFonts w:ascii="Times New Roman" w:hAnsi="Times New Roman" w:cs="Times New Roman"/>
+          <w:b/>
+          <w:bCs/>
+          <w:sz w:val="28"/>
+          <w:szCs w:val="28"/>
+        </w:rPr>
+        <w:t>Brand name:</w:t>
+      </w:r>
+      <w:r>
+        <w:rPr>
+          <w:rFonts w:ascii="Times New Roman" w:hAnsi="Times New Roman" w:cs="Times New Roman"/>
+          <w:sz w:val="28"/>
+          <w:szCs w:val="28"/>
+        </w:rPr>
+        <w:t xml:space="preserve"> LOCOXO</w:t>
+      </w:r>
+    </w:p>
+    <w:p>
+      <w:pPr>
+        <w:numPr>
+          <w:ilvl w:val="0"/>
+          <w:numId w:val="1"/>
+        </w:numPr>
+        <w:rPr>
+          <w:rFonts w:ascii="Times New Roman" w:hAnsi="Times New Roman" w:cs="Times New Roman"/>
+          <w:sz w:val="28"/>
+          <w:szCs w:val="28"/>
+        </w:rPr>
+      </w:pPr>
+      <w:r>
+        <w:rPr>
+          <w:rFonts w:ascii="Times New Roman" w:hAnsi="Times New Roman" w:cs="Times New Roman"/>
+          <w:b/>
+          <w:bCs/>
+          <w:sz w:val="28"/>
+          <w:szCs w:val="28"/>
+        </w:rPr>
+        <w:t>Address:</w:t>
+      </w:r>
+      <w:r>
+        <w:rPr>
+          <w:rFonts w:ascii="Times New Roman" w:hAnsi="Times New Roman" w:cs="Times New Roman"/>
+          <w:sz w:val="28"/>
+          <w:szCs w:val="28"/>
+        </w:rPr>
+        <w:t xml:space="preserve"> 2400/67, Friends Colony, Street No. 2, Badi Haibowal, Ludhiana, Punjab – 141001, India</w:t>
+      </w:r>
+    </w:p>
+    <w:p>
+      <w:pPr>
+        <w:numPr>
+          <w:ilvl w:val="0"/>
+          <w:numId w:val="1"/>
+        </w:numPr>
+        <w:rPr>
+          <w:rFonts w:ascii="Times New Roman" w:hAnsi="Times New Roman" w:cs="Times New Roman"/>
+          <w:sz w:val="28"/>
+          <w:szCs w:val="28"/>
+        </w:rPr>
+      </w:pPr>
+      <w:r>
+        <w:rPr>
+          <w:rFonts w:ascii="Times New Roman" w:hAnsi="Times New Roman" w:cs="Times New Roman"/>
+          <w:b/>
+          <w:bCs/>
+          <w:sz w:val="28"/>
+          <w:szCs w:val="28"/>
+        </w:rPr>
+        <w:t>Contact:</w:t>
+      </w:r>
+    </w:p>
+    <w:p>
+      <w:pPr>
+        <w:numPr>
+          <w:ilvl w:val="1"/>
+          <w:numId w:val="1"/>
+        </w:numPr>
+        <w:rPr>
+          <w:rFonts w:ascii="Times New Roman" w:hAnsi="Times New Roman" w:cs="Times New Roman"/>
+          <w:sz w:val="28"/>
+          <w:szCs w:val="28"/>
+        </w:rPr>
+      </w:pPr>
+      <w:r>
+        <w:rPr>
+          <w:rFonts w:ascii="Times New Roman" w:hAnsi="Times New Roman" w:cs="Times New Roman"/>
+          <w:sz w:val="28"/>
+          <w:szCs w:val="28"/>
+        </w:rPr>
+        <w:t xml:space="preserve">Email: </w:t>
       </w:r>
       <w:hyperlink r:id="rId6" w:tgtFrame="_blank" w:history="1">
         <w:r>
           <w:rPr>
             <w:rStyle w:val="Hyperlink"/>
+            <w:rFonts w:ascii="Times New Roman" w:hAnsi="Times New Roman" w:cs="Times New Roman"/>
+            <w:sz w:val="28"/>
+            <w:szCs w:val="28"/>
           </w:rPr>
-          <w:t>www.locoxo.com</w:t>
+          <w:t>locoxo.support@gmail.com</w:t>
         </w:r>
       </w:hyperlink>
-      <w:r>
-        <w:t>. We respect your privacy and are committed to protecting the personal data you share with us when you visit our website, create an account, place an order, or otherwise interact with our services.</w:t>
-      </w:r>
-    </w:p>
-    <w:p>
-      <w:r>
-        <w:t>This Privacy Policy explains how we collect, use, disclose, store, and protect your personal information in connection with our online clothing business and related services.</w:t>
-      </w:r>
-    </w:p>
-    <w:p>
-      <w:pPr>
-        <w:rPr>
-          <w:b/>
-          <w:bCs/>
-        </w:rPr>
-      </w:pPr>
-      <w:r>
-        <w:rPr>
-          <w:b/>
-          <w:bCs/>
-        </w:rPr>
-        <w:t>1. Information We Collect</w:t>
-      </w:r>
-    </w:p>
-    <w:p>
-      <w:r>
-        <w:t>We may collect the following categories of personal information:</w:t>
+    </w:p>
+    <w:p>
+      <w:pPr>
+        <w:numPr>
+          <w:ilvl w:val="1"/>
+          <w:numId w:val="1"/>
+        </w:numPr>
+        <w:rPr>
+          <w:rFonts w:ascii="Times New Roman" w:hAnsi="Times New Roman" w:cs="Times New Roman"/>
+          <w:sz w:val="28"/>
+          <w:szCs w:val="28"/>
+        </w:rPr>
+      </w:pPr>
+      <w:r>
+        <w:rPr>
+          <w:rFonts w:ascii="Times New Roman" w:hAnsi="Times New Roman" w:cs="Times New Roman"/>
+          <w:sz w:val="28"/>
+          <w:szCs w:val="28"/>
+        </w:rPr>
+        <w:t>Phone: +91 88245 89682</w:t>
+      </w:r>
+    </w:p>
+    <w:p>
+      <w:pPr>
+        <w:rPr>
+          <w:rFonts w:ascii="Times New Roman" w:hAnsi="Times New Roman" w:cs="Times New Roman"/>
+          <w:sz w:val="28"/>
+          <w:szCs w:val="28"/>
+        </w:rPr>
+      </w:pPr>
+      <w:r>
+        <w:rPr>
+          <w:rFonts w:ascii="Times New Roman" w:hAnsi="Times New Roman" w:cs="Times New Roman"/>
+          <w:sz w:val="28"/>
+          <w:szCs w:val="28"/>
+        </w:rPr>
+        <w:t xml:space="preserve">We are the </w:t>
+      </w:r>
+      <w:r>
+        <w:rPr>
+          <w:rFonts w:ascii="Times New Roman" w:hAnsi="Times New Roman" w:cs="Times New Roman"/>
+          <w:b/>
+          <w:bCs/>
+          <w:sz w:val="28"/>
+          <w:szCs w:val="28"/>
+        </w:rPr>
+        <w:t>data controller</w:t>
+      </w:r>
+      <w:r>
+        <w:rPr>
+          <w:rFonts w:ascii="Times New Roman" w:hAnsi="Times New Roman" w:cs="Times New Roman"/>
+          <w:sz w:val="28"/>
+          <w:szCs w:val="28"/>
+        </w:rPr>
+        <w:t xml:space="preserve"> for your personal data under India’s Digital Personal Data Protection Act, 2023 (DPDPA).</w:t>
+      </w:r>
+    </w:p>
+    <w:p>
+      <w:pPr>
+        <w:rPr>
+          <w:rFonts w:ascii="Times New Roman" w:hAnsi="Times New Roman" w:cs="Times New Roman"/>
+          <w:sz w:val="28"/>
+          <w:szCs w:val="28"/>
+        </w:rPr>
+      </w:pPr>
+      <w:r>
+        <w:rPr>
+          <w:rFonts w:ascii="Times New Roman" w:hAnsi="Times New Roman" w:cs="Times New Roman"/>
+          <w:sz w:val="28"/>
+          <w:szCs w:val="28"/>
+        </w:rPr>
+        <w:pict w14:anchorId="18FDE5F4">
+          <v:rect id="_x0000_i1026" style="width:0;height:1.5pt" o:hralign="center" o:hrstd="t" o:hr="t" fillcolor="#a0a0a0" stroked="f"/>
+        </w:pict>
+      </w:r>
+    </w:p>
+    <w:p>
+      <w:pPr>
+        <w:rPr>
+          <w:rFonts w:ascii="Times New Roman" w:hAnsi="Times New Roman" w:cs="Times New Roman"/>
+          <w:b/>
+          <w:bCs/>
+          <w:sz w:val="28"/>
+          <w:szCs w:val="28"/>
+        </w:rPr>
+      </w:pPr>
+      <w:r>
+        <w:rPr>
+          <w:rFonts w:ascii="Times New Roman" w:hAnsi="Times New Roman" w:cs="Times New Roman"/>
+          <w:b/>
+          <w:bCs/>
+          <w:sz w:val="28"/>
+          <w:szCs w:val="28"/>
+        </w:rPr>
+        <w:t>2. Personal Data We Collect</w:t>
+      </w:r>
+    </w:p>
+    <w:p>
+      <w:pPr>
+        <w:rPr>
+          <w:rFonts w:ascii="Times New Roman" w:hAnsi="Times New Roman" w:cs="Times New Roman"/>
+          <w:sz w:val="28"/>
+          <w:szCs w:val="28"/>
+        </w:rPr>
+      </w:pPr>
+      <w:r>
+        <w:rPr>
+          <w:rFonts w:ascii="Times New Roman" w:hAnsi="Times New Roman" w:cs="Times New Roman"/>
+          <w:sz w:val="28"/>
+          <w:szCs w:val="28"/>
+        </w:rPr>
+        <w:t>We collect the following types of personal data:</w:t>
+      </w:r>
+    </w:p>
+    <w:p>
+      <w:pPr>
+        <w:rPr>
+          <w:rFonts w:ascii="Times New Roman" w:hAnsi="Times New Roman" w:cs="Times New Roman"/>
+          <w:b/>
+          <w:bCs/>
+          <w:sz w:val="28"/>
+          <w:szCs w:val="28"/>
+        </w:rPr>
+      </w:pPr>
+      <w:r>
+        <w:rPr>
+          <w:rFonts w:ascii="Times New Roman" w:hAnsi="Times New Roman" w:cs="Times New Roman"/>
+          <w:b/>
+          <w:bCs/>
+          <w:sz w:val="28"/>
+          <w:szCs w:val="28"/>
+        </w:rPr>
+        <w:t>2.1 Data you provide directly</w:t>
+      </w:r>
+    </w:p>
+    <w:p>
+      <w:pPr>
+        <w:numPr>
+          <w:ilvl w:val="0"/>
+          <w:numId w:val="2"/>
+        </w:numPr>
+        <w:rPr>
+          <w:rFonts w:ascii="Times New Roman" w:hAnsi="Times New Roman" w:cs="Times New Roman"/>
+          <w:sz w:val="28"/>
+          <w:szCs w:val="28"/>
+        </w:rPr>
+      </w:pPr>
+      <w:r>
+        <w:rPr>
+          <w:rFonts w:ascii="Times New Roman" w:hAnsi="Times New Roman" w:cs="Times New Roman"/>
+          <w:b/>
+          <w:bCs/>
+          <w:sz w:val="28"/>
+          <w:szCs w:val="28"/>
+        </w:rPr>
+        <w:t>Account &amp; profile data:</w:t>
+      </w:r>
+      <w:r>
+        <w:rPr>
+          <w:rFonts w:ascii="Times New Roman" w:hAnsi="Times New Roman" w:cs="Times New Roman"/>
+          <w:sz w:val="28"/>
+          <w:szCs w:val="28"/>
+        </w:rPr>
+        <w:t xml:space="preserve"> name, email address, mobile number, password, delivery addresses, </w:t>
+      </w:r>
+      <w:r>
+        <w:rPr>
+          <w:rFonts w:ascii="Times New Roman" w:hAnsi="Times New Roman" w:cs="Times New Roman"/>
+          <w:sz w:val="28"/>
+          <w:szCs w:val="28"/>
+        </w:rPr>
+        <w:t>Pincode</w:t>
+      </w:r>
+      <w:r>
+        <w:rPr>
+          <w:rFonts w:ascii="Times New Roman" w:hAnsi="Times New Roman" w:cs="Times New Roman"/>
+          <w:sz w:val="28"/>
+          <w:szCs w:val="28"/>
+        </w:rPr>
+        <w:t>.</w:t>
+      </w:r>
+    </w:p>
+    <w:p>
+      <w:pPr>
+        <w:numPr>
+          <w:ilvl w:val="0"/>
+          <w:numId w:val="2"/>
+        </w:numPr>
+        <w:rPr>
+          <w:rFonts w:ascii="Times New Roman" w:hAnsi="Times New Roman" w:cs="Times New Roman"/>
+          <w:sz w:val="28"/>
+          <w:szCs w:val="28"/>
+        </w:rPr>
+      </w:pPr>
+      <w:r>
+        <w:rPr>
+          <w:rFonts w:ascii="Times New Roman" w:hAnsi="Times New Roman" w:cs="Times New Roman"/>
+          <w:b/>
+          <w:bCs/>
+          <w:sz w:val="28"/>
+          <w:szCs w:val="28"/>
+        </w:rPr>
+        <w:t>Order &amp; payment data:</w:t>
+      </w:r>
+      <w:r>
+        <w:rPr>
+          <w:rFonts w:ascii="Times New Roman" w:hAnsi="Times New Roman" w:cs="Times New Roman"/>
+          <w:sz w:val="28"/>
+          <w:szCs w:val="28"/>
+        </w:rPr>
+        <w:t xml:space="preserve"> billing/shipping address, order details, transaction ID, payment method (via Cashfree Payment Gateway). We do </w:t>
+      </w:r>
+      <w:r>
+        <w:rPr>
+          <w:rFonts w:ascii="Times New Roman" w:hAnsi="Times New Roman" w:cs="Times New Roman"/>
+          <w:b/>
+          <w:bCs/>
+          <w:sz w:val="28"/>
+          <w:szCs w:val="28"/>
+        </w:rPr>
+        <w:t>not</w:t>
+      </w:r>
+      <w:r>
+        <w:rPr>
+          <w:rFonts w:ascii="Times New Roman" w:hAnsi="Times New Roman" w:cs="Times New Roman"/>
+          <w:sz w:val="28"/>
+          <w:szCs w:val="28"/>
+        </w:rPr>
+        <w:t xml:space="preserve"> store full card numbers or CVV on our servers.</w:t>
+      </w:r>
+    </w:p>
+    <w:p>
+      <w:pPr>
+        <w:numPr>
+          <w:ilvl w:val="0"/>
+          <w:numId w:val="2"/>
+        </w:numPr>
+        <w:rPr>
+          <w:rFonts w:ascii="Times New Roman" w:hAnsi="Times New Roman" w:cs="Times New Roman"/>
+          <w:sz w:val="28"/>
+          <w:szCs w:val="28"/>
+        </w:rPr>
+      </w:pPr>
+      <w:r>
+        <w:rPr>
+          <w:rFonts w:ascii="Times New Roman" w:hAnsi="Times New Roman" w:cs="Times New Roman"/>
+          <w:b/>
+          <w:bCs/>
+          <w:sz w:val="28"/>
+          <w:szCs w:val="28"/>
+        </w:rPr>
+        <w:lastRenderedPageBreak/>
+        <w:t>Communication data:</w:t>
+      </w:r>
+      <w:r>
+        <w:rPr>
+          <w:rFonts w:ascii="Times New Roman" w:hAnsi="Times New Roman" w:cs="Times New Roman"/>
+          <w:sz w:val="28"/>
+          <w:szCs w:val="28"/>
+        </w:rPr>
+        <w:t xml:space="preserve"> messages you send to customer support, reviews, feedback, survey responses.</w:t>
+      </w:r>
+    </w:p>
+    <w:p>
+      <w:pPr>
+        <w:numPr>
+          <w:ilvl w:val="0"/>
+          <w:numId w:val="2"/>
+        </w:numPr>
+        <w:rPr>
+          <w:rFonts w:ascii="Times New Roman" w:hAnsi="Times New Roman" w:cs="Times New Roman"/>
+          <w:sz w:val="28"/>
+          <w:szCs w:val="28"/>
+        </w:rPr>
+      </w:pPr>
+      <w:r>
+        <w:rPr>
+          <w:rFonts w:ascii="Times New Roman" w:hAnsi="Times New Roman" w:cs="Times New Roman"/>
+          <w:b/>
+          <w:bCs/>
+          <w:sz w:val="28"/>
+          <w:szCs w:val="28"/>
+        </w:rPr>
+        <w:t>Marketing data:</w:t>
+      </w:r>
+      <w:r>
+        <w:rPr>
+          <w:rFonts w:ascii="Times New Roman" w:hAnsi="Times New Roman" w:cs="Times New Roman"/>
+          <w:sz w:val="28"/>
+          <w:szCs w:val="28"/>
+        </w:rPr>
+        <w:t xml:space="preserve"> WhatsApp number, social media handles (if you connect accounts), newsletter preferences, responses to promotions.</w:t>
+      </w:r>
+    </w:p>
+    <w:p>
+      <w:pPr>
+        <w:numPr>
+          <w:ilvl w:val="0"/>
+          <w:numId w:val="2"/>
+        </w:numPr>
+        <w:rPr>
+          <w:rFonts w:ascii="Times New Roman" w:hAnsi="Times New Roman" w:cs="Times New Roman"/>
+          <w:sz w:val="28"/>
+          <w:szCs w:val="28"/>
+        </w:rPr>
+      </w:pPr>
+      <w:r>
+        <w:rPr>
+          <w:rFonts w:ascii="Times New Roman" w:hAnsi="Times New Roman" w:cs="Times New Roman"/>
+          <w:b/>
+          <w:bCs/>
+          <w:sz w:val="28"/>
+          <w:szCs w:val="28"/>
+        </w:rPr>
+        <w:t>Wishlist &amp; loyalty data:</w:t>
+      </w:r>
+      <w:r>
+        <w:rPr>
+          <w:rFonts w:ascii="Times New Roman" w:hAnsi="Times New Roman" w:cs="Times New Roman"/>
+          <w:sz w:val="28"/>
+          <w:szCs w:val="28"/>
+        </w:rPr>
+        <w:t xml:space="preserve"> products you save, loyalty program ID, points, redemption history.</w:t>
+      </w:r>
+    </w:p>
+    <w:p>
+      <w:pPr>
+        <w:rPr>
+          <w:rFonts w:ascii="Times New Roman" w:hAnsi="Times New Roman" w:cs="Times New Roman"/>
+          <w:b/>
+          <w:bCs/>
+          <w:sz w:val="28"/>
+          <w:szCs w:val="28"/>
+        </w:rPr>
+      </w:pPr>
+      <w:r>
+        <w:rPr>
+          <w:rFonts w:ascii="Times New Roman" w:hAnsi="Times New Roman" w:cs="Times New Roman"/>
+          <w:b/>
+          <w:bCs/>
+          <w:sz w:val="28"/>
+          <w:szCs w:val="28"/>
+        </w:rPr>
+        <w:t>2.2 Data collected automatically</w:t>
+      </w:r>
+    </w:p>
+    <w:p>
+      <w:pPr>
+        <w:numPr>
+          <w:ilvl w:val="0"/>
+          <w:numId w:val="3"/>
+        </w:numPr>
+        <w:rPr>
+          <w:rFonts w:ascii="Times New Roman" w:hAnsi="Times New Roman" w:cs="Times New Roman"/>
+          <w:sz w:val="28"/>
+          <w:szCs w:val="28"/>
+        </w:rPr>
+      </w:pPr>
+      <w:r>
+        <w:rPr>
+          <w:rFonts w:ascii="Times New Roman" w:hAnsi="Times New Roman" w:cs="Times New Roman"/>
+          <w:b/>
+          <w:bCs/>
+          <w:sz w:val="28"/>
+          <w:szCs w:val="28"/>
+        </w:rPr>
+        <w:t>Device &amp; usage data:</w:t>
+      </w:r>
+      <w:r>
+        <w:rPr>
+          <w:rFonts w:ascii="Times New Roman" w:hAnsi="Times New Roman" w:cs="Times New Roman"/>
+          <w:sz w:val="28"/>
+          <w:szCs w:val="28"/>
+        </w:rPr>
+        <w:t xml:space="preserve"> IP address, browser type and version, device type, operating system, pages visited, time spent, referral URL, clickstream data.</w:t>
+      </w:r>
+    </w:p>
+    <w:p>
+      <w:pPr>
+        <w:numPr>
+          <w:ilvl w:val="0"/>
+          <w:numId w:val="3"/>
+        </w:numPr>
+        <w:rPr>
+          <w:rFonts w:ascii="Times New Roman" w:hAnsi="Times New Roman" w:cs="Times New Roman"/>
+          <w:sz w:val="28"/>
+          <w:szCs w:val="28"/>
+        </w:rPr>
+      </w:pPr>
+      <w:r>
+        <w:rPr>
+          <w:rFonts w:ascii="Times New Roman" w:hAnsi="Times New Roman" w:cs="Times New Roman"/>
+          <w:b/>
+          <w:bCs/>
+          <w:sz w:val="28"/>
+          <w:szCs w:val="28"/>
+        </w:rPr>
+        <w:t>Log data:</w:t>
+      </w:r>
+      <w:r>
+        <w:rPr>
+          <w:rFonts w:ascii="Times New Roman" w:hAnsi="Times New Roman" w:cs="Times New Roman"/>
+          <w:sz w:val="28"/>
+          <w:szCs w:val="28"/>
+        </w:rPr>
+        <w:t xml:space="preserve"> server logs, error logs, timestamps, and actions on the Site.</w:t>
+      </w:r>
+    </w:p>
+    <w:p>
+      <w:pPr>
+        <w:numPr>
+          <w:ilvl w:val="0"/>
+          <w:numId w:val="3"/>
+        </w:numPr>
+        <w:rPr>
+          <w:rFonts w:ascii="Times New Roman" w:hAnsi="Times New Roman" w:cs="Times New Roman"/>
+          <w:sz w:val="28"/>
+          <w:szCs w:val="28"/>
+        </w:rPr>
+      </w:pPr>
+      <w:r>
+        <w:rPr>
+          <w:rFonts w:ascii="Times New Roman" w:hAnsi="Times New Roman" w:cs="Times New Roman"/>
+          <w:b/>
+          <w:bCs/>
+          <w:sz w:val="28"/>
+          <w:szCs w:val="28"/>
+        </w:rPr>
+        <w:t>Cookie &amp; tracking data:</w:t>
+      </w:r>
+      <w:r>
+        <w:rPr>
+          <w:rFonts w:ascii="Times New Roman" w:hAnsi="Times New Roman" w:cs="Times New Roman"/>
+          <w:sz w:val="28"/>
+          <w:szCs w:val="28"/>
+        </w:rPr>
+        <w:t xml:space="preserve"> information from cookies and similar technologies (see Section 7).</w:t>
+      </w:r>
+    </w:p>
+    <w:p>
+      <w:pPr>
+        <w:rPr>
+          <w:rFonts w:ascii="Times New Roman" w:hAnsi="Times New Roman" w:cs="Times New Roman"/>
+          <w:sz w:val="28"/>
+          <w:szCs w:val="28"/>
+        </w:rPr>
+      </w:pPr>
+      <w:r>
+        <w:rPr>
+          <w:rFonts w:ascii="Times New Roman" w:hAnsi="Times New Roman" w:cs="Times New Roman"/>
+          <w:sz w:val="28"/>
+          <w:szCs w:val="28"/>
+        </w:rPr>
+        <w:t xml:space="preserve">We do </w:t>
+      </w:r>
+      <w:r>
+        <w:rPr>
+          <w:rFonts w:ascii="Times New Roman" w:hAnsi="Times New Roman" w:cs="Times New Roman"/>
+          <w:b/>
+          <w:bCs/>
+          <w:sz w:val="28"/>
+          <w:szCs w:val="28"/>
+        </w:rPr>
+        <w:t>not</w:t>
+      </w:r>
+      <w:r>
+        <w:rPr>
+          <w:rFonts w:ascii="Times New Roman" w:hAnsi="Times New Roman" w:cs="Times New Roman"/>
+          <w:sz w:val="28"/>
+          <w:szCs w:val="28"/>
+        </w:rPr>
+        <w:t xml:space="preserve"> intentionally collect sensitive personal data such as health, religion, biometrics, or government IDs, except where required by law (e.g., for high</w:t>
+      </w:r>
+      <w:r>
+        <w:rPr>
+          <w:rFonts w:ascii="Times New Roman" w:hAnsi="Times New Roman" w:cs="Times New Roman"/>
+          <w:sz w:val="28"/>
+          <w:szCs w:val="28"/>
+        </w:rPr>
+        <w:noBreakHyphen/>
+        <w:t>value transactions if applicable).</w:t>
+      </w:r>
+    </w:p>
+    <w:p>
+      <w:pPr>
+        <w:rPr>
+          <w:rFonts w:ascii="Times New Roman" w:hAnsi="Times New Roman" w:cs="Times New Roman"/>
+          <w:sz w:val="28"/>
+          <w:szCs w:val="28"/>
+        </w:rPr>
+      </w:pPr>
+      <w:r>
+        <w:rPr>
+          <w:rFonts w:ascii="Times New Roman" w:hAnsi="Times New Roman" w:cs="Times New Roman"/>
+          <w:sz w:val="28"/>
+          <w:szCs w:val="28"/>
+        </w:rPr>
+        <w:pict w14:anchorId="5F6B768A">
+          <v:rect id="_x0000_i1027" style="width:0;height:1.5pt" o:hralign="center" o:hrstd="t" o:hr="t" fillcolor="#a0a0a0" stroked="f"/>
+        </w:pict>
+      </w:r>
+    </w:p>
+    <w:p>
+      <w:pPr>
+        <w:rPr>
+          <w:rFonts w:ascii="Times New Roman" w:hAnsi="Times New Roman" w:cs="Times New Roman"/>
+          <w:b/>
+          <w:bCs/>
+          <w:sz w:val="28"/>
+          <w:szCs w:val="28"/>
+        </w:rPr>
+      </w:pPr>
+      <w:r>
+        <w:rPr>
+          <w:rFonts w:ascii="Times New Roman" w:hAnsi="Times New Roman" w:cs="Times New Roman"/>
+          <w:b/>
+          <w:bCs/>
+          <w:sz w:val="28"/>
+          <w:szCs w:val="28"/>
+        </w:rPr>
+        <w:t>3. How and Why We Use Your Data (Purposes &amp; Legal Basis)</w:t>
+      </w:r>
+    </w:p>
+    <w:p>
+      <w:pPr>
+        <w:rPr>
+          <w:rFonts w:ascii="Times New Roman" w:hAnsi="Times New Roman" w:cs="Times New Roman"/>
+          <w:sz w:val="28"/>
+          <w:szCs w:val="28"/>
+        </w:rPr>
+      </w:pPr>
+      <w:r>
+        <w:rPr>
+          <w:rFonts w:ascii="Times New Roman" w:hAnsi="Times New Roman" w:cs="Times New Roman"/>
+          <w:sz w:val="28"/>
+          <w:szCs w:val="28"/>
+        </w:rPr>
+        <w:t>We use your personal data for these purposes:</w:t>
+      </w:r>
+    </w:p>
+    <w:p>
+      <w:pPr>
+        <w:rPr>
+          <w:rFonts w:ascii="Times New Roman" w:hAnsi="Times New Roman" w:cs="Times New Roman"/>
+          <w:b/>
+          <w:bCs/>
+          <w:sz w:val="28"/>
+          <w:szCs w:val="28"/>
+        </w:rPr>
+      </w:pPr>
+      <w:r>
+        <w:rPr>
+          <w:rFonts w:ascii="Times New Roman" w:hAnsi="Times New Roman" w:cs="Times New Roman"/>
+          <w:b/>
+          <w:bCs/>
+          <w:sz w:val="28"/>
+          <w:szCs w:val="28"/>
+        </w:rPr>
+        <w:t>3.1 Order processing and delivery (Contract / Legal Obligation)</w:t>
+      </w:r>
+    </w:p>
+    <w:p>
+      <w:pPr>
+        <w:numPr>
+          <w:ilvl w:val="0"/>
+          <w:numId w:val="4"/>
+        </w:numPr>
+        <w:rPr>
+          <w:rFonts w:ascii="Times New Roman" w:hAnsi="Times New Roman" w:cs="Times New Roman"/>
+          <w:sz w:val="28"/>
+          <w:szCs w:val="28"/>
+        </w:rPr>
+      </w:pPr>
+      <w:r>
+        <w:rPr>
+          <w:rFonts w:ascii="Times New Roman" w:hAnsi="Times New Roman" w:cs="Times New Roman"/>
+          <w:sz w:val="28"/>
+          <w:szCs w:val="28"/>
+        </w:rPr>
+        <w:t>To create and manage your account and orders.</w:t>
+      </w:r>
+    </w:p>
+    <w:p>
+      <w:pPr>
+        <w:numPr>
+          <w:ilvl w:val="0"/>
+          <w:numId w:val="4"/>
+        </w:numPr>
+        <w:rPr>
+          <w:rFonts w:ascii="Times New Roman" w:hAnsi="Times New Roman" w:cs="Times New Roman"/>
+          <w:sz w:val="28"/>
+          <w:szCs w:val="28"/>
+        </w:rPr>
+      </w:pPr>
+      <w:r>
+        <w:rPr>
+          <w:rFonts w:ascii="Times New Roman" w:hAnsi="Times New Roman" w:cs="Times New Roman"/>
+          <w:sz w:val="28"/>
+          <w:szCs w:val="28"/>
+        </w:rPr>
+        <w:t xml:space="preserve">To process payments via </w:t>
+      </w:r>
+      <w:r>
+        <w:rPr>
+          <w:rFonts w:ascii="Times New Roman" w:hAnsi="Times New Roman" w:cs="Times New Roman"/>
+          <w:b/>
+          <w:bCs/>
+          <w:sz w:val="28"/>
+          <w:szCs w:val="28"/>
+        </w:rPr>
+        <w:t>Cashfree Payment Gateway</w:t>
+      </w:r>
+      <w:r>
+        <w:rPr>
+          <w:rFonts w:ascii="Times New Roman" w:hAnsi="Times New Roman" w:cs="Times New Roman"/>
+          <w:sz w:val="28"/>
+          <w:szCs w:val="28"/>
+        </w:rPr>
+        <w:t xml:space="preserve"> and detect/prevent fraud.</w:t>
+      </w:r>
+    </w:p>
+    <w:p>
+      <w:pPr>
+        <w:numPr>
+          <w:ilvl w:val="0"/>
+          <w:numId w:val="4"/>
+        </w:numPr>
+        <w:rPr>
+          <w:rFonts w:ascii="Times New Roman" w:hAnsi="Times New Roman" w:cs="Times New Roman"/>
+          <w:sz w:val="28"/>
+          <w:szCs w:val="28"/>
+        </w:rPr>
+      </w:pPr>
+      <w:r>
+        <w:rPr>
+          <w:rFonts w:ascii="Times New Roman" w:hAnsi="Times New Roman" w:cs="Times New Roman"/>
+          <w:sz w:val="28"/>
+          <w:szCs w:val="28"/>
+        </w:rPr>
+        <w:t>To arrange shipping, track deliveries, and handle returns, refunds, and exchanges.</w:t>
+      </w:r>
+    </w:p>
+    <w:p>
+      <w:pPr>
+        <w:numPr>
+          <w:ilvl w:val="0"/>
+          <w:numId w:val="4"/>
+        </w:numPr>
+        <w:rPr>
+          <w:rFonts w:ascii="Times New Roman" w:hAnsi="Times New Roman" w:cs="Times New Roman"/>
+          <w:sz w:val="28"/>
+          <w:szCs w:val="28"/>
+        </w:rPr>
+      </w:pPr>
+      <w:r>
+        <w:rPr>
+          <w:rFonts w:ascii="Times New Roman" w:hAnsi="Times New Roman" w:cs="Times New Roman"/>
+          <w:sz w:val="28"/>
+          <w:szCs w:val="28"/>
+        </w:rPr>
+        <w:t>To send order confirmations, dispatch updates, and delivery notifications (SMS/WhatsApp/email).</w:t>
+      </w:r>
+    </w:p>
+    <w:p>
+      <w:pPr>
+        <w:rPr>
+          <w:rFonts w:ascii="Times New Roman" w:hAnsi="Times New Roman" w:cs="Times New Roman"/>
+          <w:b/>
+          <w:bCs/>
+          <w:sz w:val="28"/>
+          <w:szCs w:val="28"/>
+        </w:rPr>
+      </w:pPr>
+      <w:r>
+        <w:rPr>
+          <w:rFonts w:ascii="Times New Roman" w:hAnsi="Times New Roman" w:cs="Times New Roman"/>
+          <w:b/>
+          <w:bCs/>
+          <w:sz w:val="28"/>
+          <w:szCs w:val="28"/>
+        </w:rPr>
+        <w:t>3.2 Customer support and service quality (Contract / Legitimate Interest)</w:t>
+      </w:r>
+    </w:p>
+    <w:p>
+      <w:pPr>
+        <w:numPr>
+          <w:ilvl w:val="0"/>
+          <w:numId w:val="5"/>
+        </w:numPr>
+        <w:rPr>
+          <w:rFonts w:ascii="Times New Roman" w:hAnsi="Times New Roman" w:cs="Times New Roman"/>
+          <w:sz w:val="28"/>
+          <w:szCs w:val="28"/>
+        </w:rPr>
+      </w:pPr>
+      <w:r>
+        <w:rPr>
+          <w:rFonts w:ascii="Times New Roman" w:hAnsi="Times New Roman" w:cs="Times New Roman"/>
+          <w:sz w:val="28"/>
+          <w:szCs w:val="28"/>
+        </w:rPr>
+        <w:t>To respond to your queries, complaints, and support requests.</w:t>
+      </w:r>
+    </w:p>
+    <w:p>
+      <w:pPr>
+        <w:numPr>
+          <w:ilvl w:val="0"/>
+          <w:numId w:val="5"/>
+        </w:numPr>
+        <w:rPr>
+          <w:rFonts w:ascii="Times New Roman" w:hAnsi="Times New Roman" w:cs="Times New Roman"/>
+          <w:sz w:val="28"/>
+          <w:szCs w:val="28"/>
+        </w:rPr>
+      </w:pPr>
+      <w:r>
+        <w:rPr>
+          <w:rFonts w:ascii="Times New Roman" w:hAnsi="Times New Roman" w:cs="Times New Roman"/>
+          <w:sz w:val="28"/>
+          <w:szCs w:val="28"/>
+        </w:rPr>
+        <w:lastRenderedPageBreak/>
+        <w:t>To improve our products, Site, and customer experience.</w:t>
+      </w:r>
+    </w:p>
+    <w:p>
+      <w:pPr>
+        <w:rPr>
+          <w:rFonts w:ascii="Times New Roman" w:hAnsi="Times New Roman" w:cs="Times New Roman"/>
+          <w:b/>
+          <w:bCs/>
+          <w:sz w:val="28"/>
+          <w:szCs w:val="28"/>
+        </w:rPr>
+      </w:pPr>
+      <w:r>
+        <w:rPr>
+          <w:rFonts w:ascii="Times New Roman" w:hAnsi="Times New Roman" w:cs="Times New Roman"/>
+          <w:b/>
+          <w:bCs/>
+          <w:sz w:val="28"/>
+          <w:szCs w:val="28"/>
+        </w:rPr>
+        <w:t>3.3 Marketing and promotions (Consent / Legitimate Interest)</w:t>
+      </w:r>
+    </w:p>
+    <w:p>
+      <w:pPr>
+        <w:numPr>
+          <w:ilvl w:val="0"/>
+          <w:numId w:val="6"/>
+        </w:numPr>
+        <w:rPr>
+          <w:rFonts w:ascii="Times New Roman" w:hAnsi="Times New Roman" w:cs="Times New Roman"/>
+          <w:sz w:val="28"/>
+          <w:szCs w:val="28"/>
+        </w:rPr>
+      </w:pPr>
+      <w:r>
+        <w:rPr>
+          <w:rFonts w:ascii="Times New Roman" w:hAnsi="Times New Roman" w:cs="Times New Roman"/>
+          <w:sz w:val="28"/>
+          <w:szCs w:val="28"/>
+        </w:rPr>
+        <w:t xml:space="preserve">To send promotional offers, new product launches, and personalized recommendations via </w:t>
+      </w:r>
+      <w:r>
+        <w:rPr>
+          <w:rFonts w:ascii="Times New Roman" w:hAnsi="Times New Roman" w:cs="Times New Roman"/>
+          <w:b/>
+          <w:bCs/>
+          <w:sz w:val="28"/>
+          <w:szCs w:val="28"/>
+        </w:rPr>
+        <w:t>email, SMS, and WhatsApp</w:t>
+      </w:r>
+      <w:r>
+        <w:rPr>
+          <w:rFonts w:ascii="Times New Roman" w:hAnsi="Times New Roman" w:cs="Times New Roman"/>
+          <w:sz w:val="28"/>
+          <w:szCs w:val="28"/>
+        </w:rPr>
+        <w:t>, where you have opted in.</w:t>
+      </w:r>
+    </w:p>
+    <w:p>
+      <w:pPr>
+        <w:numPr>
+          <w:ilvl w:val="0"/>
+          <w:numId w:val="6"/>
+        </w:numPr>
+        <w:rPr>
+          <w:rFonts w:ascii="Times New Roman" w:hAnsi="Times New Roman" w:cs="Times New Roman"/>
+          <w:sz w:val="28"/>
+          <w:szCs w:val="28"/>
+        </w:rPr>
+      </w:pPr>
+      <w:r>
+        <w:rPr>
+          <w:rFonts w:ascii="Times New Roman" w:hAnsi="Times New Roman" w:cs="Times New Roman"/>
+          <w:sz w:val="28"/>
+          <w:szCs w:val="28"/>
+        </w:rPr>
+        <w:t>To run contests, loyalty programs, and referral schemes.</w:t>
+      </w:r>
+    </w:p>
+    <w:p>
+      <w:pPr>
+        <w:numPr>
+          <w:ilvl w:val="0"/>
+          <w:numId w:val="6"/>
+        </w:numPr>
+        <w:rPr>
+          <w:rFonts w:ascii="Times New Roman" w:hAnsi="Times New Roman" w:cs="Times New Roman"/>
+          <w:sz w:val="28"/>
+          <w:szCs w:val="28"/>
+        </w:rPr>
+      </w:pPr>
+      <w:r>
+        <w:rPr>
+          <w:rFonts w:ascii="Times New Roman" w:hAnsi="Times New Roman" w:cs="Times New Roman"/>
+          <w:sz w:val="28"/>
+          <w:szCs w:val="28"/>
+        </w:rPr>
+        <w:t>To show you relevant ads on social media and other platforms (e.g., Meta, Google) using your email/phone in hashed form.</w:t>
+      </w:r>
+    </w:p>
+    <w:p>
+      <w:pPr>
+        <w:rPr>
+          <w:rFonts w:ascii="Times New Roman" w:hAnsi="Times New Roman" w:cs="Times New Roman"/>
+          <w:sz w:val="28"/>
+          <w:szCs w:val="28"/>
+        </w:rPr>
+      </w:pPr>
+      <w:r>
+        <w:rPr>
+          <w:rFonts w:ascii="Times New Roman" w:hAnsi="Times New Roman" w:cs="Times New Roman"/>
+          <w:sz w:val="28"/>
+          <w:szCs w:val="28"/>
+        </w:rPr>
+        <w:t>You can opt out of marketing at any time (see Section 9).</w:t>
+      </w:r>
+    </w:p>
+    <w:p>
+      <w:pPr>
+        <w:rPr>
+          <w:rFonts w:ascii="Times New Roman" w:hAnsi="Times New Roman" w:cs="Times New Roman"/>
+          <w:b/>
+          <w:bCs/>
+          <w:sz w:val="28"/>
+          <w:szCs w:val="28"/>
+        </w:rPr>
+      </w:pPr>
+      <w:r>
+        <w:rPr>
+          <w:rFonts w:ascii="Times New Roman" w:hAnsi="Times New Roman" w:cs="Times New Roman"/>
+          <w:b/>
+          <w:bCs/>
+          <w:sz w:val="28"/>
+          <w:szCs w:val="28"/>
+        </w:rPr>
+        <w:t>3.4 Analytics, personalization, and site improvement (Legitimate Interest / Consent)</w:t>
+      </w:r>
+    </w:p>
+    <w:p>
+      <w:pPr>
+        <w:numPr>
+          <w:ilvl w:val="0"/>
+          <w:numId w:val="7"/>
+        </w:numPr>
+        <w:rPr>
+          <w:rFonts w:ascii="Times New Roman" w:hAnsi="Times New Roman" w:cs="Times New Roman"/>
+          <w:sz w:val="28"/>
+          <w:szCs w:val="28"/>
+        </w:rPr>
+      </w:pPr>
+      <w:r>
+        <w:rPr>
+          <w:rFonts w:ascii="Times New Roman" w:hAnsi="Times New Roman" w:cs="Times New Roman"/>
+          <w:sz w:val="28"/>
+          <w:szCs w:val="28"/>
+        </w:rPr>
+        <w:t xml:space="preserve">To analyze how users interact with the Site using tools like </w:t>
+      </w:r>
+      <w:r>
+        <w:rPr>
+          <w:rFonts w:ascii="Times New Roman" w:hAnsi="Times New Roman" w:cs="Times New Roman"/>
+          <w:b/>
+          <w:bCs/>
+          <w:sz w:val="28"/>
+          <w:szCs w:val="28"/>
+        </w:rPr>
+        <w:t>Google Analytics, Meta Pixel, and Hotjar</w:t>
+      </w:r>
+      <w:r>
+        <w:rPr>
+          <w:rFonts w:ascii="Times New Roman" w:hAnsi="Times New Roman" w:cs="Times New Roman"/>
+          <w:sz w:val="28"/>
+          <w:szCs w:val="28"/>
+        </w:rPr>
+        <w:t xml:space="preserve"> (anonymized or aggregated where possible).</w:t>
+      </w:r>
+    </w:p>
+    <w:p>
+      <w:pPr>
+        <w:numPr>
+          <w:ilvl w:val="0"/>
+          <w:numId w:val="7"/>
+        </w:numPr>
+        <w:rPr>
+          <w:rFonts w:ascii="Times New Roman" w:hAnsi="Times New Roman" w:cs="Times New Roman"/>
+          <w:sz w:val="28"/>
+          <w:szCs w:val="28"/>
+        </w:rPr>
+      </w:pPr>
+      <w:r>
+        <w:rPr>
+          <w:rFonts w:ascii="Times New Roman" w:hAnsi="Times New Roman" w:cs="Times New Roman"/>
+          <w:sz w:val="28"/>
+          <w:szCs w:val="28"/>
+        </w:rPr>
+        <w:t>To personalize product recommendations, banners, and content.</w:t>
+      </w:r>
+    </w:p>
+    <w:p>
+      <w:pPr>
+        <w:numPr>
+          <w:ilvl w:val="0"/>
+          <w:numId w:val="7"/>
+        </w:numPr>
+        <w:rPr>
+          <w:rFonts w:ascii="Times New Roman" w:hAnsi="Times New Roman" w:cs="Times New Roman"/>
+          <w:sz w:val="28"/>
+          <w:szCs w:val="28"/>
+        </w:rPr>
+      </w:pPr>
+      <w:r>
+        <w:rPr>
+          <w:rFonts w:ascii="Times New Roman" w:hAnsi="Times New Roman" w:cs="Times New Roman"/>
+          <w:sz w:val="28"/>
+          <w:szCs w:val="28"/>
+        </w:rPr>
+        <w:t>To test new features and fix bugs.</w:t>
+      </w:r>
+    </w:p>
+    <w:p>
+      <w:pPr>
+        <w:rPr>
+          <w:rFonts w:ascii="Times New Roman" w:hAnsi="Times New Roman" w:cs="Times New Roman"/>
+          <w:b/>
+          <w:bCs/>
+          <w:sz w:val="28"/>
+          <w:szCs w:val="28"/>
+        </w:rPr>
+      </w:pPr>
+      <w:r>
+        <w:rPr>
+          <w:rFonts w:ascii="Times New Roman" w:hAnsi="Times New Roman" w:cs="Times New Roman"/>
+          <w:b/>
+          <w:bCs/>
+          <w:sz w:val="28"/>
+          <w:szCs w:val="28"/>
+        </w:rPr>
+        <w:t>3.5 Fraud prevention, security, and legal compliance (Legal Obligation / Legitimate Interest)</w:t>
       </w:r>
     </w:p>
     <w:p>
@@ -112,9 +1328,19 @@
           <w:ilvl w:val="0"/>
           <w:numId w:val="8"/>
         </w:numPr>
-      </w:pPr>
-      <w:r>
-        <w:t>Identity information, such as your name.</w:t>
+        <w:rPr>
+          <w:rFonts w:ascii="Times New Roman" w:hAnsi="Times New Roman" w:cs="Times New Roman"/>
+          <w:sz w:val="28"/>
+          <w:szCs w:val="28"/>
+        </w:rPr>
+      </w:pPr>
+      <w:r>
+        <w:rPr>
+          <w:rFonts w:ascii="Times New Roman" w:hAnsi="Times New Roman" w:cs="Times New Roman"/>
+          <w:sz w:val="28"/>
+          <w:szCs w:val="28"/>
+        </w:rPr>
+        <w:t>To detect and prevent fraud, abuse, and unauthorized transactions.</w:t>
       </w:r>
     </w:p>
     <w:p>
@@ -123,9 +1349,28 @@
           <w:ilvl w:val="0"/>
           <w:numId w:val="8"/>
         </w:numPr>
-      </w:pPr>
-      <w:r>
-        <w:t>Contact information, such as your email address, phone number, billing address, and shipping address.</w:t>
+        <w:rPr>
+          <w:rFonts w:ascii="Times New Roman" w:hAnsi="Times New Roman" w:cs="Times New Roman"/>
+          <w:sz w:val="28"/>
+          <w:szCs w:val="28"/>
+        </w:rPr>
+      </w:pPr>
+      <w:r>
+        <w:rPr>
+          <w:rFonts w:ascii="Times New Roman" w:hAnsi="Times New Roman" w:cs="Times New Roman"/>
+          <w:sz w:val="28"/>
+          <w:szCs w:val="28"/>
+        </w:rPr>
+        <w:t>To comply with applicable laws, tax, GST, e</w:t>
+      </w:r>
+      <w:r>
+        <w:rPr>
+          <w:rFonts w:ascii="Times New Roman" w:hAnsi="Times New Roman" w:cs="Times New Roman"/>
+          <w:sz w:val="28"/>
+          <w:szCs w:val="28"/>
+        </w:rPr>
+        <w:noBreakHyphen/>
+        <w:t>invoicing, and other regulatory requirements.</w:t>
       </w:r>
     </w:p>
     <w:p>
@@ -134,73 +1379,115 @@
           <w:ilvl w:val="0"/>
           <w:numId w:val="8"/>
         </w:numPr>
-      </w:pPr>
-      <w:r>
-        <w:t>Account information, if you register on our website, including login credentials and profile details.</w:t>
-      </w:r>
-    </w:p>
-    <w:p>
-      <w:pPr>
-        <w:numPr>
-          <w:ilvl w:val="0"/>
-          <w:numId w:val="8"/>
-        </w:numPr>
-      </w:pPr>
-      <w:r>
-        <w:t>Order and transaction information, including products purchased, payment status, delivery information, returns, refunds, and related records.</w:t>
-      </w:r>
-    </w:p>
-    <w:p>
-      <w:pPr>
-        <w:numPr>
-          <w:ilvl w:val="0"/>
-          <w:numId w:val="8"/>
-        </w:numPr>
-      </w:pPr>
-      <w:r>
-        <w:t>Communication information, including messages, support requests, complaints, and feedback.</w:t>
-      </w:r>
-    </w:p>
-    <w:p>
-      <w:pPr>
-        <w:numPr>
-          <w:ilvl w:val="0"/>
-          <w:numId w:val="8"/>
-        </w:numPr>
-      </w:pPr>
-      <w:r>
-        <w:t>Technical information, such as IP address, browser type, device identifiers, operating system, pages viewed, time spent on pages, referring URLs, and interaction data.</w:t>
-      </w:r>
-    </w:p>
-    <w:p>
-      <w:pPr>
-        <w:numPr>
-          <w:ilvl w:val="0"/>
-          <w:numId w:val="8"/>
-        </w:numPr>
-      </w:pPr>
-      <w:r>
-        <w:t>Cookies, pixels, and similar tracking data used for analytics, advertising, and website functionality.</w:t>
-      </w:r>
-    </w:p>
-    <w:p>
-      <w:pPr>
-        <w:rPr>
-          <w:b/>
-          <w:bCs/>
-        </w:rPr>
-      </w:pPr>
-      <w:r>
-        <w:rPr>
-          <w:b/>
-          <w:bCs/>
-        </w:rPr>
-        <w:t>2. How We Collect Information</w:t>
-      </w:r>
-    </w:p>
-    <w:p>
-      <w:r>
-        <w:t>We collect personal information when you:</w:t>
+        <w:rPr>
+          <w:rFonts w:ascii="Times New Roman" w:hAnsi="Times New Roman" w:cs="Times New Roman"/>
+          <w:sz w:val="28"/>
+          <w:szCs w:val="28"/>
+        </w:rPr>
+      </w:pPr>
+      <w:r>
+        <w:rPr>
+          <w:rFonts w:ascii="Times New Roman" w:hAnsi="Times New Roman" w:cs="Times New Roman"/>
+          <w:sz w:val="28"/>
+          <w:szCs w:val="28"/>
+        </w:rPr>
+        <w:t>To respond to lawful requests from government or law enforcement authorities.</w:t>
+      </w:r>
+    </w:p>
+    <w:p>
+      <w:pPr>
+        <w:rPr>
+          <w:rFonts w:ascii="Times New Roman" w:hAnsi="Times New Roman" w:cs="Times New Roman"/>
+          <w:sz w:val="28"/>
+          <w:szCs w:val="28"/>
+        </w:rPr>
+      </w:pPr>
+      <w:r>
+        <w:rPr>
+          <w:rFonts w:ascii="Times New Roman" w:hAnsi="Times New Roman" w:cs="Times New Roman"/>
+          <w:sz w:val="28"/>
+          <w:szCs w:val="28"/>
+        </w:rPr>
+        <w:pict w14:anchorId="38AF6F1D">
+          <v:rect id="_x0000_i1028" style="width:0;height:1.5pt" o:hralign="center" o:hrstd="t" o:hr="t" fillcolor="#a0a0a0" stroked="f"/>
+        </w:pict>
+      </w:r>
+    </w:p>
+    <w:p>
+      <w:pPr>
+        <w:rPr>
+          <w:rFonts w:ascii="Times New Roman" w:hAnsi="Times New Roman" w:cs="Times New Roman"/>
+          <w:b/>
+          <w:bCs/>
+          <w:sz w:val="28"/>
+          <w:szCs w:val="28"/>
+        </w:rPr>
+      </w:pPr>
+      <w:r>
+        <w:rPr>
+          <w:rFonts w:ascii="Times New Roman" w:hAnsi="Times New Roman" w:cs="Times New Roman"/>
+          <w:b/>
+          <w:bCs/>
+          <w:sz w:val="28"/>
+          <w:szCs w:val="28"/>
+        </w:rPr>
+        <w:t>4. How We Share Your Data</w:t>
+      </w:r>
+    </w:p>
+    <w:p>
+      <w:pPr>
+        <w:rPr>
+          <w:rFonts w:ascii="Times New Roman" w:hAnsi="Times New Roman" w:cs="Times New Roman"/>
+          <w:sz w:val="28"/>
+          <w:szCs w:val="28"/>
+        </w:rPr>
+      </w:pPr>
+      <w:r>
+        <w:rPr>
+          <w:rFonts w:ascii="Times New Roman" w:hAnsi="Times New Roman" w:cs="Times New Roman"/>
+          <w:sz w:val="28"/>
+          <w:szCs w:val="28"/>
+        </w:rPr>
+        <w:t xml:space="preserve">We do </w:t>
+      </w:r>
+      <w:r>
+        <w:rPr>
+          <w:rFonts w:ascii="Times New Roman" w:hAnsi="Times New Roman" w:cs="Times New Roman"/>
+          <w:b/>
+          <w:bCs/>
+          <w:sz w:val="28"/>
+          <w:szCs w:val="28"/>
+        </w:rPr>
+        <w:t>not</w:t>
+      </w:r>
+      <w:r>
+        <w:rPr>
+          <w:rFonts w:ascii="Times New Roman" w:hAnsi="Times New Roman" w:cs="Times New Roman"/>
+          <w:sz w:val="28"/>
+          <w:szCs w:val="28"/>
+        </w:rPr>
+        <w:t xml:space="preserve"> sell your personal data. We share data only with the following categories of third parties, and only as needed:</w:t>
+      </w:r>
+    </w:p>
+    <w:p>
+      <w:pPr>
+        <w:rPr>
+          <w:rFonts w:ascii="Times New Roman" w:hAnsi="Times New Roman" w:cs="Times New Roman"/>
+          <w:b/>
+          <w:bCs/>
+          <w:sz w:val="28"/>
+          <w:szCs w:val="28"/>
+        </w:rPr>
+      </w:pPr>
+      <w:r>
+        <w:rPr>
+          <w:rFonts w:ascii="Times New Roman" w:hAnsi="Times New Roman" w:cs="Times New Roman"/>
+          <w:b/>
+          <w:bCs/>
+          <w:sz w:val="28"/>
+          <w:szCs w:val="28"/>
+        </w:rPr>
+        <w:t>4.1 Payment processors</w:t>
       </w:r>
     </w:p>
     <w:p>
@@ -209,96 +1496,51 @@
           <w:ilvl w:val="0"/>
           <w:numId w:val="9"/>
         </w:numPr>
-      </w:pPr>
-      <w:r>
-        <w:t>Browse or use our website.</w:t>
-      </w:r>
-    </w:p>
-    <w:p>
-      <w:pPr>
-        <w:numPr>
-          <w:ilvl w:val="0"/>
-          <w:numId w:val="9"/>
-        </w:numPr>
-      </w:pPr>
-      <w:r>
-        <w:t>Create an account or log in.</w:t>
-      </w:r>
-    </w:p>
-    <w:p>
-      <w:pPr>
-        <w:numPr>
-          <w:ilvl w:val="0"/>
-          <w:numId w:val="9"/>
-        </w:numPr>
-      </w:pPr>
-      <w:r>
-        <w:t>Place an order or make a payment.</w:t>
-      </w:r>
-    </w:p>
-    <w:p>
-      <w:pPr>
-        <w:numPr>
-          <w:ilvl w:val="0"/>
-          <w:numId w:val="9"/>
-        </w:numPr>
-      </w:pPr>
-      <w:r>
-        <w:t>Subscribe to our newsletter or marketing communications.</w:t>
-      </w:r>
-    </w:p>
-    <w:p>
-      <w:pPr>
-        <w:numPr>
-          <w:ilvl w:val="0"/>
-          <w:numId w:val="9"/>
-        </w:numPr>
-      </w:pPr>
-      <w:r>
-        <w:t>Contact us by email or through customer support channels.</w:t>
-      </w:r>
-    </w:p>
-    <w:p>
-      <w:pPr>
-        <w:numPr>
-          <w:ilvl w:val="0"/>
-          <w:numId w:val="9"/>
-        </w:numPr>
-      </w:pPr>
-      <w:r>
+        <w:rPr>
+          <w:rFonts w:ascii="Times New Roman" w:hAnsi="Times New Roman" w:cs="Times New Roman"/>
+          <w:sz w:val="28"/>
+          <w:szCs w:val="28"/>
+        </w:rPr>
+      </w:pPr>
+      <w:r>
+        <w:rPr>
+          <w:rFonts w:ascii="Times New Roman" w:hAnsi="Times New Roman" w:cs="Times New Roman"/>
+          <w:b/>
+          <w:bCs/>
+          <w:sz w:val="28"/>
+          <w:szCs w:val="28"/>
+        </w:rPr>
         <w:lastRenderedPageBreak/>
-        <w:t>Submit reviews, ratings, or other content.</w:t>
-      </w:r>
-    </w:p>
-    <w:p>
-      <w:pPr>
-        <w:numPr>
-          <w:ilvl w:val="0"/>
-          <w:numId w:val="9"/>
-        </w:numPr>
-      </w:pPr>
-      <w:r>
-        <w:t>Interact with cookies, Google Analytics, Meta Pixel, or similar tracking technologies.</w:t>
-      </w:r>
-    </w:p>
-    <w:p>
-      <w:pPr>
-        <w:rPr>
-          <w:b/>
-          <w:bCs/>
-        </w:rPr>
-      </w:pPr>
-      <w:r>
-        <w:rPr>
-          <w:b/>
-          <w:bCs/>
-        </w:rPr>
-        <w:t>3. Use of Information</w:t>
-      </w:r>
-    </w:p>
-    <w:p>
-      <w:r>
-        <w:t>We use personal information for lawful business purposes, including:</w:t>
+        <w:t>Cashfree Payments</w:t>
+      </w:r>
+      <w:r>
+        <w:rPr>
+          <w:rFonts w:ascii="Times New Roman" w:hAnsi="Times New Roman" w:cs="Times New Roman"/>
+          <w:sz w:val="28"/>
+          <w:szCs w:val="28"/>
+        </w:rPr>
+        <w:t xml:space="preserve"> – to process card, UPI, net banking, and wallet payments. Cashfree handles payment authentication and fraud checks; we receive only transaction status and reference details.</w:t>
+      </w:r>
+    </w:p>
+    <w:p>
+      <w:pPr>
+        <w:rPr>
+          <w:rFonts w:ascii="Times New Roman" w:hAnsi="Times New Roman" w:cs="Times New Roman"/>
+          <w:b/>
+          <w:bCs/>
+          <w:sz w:val="28"/>
+          <w:szCs w:val="28"/>
+        </w:rPr>
+      </w:pPr>
+      <w:r>
+        <w:rPr>
+          <w:rFonts w:ascii="Times New Roman" w:hAnsi="Times New Roman" w:cs="Times New Roman"/>
+          <w:b/>
+          <w:bCs/>
+          <w:sz w:val="28"/>
+          <w:szCs w:val="28"/>
+        </w:rPr>
+        <w:t>4.2 Logistics and shipping partners</w:t>
       </w:r>
     </w:p>
     <w:p>
@@ -307,186 +1549,61 @@
           <w:ilvl w:val="0"/>
           <w:numId w:val="10"/>
         </w:numPr>
-      </w:pPr>
-      <w:r>
-        <w:t>Processing and fulfilling orders.</w:t>
+        <w:rPr>
+          <w:rFonts w:ascii="Times New Roman" w:hAnsi="Times New Roman" w:cs="Times New Roman"/>
+          <w:sz w:val="28"/>
+          <w:szCs w:val="28"/>
+        </w:rPr>
+      </w:pPr>
+      <w:r>
+        <w:rPr>
+          <w:rFonts w:ascii="Times New Roman" w:hAnsi="Times New Roman" w:cs="Times New Roman"/>
+          <w:sz w:val="28"/>
+          <w:szCs w:val="28"/>
+        </w:rPr>
+        <w:t>Courier and delivery partners (e.g., Delhivery, Shiprocket, Ecom Express, or similar) – to deliver your orders and manage returns.</w:t>
       </w:r>
     </w:p>
     <w:p>
       <w:pPr>
         <w:numPr>
-          <w:ilvl w:val="0"/>
+          <w:ilvl w:val="1"/>
           <w:numId w:val="10"/>
         </w:numPr>
-      </w:pPr>
-      <w:r>
-        <w:t>Delivering products and managing logistics.</w:t>
-      </w:r>
-    </w:p>
-    <w:p>
-      <w:pPr>
-        <w:numPr>
-          <w:ilvl w:val="0"/>
-          <w:numId w:val="10"/>
-        </w:numPr>
-      </w:pPr>
-      <w:r>
-        <w:t>Processing payments through third-party payment services.</w:t>
-      </w:r>
-    </w:p>
-    <w:p>
-      <w:pPr>
-        <w:numPr>
-          <w:ilvl w:val="0"/>
-          <w:numId w:val="10"/>
-        </w:numPr>
-      </w:pPr>
-      <w:r>
-        <w:t>Providing customer support and responding to queries.</w:t>
-      </w:r>
-    </w:p>
-    <w:p>
-      <w:pPr>
-        <w:numPr>
-          <w:ilvl w:val="0"/>
-          <w:numId w:val="10"/>
-        </w:numPr>
-      </w:pPr>
-      <w:r>
-        <w:t>Managing accounts, returns, exchanges, and refunds.</w:t>
-      </w:r>
-    </w:p>
-    <w:p>
-      <w:pPr>
-        <w:numPr>
-          <w:ilvl w:val="0"/>
-          <w:numId w:val="10"/>
-        </w:numPr>
-      </w:pPr>
-      <w:r>
-        <w:t>Sending order confirmations, service notices, and marketing communications where permitted.</w:t>
-      </w:r>
-    </w:p>
-    <w:p>
-      <w:pPr>
-        <w:numPr>
-          <w:ilvl w:val="0"/>
-          <w:numId w:val="10"/>
-        </w:numPr>
-      </w:pPr>
-      <w:r>
-        <w:t>Improving our website, products, and customer experience.</w:t>
-      </w:r>
-    </w:p>
-    <w:p>
-      <w:pPr>
-        <w:numPr>
-          <w:ilvl w:val="0"/>
-          <w:numId w:val="10"/>
-        </w:numPr>
-      </w:pPr>
-      <w:r>
-        <w:t>Measuring performance, traffic, and marketing effectiveness.</w:t>
-      </w:r>
-    </w:p>
-    <w:p>
-      <w:pPr>
-        <w:numPr>
-          <w:ilvl w:val="0"/>
-          <w:numId w:val="10"/>
-        </w:numPr>
-      </w:pPr>
-      <w:r>
-        <w:t>Detecting fraud, abuse, and unauthorized activity.</w:t>
-      </w:r>
-    </w:p>
-    <w:p>
-      <w:pPr>
-        <w:numPr>
-          <w:ilvl w:val="0"/>
-          <w:numId w:val="10"/>
-        </w:numPr>
-      </w:pPr>
-      <w:r>
-        <w:t>Complying with legal, tax, accounting, and regulatory obligations.</w:t>
-      </w:r>
-    </w:p>
-    <w:p>
-      <w:pPr>
-        <w:rPr>
-          <w:b/>
-          <w:bCs/>
-        </w:rPr>
-      </w:pPr>
-      <w:r>
-        <w:rPr>
-          <w:b/>
-          <w:bCs/>
-        </w:rPr>
-        <w:t>4. Payment Processing</w:t>
-      </w:r>
-    </w:p>
-    <w:p>
-      <w:r>
-        <w:t>We use </w:t>
-      </w:r>
-      <w:proofErr w:type="spellStart"/>
-      <w:r>
-        <w:rPr>
-          <w:b/>
-          <w:bCs/>
-        </w:rPr>
-        <w:t>Razorpay</w:t>
-      </w:r>
-      <w:proofErr w:type="spellEnd"/>
-      <w:r>
-        <w:t xml:space="preserve"> as our payment gateway. Payment-related data is processed by </w:t>
-      </w:r>
-      <w:proofErr w:type="spellStart"/>
-      <w:r>
-        <w:t>Razorpay</w:t>
-      </w:r>
-      <w:proofErr w:type="spellEnd"/>
-      <w:r>
-        <w:t xml:space="preserve"> and/or its authorized partners in accordance with their own privacy and security practices.</w:t>
-      </w:r>
-    </w:p>
-    <w:p>
-      <w:r>
-        <w:t>We do not intentionally store full card details such as card number, CVV, or other sensitive payment authentication data on our own systems, except where required for transaction records or legal compliance.</w:t>
-      </w:r>
-    </w:p>
-    <w:p>
-      <w:pPr>
-        <w:rPr>
-          <w:b/>
-          <w:bCs/>
-        </w:rPr>
-      </w:pPr>
-      <w:r>
-        <w:rPr>
-          <w:b/>
-          <w:bCs/>
-        </w:rPr>
-        <w:t>5. Cookies, Google Analytics, and Meta Pixel</w:t>
-      </w:r>
-    </w:p>
-    <w:p>
-      <w:r>
-        <w:t xml:space="preserve">We use cookies and similar technologies to operate the website, remember preferences, maintain shopping cart functionality, </w:t>
-      </w:r>
-      <w:proofErr w:type="spellStart"/>
-      <w:r>
-        <w:t>analyze</w:t>
-      </w:r>
-      <w:proofErr w:type="spellEnd"/>
-      <w:r>
-        <w:t xml:space="preserve"> traffic, and support marketing activities.</w:t>
-      </w:r>
-    </w:p>
-    <w:p>
-      <w:r>
-        <w:t>We also use:</w:t>
+        <w:rPr>
+          <w:rFonts w:ascii="Times New Roman" w:hAnsi="Times New Roman" w:cs="Times New Roman"/>
+          <w:sz w:val="28"/>
+          <w:szCs w:val="28"/>
+        </w:rPr>
+      </w:pPr>
+      <w:r>
+        <w:rPr>
+          <w:rFonts w:ascii="Times New Roman" w:hAnsi="Times New Roman" w:cs="Times New Roman"/>
+          <w:sz w:val="28"/>
+          <w:szCs w:val="28"/>
+        </w:rPr>
+        <w:t>Data shared: name, phone number, delivery address, order details.</w:t>
+      </w:r>
+    </w:p>
+    <w:p>
+      <w:pPr>
+        <w:rPr>
+          <w:rFonts w:ascii="Times New Roman" w:hAnsi="Times New Roman" w:cs="Times New Roman"/>
+          <w:b/>
+          <w:bCs/>
+          <w:sz w:val="28"/>
+          <w:szCs w:val="28"/>
+        </w:rPr>
+      </w:pPr>
+      <w:r>
+        <w:rPr>
+          <w:rFonts w:ascii="Times New Roman" w:hAnsi="Times New Roman" w:cs="Times New Roman"/>
+          <w:b/>
+          <w:bCs/>
+          <w:sz w:val="28"/>
+          <w:szCs w:val="28"/>
+        </w:rPr>
+        <w:t>4.3 Analytics and advertising partners</w:t>
       </w:r>
     </w:p>
     <w:p>
@@ -495,24 +1612,29 @@
           <w:ilvl w:val="0"/>
           <w:numId w:val="11"/>
         </w:numPr>
-      </w:pPr>
-      <w:r>
-        <w:rPr>
-          <w:b/>
-          <w:bCs/>
+        <w:rPr>
+          <w:rFonts w:ascii="Times New Roman" w:hAnsi="Times New Roman" w:cs="Times New Roman"/>
+          <w:sz w:val="28"/>
+          <w:szCs w:val="28"/>
+        </w:rPr>
+      </w:pPr>
+      <w:r>
+        <w:rPr>
+          <w:rFonts w:ascii="Times New Roman" w:hAnsi="Times New Roman" w:cs="Times New Roman"/>
+          <w:b/>
+          <w:bCs/>
+          <w:sz w:val="28"/>
+          <w:szCs w:val="28"/>
         </w:rPr>
         <w:t>Google Analytics</w:t>
       </w:r>
       <w:r>
-        <w:t xml:space="preserve">, to understand website usage, page performance, and user </w:t>
-      </w:r>
-      <w:proofErr w:type="spellStart"/>
-      <w:r>
-        <w:t>behavior</w:t>
-      </w:r>
-      <w:proofErr w:type="spellEnd"/>
-      <w:r>
-        <w:t>.</w:t>
+        <w:rPr>
+          <w:rFonts w:ascii="Times New Roman" w:hAnsi="Times New Roman" w:cs="Times New Roman"/>
+          <w:sz w:val="28"/>
+          <w:szCs w:val="28"/>
+        </w:rPr>
+        <w:t xml:space="preserve"> – to understand Site usage and performance.</w:t>
       </w:r>
     </w:p>
     <w:p>
@@ -521,62 +1643,98 @@
           <w:ilvl w:val="0"/>
           <w:numId w:val="11"/>
         </w:numPr>
-      </w:pPr>
-      <w:r>
-        <w:rPr>
-          <w:b/>
-          <w:bCs/>
-        </w:rPr>
-        <w:t>Meta Pixel</w:t>
-      </w:r>
-      <w:r>
-        <w:t>, to measure advertising performance, support retargeting, and improve marketing campaigns.</w:t>
-      </w:r>
-    </w:p>
-    <w:p>
-      <w:r>
-        <w:lastRenderedPageBreak/>
-        <w:t>These tools may collect technical and usage information such as device identifiers, IP address, browser data, pages visited, clicks, and conversions.</w:t>
-      </w:r>
-    </w:p>
-    <w:p>
-      <w:r>
-        <w:t>You can manage cookies through your browser settings, and where required by applicable law, through on-site consent controls.</w:t>
-      </w:r>
-    </w:p>
-    <w:p>
-      <w:pPr>
-        <w:rPr>
-          <w:b/>
-          <w:bCs/>
-        </w:rPr>
-      </w:pPr>
-      <w:r>
-        <w:rPr>
-          <w:b/>
-          <w:bCs/>
-        </w:rPr>
-        <w:t>6. Disclosure of Information</w:t>
-      </w:r>
-    </w:p>
-    <w:p>
-      <w:r>
-        <w:t>We do </w:t>
-      </w:r>
-      <w:r>
-        <w:rPr>
-          <w:b/>
-          <w:bCs/>
-        </w:rPr>
-        <w:t>not sell</w:t>
-      </w:r>
-      <w:r>
-        <w:t> your personal information.</w:t>
-      </w:r>
-    </w:p>
-    <w:p>
-      <w:r>
-        <w:t>We may disclose personal information only where necessary for legitimate business purposes, including to:</w:t>
+        <w:rPr>
+          <w:rFonts w:ascii="Times New Roman" w:hAnsi="Times New Roman" w:cs="Times New Roman"/>
+          <w:sz w:val="28"/>
+          <w:szCs w:val="28"/>
+        </w:rPr>
+      </w:pPr>
+      <w:r>
+        <w:rPr>
+          <w:rFonts w:ascii="Times New Roman" w:hAnsi="Times New Roman" w:cs="Times New Roman"/>
+          <w:b/>
+          <w:bCs/>
+          <w:sz w:val="28"/>
+          <w:szCs w:val="28"/>
+        </w:rPr>
+        <w:t>Meta Pixel (Facebook/Instagram)</w:t>
+      </w:r>
+      <w:r>
+        <w:rPr>
+          <w:rFonts w:ascii="Times New Roman" w:hAnsi="Times New Roman" w:cs="Times New Roman"/>
+          <w:sz w:val="28"/>
+          <w:szCs w:val="28"/>
+        </w:rPr>
+        <w:t xml:space="preserve"> – to measure ad performance and create custom audiences.</w:t>
+      </w:r>
+    </w:p>
+    <w:p>
+      <w:pPr>
+        <w:numPr>
+          <w:ilvl w:val="0"/>
+          <w:numId w:val="11"/>
+        </w:numPr>
+        <w:rPr>
+          <w:rFonts w:ascii="Times New Roman" w:hAnsi="Times New Roman" w:cs="Times New Roman"/>
+          <w:sz w:val="28"/>
+          <w:szCs w:val="28"/>
+        </w:rPr>
+      </w:pPr>
+      <w:r>
+        <w:rPr>
+          <w:rFonts w:ascii="Times New Roman" w:hAnsi="Times New Roman" w:cs="Times New Roman"/>
+          <w:b/>
+          <w:bCs/>
+          <w:sz w:val="28"/>
+          <w:szCs w:val="28"/>
+        </w:rPr>
+        <w:t>Hotjar</w:t>
+      </w:r>
+      <w:r>
+        <w:rPr>
+          <w:rFonts w:ascii="Times New Roman" w:hAnsi="Times New Roman" w:cs="Times New Roman"/>
+          <w:sz w:val="28"/>
+          <w:szCs w:val="28"/>
+        </w:rPr>
+        <w:t xml:space="preserve"> (if used) – to analyze user behavior via heatmaps and session recordings (normally excludes sensitive fields).</w:t>
+      </w:r>
+    </w:p>
+    <w:p>
+      <w:pPr>
+        <w:rPr>
+          <w:rFonts w:ascii="Times New Roman" w:hAnsi="Times New Roman" w:cs="Times New Roman"/>
+          <w:sz w:val="28"/>
+          <w:szCs w:val="28"/>
+        </w:rPr>
+      </w:pPr>
+      <w:r>
+        <w:rPr>
+          <w:rFonts w:ascii="Times New Roman" w:hAnsi="Times New Roman" w:cs="Times New Roman"/>
+          <w:sz w:val="28"/>
+          <w:szCs w:val="28"/>
+        </w:rPr>
+        <w:t>These partners may receive pseudonymized or aggregated data; some processing may occur on servers outside India, based on your consent.</w:t>
+      </w:r>
+    </w:p>
+    <w:p>
+      <w:pPr>
+        <w:rPr>
+          <w:rFonts w:ascii="Times New Roman" w:hAnsi="Times New Roman" w:cs="Times New Roman"/>
+          <w:b/>
+          <w:bCs/>
+          <w:sz w:val="28"/>
+          <w:szCs w:val="28"/>
+        </w:rPr>
+      </w:pPr>
+      <w:r>
+        <w:rPr>
+          <w:rFonts w:ascii="Times New Roman" w:hAnsi="Times New Roman" w:cs="Times New Roman"/>
+          <w:b/>
+          <w:bCs/>
+          <w:sz w:val="28"/>
+          <w:szCs w:val="28"/>
+        </w:rPr>
+        <w:t>4.4 Customer support and communication tools</w:t>
       </w:r>
     </w:p>
     <w:p>
@@ -585,89 +1743,40 @@
           <w:ilvl w:val="0"/>
           <w:numId w:val="12"/>
         </w:numPr>
-      </w:pPr>
-      <w:r>
-        <w:t>Payment service providers.</w:t>
-      </w:r>
-    </w:p>
-    <w:p>
-      <w:pPr>
-        <w:numPr>
-          <w:ilvl w:val="0"/>
-          <w:numId w:val="12"/>
-        </w:numPr>
-      </w:pPr>
-      <w:r>
-        <w:t>Shipping, courier, and logistics partners.</w:t>
-      </w:r>
-    </w:p>
-    <w:p>
-      <w:pPr>
-        <w:numPr>
-          <w:ilvl w:val="0"/>
-          <w:numId w:val="12"/>
-        </w:numPr>
-      </w:pPr>
-      <w:r>
-        <w:t>Hosting, cloud, IT, security, and support service providers.</w:t>
-      </w:r>
-    </w:p>
-    <w:p>
-      <w:pPr>
-        <w:numPr>
-          <w:ilvl w:val="0"/>
-          <w:numId w:val="12"/>
-        </w:numPr>
-      </w:pPr>
-      <w:r>
-        <w:t>Analytics and advertising service providers, including Google and Meta-related tools.</w:t>
-      </w:r>
-    </w:p>
-    <w:p>
-      <w:pPr>
-        <w:numPr>
-          <w:ilvl w:val="0"/>
-          <w:numId w:val="12"/>
-        </w:numPr>
-      </w:pPr>
-      <w:r>
-        <w:t>Professional advisers, auditors, and legal consultants.</w:t>
-      </w:r>
-    </w:p>
-    <w:p>
-      <w:pPr>
-        <w:numPr>
-          <w:ilvl w:val="0"/>
-          <w:numId w:val="12"/>
-        </w:numPr>
-      </w:pPr>
-      <w:r>
-        <w:t>Government authorities, courts, or regulators when required by law.</w:t>
-      </w:r>
-    </w:p>
-    <w:p>
-      <w:r>
-        <w:t>Any third party that processes personal information on our behalf is expected to use it only for the agreed purpose and to maintain reasonable safeguards.</w:t>
-      </w:r>
-    </w:p>
-    <w:p>
-      <w:pPr>
-        <w:rPr>
-          <w:b/>
-          <w:bCs/>
-        </w:rPr>
-      </w:pPr>
-      <w:r>
-        <w:rPr>
-          <w:b/>
-          <w:bCs/>
-        </w:rPr>
-        <w:t>7. Data Retention</w:t>
-      </w:r>
-    </w:p>
-    <w:p>
-      <w:r>
-        <w:t>We retain personal information only for as long as reasonably necessary to:</w:t>
+        <w:rPr>
+          <w:rFonts w:ascii="Times New Roman" w:hAnsi="Times New Roman" w:cs="Times New Roman"/>
+          <w:sz w:val="28"/>
+          <w:szCs w:val="28"/>
+        </w:rPr>
+      </w:pPr>
+      <w:r>
+        <w:rPr>
+          <w:rFonts w:ascii="Times New Roman" w:hAnsi="Times New Roman" w:cs="Times New Roman"/>
+          <w:sz w:val="28"/>
+          <w:szCs w:val="28"/>
+        </w:rPr>
+        <w:t>Email/WhatsApp/SMS providers and CRM tools (e.g., Interakt, Klaviyo, Mailchimp, or similar) – to send transactional and marketing messages and manage support tickets.</w:t>
+      </w:r>
+    </w:p>
+    <w:p>
+      <w:pPr>
+        <w:rPr>
+          <w:rFonts w:ascii="Times New Roman" w:hAnsi="Times New Roman" w:cs="Times New Roman"/>
+          <w:b/>
+          <w:bCs/>
+          <w:sz w:val="28"/>
+          <w:szCs w:val="28"/>
+        </w:rPr>
+      </w:pPr>
+      <w:r>
+        <w:rPr>
+          <w:rFonts w:ascii="Times New Roman" w:hAnsi="Times New Roman" w:cs="Times New Roman"/>
+          <w:b/>
+          <w:bCs/>
+          <w:sz w:val="28"/>
+          <w:szCs w:val="28"/>
+        </w:rPr>
+        <w:t>4.5 Hosting, security, and infrastructure</w:t>
       </w:r>
     </w:p>
     <w:p>
@@ -676,123 +1785,40 @@
           <w:ilvl w:val="0"/>
           <w:numId w:val="13"/>
         </w:numPr>
-      </w:pPr>
-      <w:r>
-        <w:t>Complete transactions and provide services.</w:t>
-      </w:r>
-    </w:p>
-    <w:p>
-      <w:pPr>
-        <w:numPr>
-          <w:ilvl w:val="0"/>
-          <w:numId w:val="13"/>
-        </w:numPr>
-      </w:pPr>
-      <w:r>
-        <w:t>Maintain business, accounting, and tax records.</w:t>
-      </w:r>
-    </w:p>
-    <w:p>
-      <w:pPr>
-        <w:numPr>
-          <w:ilvl w:val="0"/>
-          <w:numId w:val="13"/>
-        </w:numPr>
-      </w:pPr>
-      <w:r>
-        <w:t>Resolve disputes and enforce agreements.</w:t>
-      </w:r>
-    </w:p>
-    <w:p>
-      <w:pPr>
-        <w:numPr>
-          <w:ilvl w:val="0"/>
-          <w:numId w:val="13"/>
-        </w:numPr>
-      </w:pPr>
-      <w:r>
-        <w:t>Comply with legal and regulatory obligations.</w:t>
-      </w:r>
-    </w:p>
-    <w:p>
-      <w:r>
-        <w:t>When personal data is no longer required, we will take reasonable steps to delete, anonymize, or securely archive it, subject to applicable legal requirements.</w:t>
-      </w:r>
-    </w:p>
-    <w:p>
-      <w:pPr>
-        <w:rPr>
-          <w:b/>
-          <w:bCs/>
-        </w:rPr>
-      </w:pPr>
-      <w:r>
-        <w:rPr>
-          <w:b/>
-          <w:bCs/>
-        </w:rPr>
-        <w:t>8. Security</w:t>
-      </w:r>
-    </w:p>
-    <w:p>
-      <w:r>
-        <w:t>We implement reasonable technical and organizational measures to protect personal information against unauthorized access, loss, misuse, alteration, or disclosure.</w:t>
-      </w:r>
-    </w:p>
-    <w:p>
-      <w:r>
-        <w:t>However, no method of transmission over the internet or electronic storage is fully secure, and we cannot guarantee absolute security.</w:t>
-      </w:r>
-    </w:p>
-    <w:p>
-      <w:pPr>
-        <w:rPr>
-          <w:b/>
-          <w:bCs/>
-        </w:rPr>
-      </w:pPr>
-      <w:r>
-        <w:rPr>
-          <w:b/>
-          <w:bCs/>
-        </w:rPr>
-        <w:t>9. OTP Authentication and Security Verification</w:t>
-      </w:r>
-    </w:p>
-    <w:p>
-      <w:r>
-        <w:lastRenderedPageBreak/>
-        <w:t>We may use one-time passwords (“OTP”), email verification codes, SMS verification codes, or similar authentication methods to verify your identity, secure your account, and protect against unauthorized access. We may also use OTP or other verification steps during registration, login, password reset, account recovery, order confirmation, and certain payment or transaction-related actions.</w:t>
-      </w:r>
-    </w:p>
-    <w:p>
-      <w:r>
-        <w:t>Where required, OTPs or verification codes may be sent to the mobile number or email address provided by you. You are responsible for ensuring that your contact details remain accurate and accessible. We may rely on third-party service providers to deliver OTP messages and related verification communications.</w:t>
-      </w:r>
-    </w:p>
-    <w:p>
-      <w:r>
-        <w:t>OTP information is used only for authentication, security, and fraud prevention purposes. It is not used for marketing purposes.</w:t>
-      </w:r>
-    </w:p>
-    <w:p>
-      <w:pPr>
-        <w:rPr>
-          <w:b/>
-          <w:bCs/>
-        </w:rPr>
-      </w:pPr>
-      <w:r>
-        <w:rPr>
-          <w:b/>
-          <w:bCs/>
-        </w:rPr>
-        <w:t>10. Your Rights</w:t>
-      </w:r>
-    </w:p>
-    <w:p>
-      <w:r>
-        <w:t>Subject to applicable law, you may have the right to:</w:t>
+        <w:rPr>
+          <w:rFonts w:ascii="Times New Roman" w:hAnsi="Times New Roman" w:cs="Times New Roman"/>
+          <w:sz w:val="28"/>
+          <w:szCs w:val="28"/>
+        </w:rPr>
+      </w:pPr>
+      <w:r>
+        <w:rPr>
+          <w:rFonts w:ascii="Times New Roman" w:hAnsi="Times New Roman" w:cs="Times New Roman"/>
+          <w:sz w:val="28"/>
+          <w:szCs w:val="28"/>
+        </w:rPr>
+        <w:t>Web hosting, CDN, and cloud providers (e.g., AWS, Cloudflare, or similar) – to host the Site, ensure uptime, and protect against attacks.</w:t>
+      </w:r>
+    </w:p>
+    <w:p>
+      <w:pPr>
+        <w:rPr>
+          <w:rFonts w:ascii="Times New Roman" w:hAnsi="Times New Roman" w:cs="Times New Roman"/>
+          <w:b/>
+          <w:bCs/>
+          <w:sz w:val="28"/>
+          <w:szCs w:val="28"/>
+        </w:rPr>
+      </w:pPr>
+      <w:r>
+        <w:rPr>
+          <w:rFonts w:ascii="Times New Roman" w:hAnsi="Times New Roman" w:cs="Times New Roman"/>
+          <w:b/>
+          <w:bCs/>
+          <w:sz w:val="28"/>
+          <w:szCs w:val="28"/>
+        </w:rPr>
+        <w:t>4.6 Legal and regulatory authorities</w:t>
       </w:r>
     </w:p>
     <w:p>
@@ -801,280 +1827,2251 @@
           <w:ilvl w:val="0"/>
           <w:numId w:val="14"/>
         </w:numPr>
-      </w:pPr>
-      <w:r>
-        <w:t>Access your personal information.</w:t>
+        <w:rPr>
+          <w:rFonts w:ascii="Times New Roman" w:hAnsi="Times New Roman" w:cs="Times New Roman"/>
+          <w:sz w:val="28"/>
+          <w:szCs w:val="28"/>
+        </w:rPr>
+      </w:pPr>
+      <w:r>
+        <w:rPr>
+          <w:rFonts w:ascii="Times New Roman" w:hAnsi="Times New Roman" w:cs="Times New Roman"/>
+          <w:sz w:val="28"/>
+          <w:szCs w:val="28"/>
+        </w:rPr>
+        <w:t>Government, tax, and law enforcement authorities when required by law or to protect our rights and safety.</w:t>
+      </w:r>
+    </w:p>
+    <w:p>
+      <w:pPr>
+        <w:rPr>
+          <w:rFonts w:ascii="Times New Roman" w:hAnsi="Times New Roman" w:cs="Times New Roman"/>
+          <w:sz w:val="28"/>
+          <w:szCs w:val="28"/>
+        </w:rPr>
+      </w:pPr>
+      <w:r>
+        <w:rPr>
+          <w:rFonts w:ascii="Times New Roman" w:hAnsi="Times New Roman" w:cs="Times New Roman"/>
+          <w:sz w:val="28"/>
+          <w:szCs w:val="28"/>
+        </w:rPr>
+        <w:t>All third parties are contractually required to protect your data and use it only for the specified purposes.</w:t>
+      </w:r>
+    </w:p>
+    <w:p>
+      <w:pPr>
+        <w:rPr>
+          <w:rFonts w:ascii="Times New Roman" w:hAnsi="Times New Roman" w:cs="Times New Roman"/>
+          <w:sz w:val="28"/>
+          <w:szCs w:val="28"/>
+        </w:rPr>
+      </w:pPr>
+      <w:r>
+        <w:rPr>
+          <w:rFonts w:ascii="Times New Roman" w:hAnsi="Times New Roman" w:cs="Times New Roman"/>
+          <w:sz w:val="28"/>
+          <w:szCs w:val="28"/>
+        </w:rPr>
+        <w:pict w14:anchorId="3D46835A">
+          <v:rect id="_x0000_i1029" style="width:0;height:1.5pt" o:hralign="center" o:hrstd="t" o:hr="t" fillcolor="#a0a0a0" stroked="f"/>
+        </w:pict>
+      </w:r>
+    </w:p>
+    <w:p>
+      <w:pPr>
+        <w:rPr>
+          <w:rFonts w:ascii="Times New Roman" w:hAnsi="Times New Roman" w:cs="Times New Roman"/>
+          <w:b/>
+          <w:bCs/>
+          <w:sz w:val="28"/>
+          <w:szCs w:val="28"/>
+        </w:rPr>
+      </w:pPr>
+      <w:r>
+        <w:rPr>
+          <w:rFonts w:ascii="Times New Roman" w:hAnsi="Times New Roman" w:cs="Times New Roman"/>
+          <w:b/>
+          <w:bCs/>
+          <w:sz w:val="28"/>
+          <w:szCs w:val="28"/>
+        </w:rPr>
+        <w:t>5. International Data Transfers</w:t>
+      </w:r>
+    </w:p>
+    <w:p>
+      <w:pPr>
+        <w:rPr>
+          <w:rFonts w:ascii="Times New Roman" w:hAnsi="Times New Roman" w:cs="Times New Roman"/>
+          <w:sz w:val="28"/>
+          <w:szCs w:val="28"/>
+        </w:rPr>
+      </w:pPr>
+      <w:r>
+        <w:rPr>
+          <w:rFonts w:ascii="Times New Roman" w:hAnsi="Times New Roman" w:cs="Times New Roman"/>
+          <w:sz w:val="28"/>
+          <w:szCs w:val="28"/>
+        </w:rPr>
+        <w:lastRenderedPageBreak/>
+        <w:t xml:space="preserve">Currently, we </w:t>
+      </w:r>
+      <w:r>
+        <w:rPr>
+          <w:rFonts w:ascii="Times New Roman" w:hAnsi="Times New Roman" w:cs="Times New Roman"/>
+          <w:b/>
+          <w:bCs/>
+          <w:sz w:val="28"/>
+          <w:szCs w:val="28"/>
+        </w:rPr>
+        <w:t>do not intentionally transfer</w:t>
+      </w:r>
+      <w:r>
+        <w:rPr>
+          <w:rFonts w:ascii="Times New Roman" w:hAnsi="Times New Roman" w:cs="Times New Roman"/>
+          <w:sz w:val="28"/>
+          <w:szCs w:val="28"/>
+        </w:rPr>
+        <w:t xml:space="preserve"> your personal data outside India, except where a third</w:t>
+      </w:r>
+      <w:r>
+        <w:rPr>
+          <w:rFonts w:ascii="Times New Roman" w:hAnsi="Times New Roman" w:cs="Times New Roman"/>
+          <w:sz w:val="28"/>
+          <w:szCs w:val="28"/>
+        </w:rPr>
+        <w:noBreakHyphen/>
+        <w:t>party service provider’s infrastructure may process or store certain non</w:t>
+      </w:r>
+      <w:r>
+        <w:rPr>
+          <w:rFonts w:ascii="Times New Roman" w:hAnsi="Times New Roman" w:cs="Times New Roman"/>
+          <w:sz w:val="28"/>
+          <w:szCs w:val="28"/>
+        </w:rPr>
+        <w:noBreakHyphen/>
+        <w:t>sensitive data (e.g., analytics, ads) on servers outside India.</w:t>
+      </w:r>
+    </w:p>
+    <w:p>
+      <w:pPr>
+        <w:rPr>
+          <w:rFonts w:ascii="Times New Roman" w:hAnsi="Times New Roman" w:cs="Times New Roman"/>
+          <w:sz w:val="28"/>
+          <w:szCs w:val="28"/>
+        </w:rPr>
+      </w:pPr>
+      <w:r>
+        <w:rPr>
+          <w:rFonts w:ascii="Times New Roman" w:hAnsi="Times New Roman" w:cs="Times New Roman"/>
+          <w:sz w:val="28"/>
+          <w:szCs w:val="28"/>
+        </w:rPr>
+        <w:t>Where such transfers occur, we rely on applicable legal frameworks and contractual safeguards under DPDPA and other laws, and on your consent where required.</w:t>
+      </w:r>
+    </w:p>
+    <w:p>
+      <w:pPr>
+        <w:rPr>
+          <w:rFonts w:ascii="Times New Roman" w:hAnsi="Times New Roman" w:cs="Times New Roman"/>
+          <w:sz w:val="28"/>
+          <w:szCs w:val="28"/>
+        </w:rPr>
+      </w:pPr>
+      <w:r>
+        <w:rPr>
+          <w:rFonts w:ascii="Times New Roman" w:hAnsi="Times New Roman" w:cs="Times New Roman"/>
+          <w:sz w:val="28"/>
+          <w:szCs w:val="28"/>
+        </w:rPr>
+        <w:pict w14:anchorId="5529E90A">
+          <v:rect id="_x0000_i1030" style="width:0;height:1.5pt" o:hralign="center" o:hrstd="t" o:hr="t" fillcolor="#a0a0a0" stroked="f"/>
+        </w:pict>
+      </w:r>
+    </w:p>
+    <w:p>
+      <w:pPr>
+        <w:rPr>
+          <w:rFonts w:ascii="Times New Roman" w:hAnsi="Times New Roman" w:cs="Times New Roman"/>
+          <w:b/>
+          <w:bCs/>
+          <w:sz w:val="28"/>
+          <w:szCs w:val="28"/>
+        </w:rPr>
+      </w:pPr>
+      <w:r>
+        <w:rPr>
+          <w:rFonts w:ascii="Times New Roman" w:hAnsi="Times New Roman" w:cs="Times New Roman"/>
+          <w:b/>
+          <w:bCs/>
+          <w:sz w:val="28"/>
+          <w:szCs w:val="28"/>
+        </w:rPr>
+        <w:t>6. Data Retention – How Long We Keep Your Data</w:t>
+      </w:r>
+    </w:p>
+    <w:p>
+      <w:pPr>
+        <w:rPr>
+          <w:rFonts w:ascii="Times New Roman" w:hAnsi="Times New Roman" w:cs="Times New Roman"/>
+          <w:sz w:val="28"/>
+          <w:szCs w:val="28"/>
+        </w:rPr>
+      </w:pPr>
+      <w:r>
+        <w:rPr>
+          <w:rFonts w:ascii="Times New Roman" w:hAnsi="Times New Roman" w:cs="Times New Roman"/>
+          <w:sz w:val="28"/>
+          <w:szCs w:val="28"/>
+        </w:rPr>
+        <w:t>We retain your personal data only as long as necessary for the purposes described in this policy and as required by law.</w:t>
+      </w:r>
+    </w:p>
+    <w:p>
+      <w:pPr>
+        <w:rPr>
+          <w:rFonts w:ascii="Times New Roman" w:hAnsi="Times New Roman" w:cs="Times New Roman"/>
+          <w:sz w:val="28"/>
+          <w:szCs w:val="28"/>
+        </w:rPr>
+      </w:pPr>
+      <w:r>
+        <w:rPr>
+          <w:rFonts w:ascii="Times New Roman" w:hAnsi="Times New Roman" w:cs="Times New Roman"/>
+          <w:sz w:val="28"/>
+          <w:szCs w:val="28"/>
+        </w:rPr>
+        <w:t>Typical retention periods:</w:t>
       </w:r>
     </w:p>
     <w:p>
       <w:pPr>
         <w:numPr>
           <w:ilvl w:val="0"/>
-          <w:numId w:val="14"/>
+          <w:numId w:val="15"/>
         </w:numPr>
-      </w:pPr>
-      <w:r>
-        <w:t>Request correction of inaccurate or incomplete information.</w:t>
+        <w:rPr>
+          <w:rFonts w:ascii="Times New Roman" w:hAnsi="Times New Roman" w:cs="Times New Roman"/>
+          <w:sz w:val="28"/>
+          <w:szCs w:val="28"/>
+        </w:rPr>
+      </w:pPr>
+      <w:r>
+        <w:rPr>
+          <w:rFonts w:ascii="Times New Roman" w:hAnsi="Times New Roman" w:cs="Times New Roman"/>
+          <w:b/>
+          <w:bCs/>
+          <w:sz w:val="28"/>
+          <w:szCs w:val="28"/>
+        </w:rPr>
+        <w:t>Account data (name, email, phone, address):</w:t>
+      </w:r>
+      <w:r>
+        <w:rPr>
+          <w:rFonts w:ascii="Times New Roman" w:hAnsi="Times New Roman" w:cs="Times New Roman"/>
+          <w:sz w:val="28"/>
+          <w:szCs w:val="28"/>
+        </w:rPr>
+        <w:t xml:space="preserve"> retained while your account is active and for up to </w:t>
+      </w:r>
+      <w:r>
+        <w:rPr>
+          <w:rFonts w:ascii="Times New Roman" w:hAnsi="Times New Roman" w:cs="Times New Roman"/>
+          <w:b/>
+          <w:bCs/>
+          <w:sz w:val="28"/>
+          <w:szCs w:val="28"/>
+        </w:rPr>
+        <w:t>3 years</w:t>
+      </w:r>
+      <w:r>
+        <w:rPr>
+          <w:rFonts w:ascii="Times New Roman" w:hAnsi="Times New Roman" w:cs="Times New Roman"/>
+          <w:sz w:val="28"/>
+          <w:szCs w:val="28"/>
+        </w:rPr>
+        <w:t xml:space="preserve"> after your last activity, unless you request earlier deletion.</w:t>
       </w:r>
     </w:p>
     <w:p>
       <w:pPr>
         <w:numPr>
           <w:ilvl w:val="0"/>
-          <w:numId w:val="14"/>
+          <w:numId w:val="15"/>
         </w:numPr>
-      </w:pPr>
-      <w:r>
-        <w:t xml:space="preserve">Request deletion of your personal information </w:t>
-      </w:r>
-      <w:proofErr w:type="gramStart"/>
-      <w:r>
-        <w:t>where</w:t>
-      </w:r>
-      <w:proofErr w:type="gramEnd"/>
-      <w:r>
-        <w:t xml:space="preserve"> permitted by law.</w:t>
+        <w:rPr>
+          <w:rFonts w:ascii="Times New Roman" w:hAnsi="Times New Roman" w:cs="Times New Roman"/>
+          <w:sz w:val="28"/>
+          <w:szCs w:val="28"/>
+        </w:rPr>
+      </w:pPr>
+      <w:r>
+        <w:rPr>
+          <w:rFonts w:ascii="Times New Roman" w:hAnsi="Times New Roman" w:cs="Times New Roman"/>
+          <w:b/>
+          <w:bCs/>
+          <w:sz w:val="28"/>
+          <w:szCs w:val="28"/>
+        </w:rPr>
+        <w:t>Order and transaction data:</w:t>
+      </w:r>
+      <w:r>
+        <w:rPr>
+          <w:rFonts w:ascii="Times New Roman" w:hAnsi="Times New Roman" w:cs="Times New Roman"/>
+          <w:sz w:val="28"/>
+          <w:szCs w:val="28"/>
+        </w:rPr>
+        <w:t xml:space="preserve"> retained for at least </w:t>
+      </w:r>
+      <w:r>
+        <w:rPr>
+          <w:rFonts w:ascii="Times New Roman" w:hAnsi="Times New Roman" w:cs="Times New Roman"/>
+          <w:b/>
+          <w:bCs/>
+          <w:sz w:val="28"/>
+          <w:szCs w:val="28"/>
+        </w:rPr>
+        <w:t>6–8 years</w:t>
+      </w:r>
+      <w:r>
+        <w:rPr>
+          <w:rFonts w:ascii="Times New Roman" w:hAnsi="Times New Roman" w:cs="Times New Roman"/>
+          <w:sz w:val="28"/>
+          <w:szCs w:val="28"/>
+        </w:rPr>
+        <w:t xml:space="preserve"> to comply with Income Tax, GST, and Companies Act requirements for books of account and e</w:t>
+      </w:r>
+      <w:r>
+        <w:rPr>
+          <w:rFonts w:ascii="Times New Roman" w:hAnsi="Times New Roman" w:cs="Times New Roman"/>
+          <w:sz w:val="28"/>
+          <w:szCs w:val="28"/>
+        </w:rPr>
+        <w:noBreakHyphen/>
+        <w:t>invoices.</w:t>
       </w:r>
     </w:p>
     <w:p>
       <w:pPr>
         <w:numPr>
           <w:ilvl w:val="0"/>
-          <w:numId w:val="14"/>
+          <w:numId w:val="15"/>
         </w:numPr>
-      </w:pPr>
-      <w:r>
-        <w:t>Withdraw consent where processing is based on consent.</w:t>
+        <w:rPr>
+          <w:rFonts w:ascii="Times New Roman" w:hAnsi="Times New Roman" w:cs="Times New Roman"/>
+          <w:sz w:val="28"/>
+          <w:szCs w:val="28"/>
+        </w:rPr>
+      </w:pPr>
+      <w:r>
+        <w:rPr>
+          <w:rFonts w:ascii="Times New Roman" w:hAnsi="Times New Roman" w:cs="Times New Roman"/>
+          <w:b/>
+          <w:bCs/>
+          <w:sz w:val="28"/>
+          <w:szCs w:val="28"/>
+        </w:rPr>
+        <w:t>Billing and tax records:</w:t>
+      </w:r>
+      <w:r>
+        <w:rPr>
+          <w:rFonts w:ascii="Times New Roman" w:hAnsi="Times New Roman" w:cs="Times New Roman"/>
+          <w:sz w:val="28"/>
+          <w:szCs w:val="28"/>
+        </w:rPr>
+        <w:t xml:space="preserve"> retained for </w:t>
+      </w:r>
+      <w:r>
+        <w:rPr>
+          <w:rFonts w:ascii="Times New Roman" w:hAnsi="Times New Roman" w:cs="Times New Roman"/>
+          <w:b/>
+          <w:bCs/>
+          <w:sz w:val="28"/>
+          <w:szCs w:val="28"/>
+        </w:rPr>
+        <w:t>6–8 years</w:t>
+      </w:r>
+      <w:r>
+        <w:rPr>
+          <w:rFonts w:ascii="Times New Roman" w:hAnsi="Times New Roman" w:cs="Times New Roman"/>
+          <w:sz w:val="28"/>
+          <w:szCs w:val="28"/>
+        </w:rPr>
+        <w:t xml:space="preserve"> as per Indian tax laws.</w:t>
       </w:r>
     </w:p>
     <w:p>
       <w:pPr>
         <w:numPr>
           <w:ilvl w:val="0"/>
-          <w:numId w:val="14"/>
+          <w:numId w:val="15"/>
         </w:numPr>
-      </w:pPr>
-      <w:r>
-        <w:t>Object to or restrict certain processing activities.</w:t>
+        <w:rPr>
+          <w:rFonts w:ascii="Times New Roman" w:hAnsi="Times New Roman" w:cs="Times New Roman"/>
+          <w:sz w:val="28"/>
+          <w:szCs w:val="28"/>
+        </w:rPr>
+      </w:pPr>
+      <w:r>
+        <w:rPr>
+          <w:rFonts w:ascii="Times New Roman" w:hAnsi="Times New Roman" w:cs="Times New Roman"/>
+          <w:b/>
+          <w:bCs/>
+          <w:sz w:val="28"/>
+          <w:szCs w:val="28"/>
+        </w:rPr>
+        <w:t>Customer support records:</w:t>
+      </w:r>
+      <w:r>
+        <w:rPr>
+          <w:rFonts w:ascii="Times New Roman" w:hAnsi="Times New Roman" w:cs="Times New Roman"/>
+          <w:sz w:val="28"/>
+          <w:szCs w:val="28"/>
+        </w:rPr>
+        <w:t xml:space="preserve"> retained for up to </w:t>
+      </w:r>
+      <w:r>
+        <w:rPr>
+          <w:rFonts w:ascii="Times New Roman" w:hAnsi="Times New Roman" w:cs="Times New Roman"/>
+          <w:b/>
+          <w:bCs/>
+          <w:sz w:val="28"/>
+          <w:szCs w:val="28"/>
+        </w:rPr>
+        <w:t>3 years</w:t>
+      </w:r>
+      <w:r>
+        <w:rPr>
+          <w:rFonts w:ascii="Times New Roman" w:hAnsi="Times New Roman" w:cs="Times New Roman"/>
+          <w:sz w:val="28"/>
+          <w:szCs w:val="28"/>
+        </w:rPr>
+        <w:t xml:space="preserve"> after resolution of the issue.</w:t>
       </w:r>
     </w:p>
     <w:p>
       <w:pPr>
         <w:numPr>
           <w:ilvl w:val="0"/>
-          <w:numId w:val="14"/>
+          <w:numId w:val="15"/>
         </w:numPr>
-      </w:pPr>
-      <w:proofErr w:type="spellStart"/>
-      <w:r>
-        <w:t>Opt</w:t>
-      </w:r>
-      <w:proofErr w:type="spellEnd"/>
-      <w:r>
-        <w:t xml:space="preserve"> out of marketing emails.</w:t>
-      </w:r>
-    </w:p>
-    <w:p>
-      <w:r>
-        <w:t>To exercise these rights, contact us at </w:t>
-      </w:r>
-      <w:r>
-        <w:rPr>
-          <w:b/>
-          <w:bCs/>
-        </w:rPr>
-        <w:t>email-support@locoxo.com</w:t>
-      </w:r>
-      <w:r>
-        <w:t>.</w:t>
-      </w:r>
-    </w:p>
-    <w:p>
-      <w:pPr>
-        <w:rPr>
-          <w:b/>
-          <w:bCs/>
-        </w:rPr>
-      </w:pPr>
-      <w:r>
-        <w:rPr>
-          <w:b/>
-          <w:bCs/>
-        </w:rPr>
-        <w:t>11. Marketing Communications</w:t>
-      </w:r>
-    </w:p>
-    <w:p>
-      <w:r>
-        <w:t>If you opt in to receive promotional emails, we may send you offers, product updates, and news about LOCOXO APPARELS.</w:t>
-      </w:r>
-    </w:p>
-    <w:p>
-      <w:r>
-        <w:t>You may unsubscribe from marketing communications at any time by using the unsubscribe link in the email or by contacting us directly.</w:t>
-      </w:r>
-    </w:p>
-    <w:p>
-      <w:pPr>
-        <w:rPr>
-          <w:b/>
-          <w:bCs/>
-        </w:rPr>
-      </w:pPr>
-      <w:r>
-        <w:rPr>
-          <w:b/>
-          <w:bCs/>
-        </w:rPr>
-        <w:t>12. Children’s Privacy</w:t>
-      </w:r>
-    </w:p>
-    <w:p>
-      <w:r>
-        <w:t>Our website is intended for general consumer use and is not directed to children.</w:t>
-      </w:r>
-    </w:p>
-    <w:p>
-      <w:r>
-        <w:t>We do not knowingly collect personal information from children without appropriate consent where required by law.</w:t>
-      </w:r>
-    </w:p>
-    <w:p>
-      <w:pPr>
-        <w:rPr>
-          <w:b/>
-          <w:bCs/>
-        </w:rPr>
-      </w:pPr>
-      <w:r>
-        <w:rPr>
-          <w:b/>
-          <w:bCs/>
-        </w:rPr>
-        <w:t>13. Third-Party Links</w:t>
-      </w:r>
-    </w:p>
-    <w:p>
-      <w:r>
-        <w:t>Our website may contain links to third-party websites or services.</w:t>
-      </w:r>
-    </w:p>
-    <w:p>
-      <w:r>
+        <w:rPr>
+          <w:rFonts w:ascii="Times New Roman" w:hAnsi="Times New Roman" w:cs="Times New Roman"/>
+          <w:sz w:val="28"/>
+          <w:szCs w:val="28"/>
+        </w:rPr>
+      </w:pPr>
+      <w:r>
+        <w:rPr>
+          <w:rFonts w:ascii="Times New Roman" w:hAnsi="Times New Roman" w:cs="Times New Roman"/>
+          <w:b/>
+          <w:bCs/>
+          <w:sz w:val="28"/>
+          <w:szCs w:val="28"/>
+        </w:rPr>
+        <w:t>Marketing lists:</w:t>
+      </w:r>
+      <w:r>
+        <w:rPr>
+          <w:rFonts w:ascii="Times New Roman" w:hAnsi="Times New Roman" w:cs="Times New Roman"/>
+          <w:sz w:val="28"/>
+          <w:szCs w:val="28"/>
+        </w:rPr>
+        <w:t xml:space="preserve"> retained until you unsubscribe or request deletion; we may keep a minimal record to honor your opt</w:t>
+      </w:r>
+      <w:r>
+        <w:rPr>
+          <w:rFonts w:ascii="Times New Roman" w:hAnsi="Times New Roman" w:cs="Times New Roman"/>
+          <w:sz w:val="28"/>
+          <w:szCs w:val="28"/>
+        </w:rPr>
+        <w:noBreakHyphen/>
+        <w:t>out.</w:t>
+      </w:r>
+    </w:p>
+    <w:p>
+      <w:pPr>
+        <w:numPr>
+          <w:ilvl w:val="0"/>
+          <w:numId w:val="15"/>
+        </w:numPr>
+        <w:rPr>
+          <w:rFonts w:ascii="Times New Roman" w:hAnsi="Times New Roman" w:cs="Times New Roman"/>
+          <w:sz w:val="28"/>
+          <w:szCs w:val="28"/>
+        </w:rPr>
+      </w:pPr>
+      <w:r>
+        <w:rPr>
+          <w:rFonts w:ascii="Times New Roman" w:hAnsi="Times New Roman" w:cs="Times New Roman"/>
+          <w:b/>
+          <w:bCs/>
+          <w:sz w:val="28"/>
+          <w:szCs w:val="28"/>
+        </w:rPr>
+        <w:t>Logs and analytics data:</w:t>
+      </w:r>
+      <w:r>
+        <w:rPr>
+          <w:rFonts w:ascii="Times New Roman" w:hAnsi="Times New Roman" w:cs="Times New Roman"/>
+          <w:sz w:val="28"/>
+          <w:szCs w:val="28"/>
+        </w:rPr>
+        <w:t xml:space="preserve"> retained for up to </w:t>
+      </w:r>
+      <w:r>
+        <w:rPr>
+          <w:rFonts w:ascii="Times New Roman" w:hAnsi="Times New Roman" w:cs="Times New Roman"/>
+          <w:b/>
+          <w:bCs/>
+          <w:sz w:val="28"/>
+          <w:szCs w:val="28"/>
+        </w:rPr>
+        <w:t>12–24 months</w:t>
+      </w:r>
+      <w:r>
+        <w:rPr>
+          <w:rFonts w:ascii="Times New Roman" w:hAnsi="Times New Roman" w:cs="Times New Roman"/>
+          <w:sz w:val="28"/>
+          <w:szCs w:val="28"/>
+        </w:rPr>
+        <w:t>, depending on the tool’s default retention (e.g., Google Analytics can be set to 14 months by default).</w:t>
+      </w:r>
+    </w:p>
+    <w:p>
+      <w:pPr>
+        <w:rPr>
+          <w:rFonts w:ascii="Times New Roman" w:hAnsi="Times New Roman" w:cs="Times New Roman"/>
+          <w:sz w:val="28"/>
+          <w:szCs w:val="28"/>
+        </w:rPr>
+      </w:pPr>
+      <w:r>
+        <w:rPr>
+          <w:rFonts w:ascii="Times New Roman" w:hAnsi="Times New Roman" w:cs="Times New Roman"/>
+          <w:sz w:val="28"/>
+          <w:szCs w:val="28"/>
+        </w:rPr>
+        <w:t>After the retention period, we delete or anonymize your data, unless we must retain it for legal claims or regulatory requirements.</w:t>
+      </w:r>
+    </w:p>
+    <w:p>
+      <w:pPr>
+        <w:rPr>
+          <w:rFonts w:ascii="Times New Roman" w:hAnsi="Times New Roman" w:cs="Times New Roman"/>
+          <w:sz w:val="28"/>
+          <w:szCs w:val="28"/>
+        </w:rPr>
+      </w:pPr>
+      <w:r>
+        <w:rPr>
+          <w:rFonts w:ascii="Times New Roman" w:hAnsi="Times New Roman" w:cs="Times New Roman"/>
+          <w:sz w:val="28"/>
+          <w:szCs w:val="28"/>
+        </w:rPr>
+        <w:pict w14:anchorId="43DDFA33">
+          <v:rect id="_x0000_i1031" style="width:0;height:1.5pt" o:hralign="center" o:hrstd="t" o:hr="t" fillcolor="#a0a0a0" stroked="f"/>
+        </w:pict>
+      </w:r>
+    </w:p>
+    <w:p>
+      <w:pPr>
+        <w:rPr>
+          <w:rFonts w:ascii="Times New Roman" w:hAnsi="Times New Roman" w:cs="Times New Roman"/>
+          <w:b/>
+          <w:bCs/>
+          <w:sz w:val="28"/>
+          <w:szCs w:val="28"/>
+        </w:rPr>
+      </w:pPr>
+      <w:r>
+        <w:rPr>
+          <w:rFonts w:ascii="Times New Roman" w:hAnsi="Times New Roman" w:cs="Times New Roman"/>
+          <w:b/>
+          <w:bCs/>
+          <w:sz w:val="28"/>
+          <w:szCs w:val="28"/>
+        </w:rPr>
+        <w:t>7. Cookies and Tracking Technologies</w:t>
+      </w:r>
+    </w:p>
+    <w:p>
+      <w:pPr>
+        <w:rPr>
+          <w:rFonts w:ascii="Times New Roman" w:hAnsi="Times New Roman" w:cs="Times New Roman"/>
+          <w:sz w:val="28"/>
+          <w:szCs w:val="28"/>
+        </w:rPr>
+      </w:pPr>
+      <w:r>
+        <w:rPr>
+          <w:rFonts w:ascii="Times New Roman" w:hAnsi="Times New Roman" w:cs="Times New Roman"/>
+          <w:sz w:val="28"/>
+          <w:szCs w:val="28"/>
+        </w:rPr>
+        <w:t>We use cookies and similar technologies to operate the Site, analyze usage, and personalize content and ads.</w:t>
+      </w:r>
+    </w:p>
+    <w:p>
+      <w:pPr>
+        <w:rPr>
+          <w:rFonts w:ascii="Times New Roman" w:hAnsi="Times New Roman" w:cs="Times New Roman"/>
+          <w:b/>
+          <w:bCs/>
+          <w:sz w:val="28"/>
+          <w:szCs w:val="28"/>
+        </w:rPr>
+      </w:pPr>
+      <w:r>
+        <w:rPr>
+          <w:rFonts w:ascii="Times New Roman" w:hAnsi="Times New Roman" w:cs="Times New Roman"/>
+          <w:b/>
+          <w:bCs/>
+          <w:sz w:val="28"/>
+          <w:szCs w:val="28"/>
+        </w:rPr>
         <w:lastRenderedPageBreak/>
-        <w:t>We are not responsible for the privacy practices, security, or content of those third-party platforms.</w:t>
-      </w:r>
-    </w:p>
-    <w:p>
-      <w:r>
-        <w:t>We recommend reviewing their privacy policies before providing any personal information.</w:t>
-      </w:r>
-    </w:p>
-    <w:p>
-      <w:pPr>
-        <w:rPr>
-          <w:b/>
-          <w:bCs/>
-        </w:rPr>
-      </w:pPr>
-      <w:r>
-        <w:rPr>
-          <w:b/>
-          <w:bCs/>
-        </w:rPr>
-        <w:t>14. International Transfers</w:t>
-      </w:r>
-    </w:p>
-    <w:p>
-      <w:r>
-        <w:t>If you access our website from outside India, your personal information may be processed in India or in other countries where our service providers operate.</w:t>
-      </w:r>
-    </w:p>
-    <w:p>
-      <w:r>
-        <w:t>By using our website, you consent to such processing to the extent permitted by applicable law.</w:t>
-      </w:r>
-    </w:p>
-    <w:p>
-      <w:pPr>
-        <w:rPr>
-          <w:b/>
-          <w:bCs/>
-        </w:rPr>
-      </w:pPr>
-      <w:r>
-        <w:rPr>
-          <w:b/>
-          <w:bCs/>
-        </w:rPr>
-        <w:t>15. Changes to This Policy</w:t>
-      </w:r>
-    </w:p>
-    <w:p>
-      <w:r>
-        <w:t>We may update this Privacy Policy from time to time to reflect changes in our business, technology, or legal requirements.</w:t>
-      </w:r>
-    </w:p>
-    <w:p>
-      <w:r>
-        <w:t>Any updated version will be posted on this page with a revised effective date.</w:t>
-      </w:r>
-    </w:p>
-    <w:p>
-      <w:pPr>
-        <w:rPr>
-          <w:b/>
-          <w:bCs/>
-        </w:rPr>
-      </w:pPr>
-      <w:r>
-        <w:rPr>
-          <w:b/>
-          <w:bCs/>
-        </w:rPr>
-        <w:t>16. Contact Us</w:t>
-      </w:r>
-    </w:p>
-    <w:p>
-      <w:r>
-        <w:rPr>
-          <w:b/>
-          <w:bCs/>
-        </w:rPr>
-        <w:t>LOCOXO APPARELS</w:t>
-      </w:r>
-      <w:r>
-        <w:br/>
-        <w:t>Building No./Flat No.: 2400/67</w:t>
-      </w:r>
-      <w:r>
-        <w:br/>
-        <w:t>Friends Colony, Street No. 2</w:t>
-      </w:r>
-      <w:r>
-        <w:br/>
-        <w:t>Near Rohit Trading Company</w:t>
-      </w:r>
-      <w:r>
-        <w:br/>
-        <w:t>Badi Haibowal, Ludhiana, Punjab 141001</w:t>
-      </w:r>
-      <w:r>
-        <w:br/>
-        <w:t>India</w:t>
-      </w:r>
-      <w:r>
-        <w:br/>
-        <w:t>Email: </w:t>
+        <w:t>7.1 Types of cookies we use</w:t>
+      </w:r>
+    </w:p>
+    <w:p>
+      <w:pPr>
+        <w:numPr>
+          <w:ilvl w:val="0"/>
+          <w:numId w:val="16"/>
+        </w:numPr>
+        <w:rPr>
+          <w:rFonts w:ascii="Times New Roman" w:hAnsi="Times New Roman" w:cs="Times New Roman"/>
+          <w:sz w:val="28"/>
+          <w:szCs w:val="28"/>
+        </w:rPr>
+      </w:pPr>
+      <w:r>
+        <w:rPr>
+          <w:rFonts w:ascii="Times New Roman" w:hAnsi="Times New Roman" w:cs="Times New Roman"/>
+          <w:b/>
+          <w:bCs/>
+          <w:sz w:val="28"/>
+          <w:szCs w:val="28"/>
+        </w:rPr>
+        <w:t>Essential / strictly necessary cookies:</w:t>
+      </w:r>
+      <w:r>
+        <w:rPr>
+          <w:rFonts w:ascii="Times New Roman" w:hAnsi="Times New Roman" w:cs="Times New Roman"/>
+          <w:sz w:val="28"/>
+          <w:szCs w:val="28"/>
+        </w:rPr>
+        <w:t xml:space="preserve"> for login, session management, cart, and security (including fraud detection via Cashfree). These are required for the Site to work and cannot be disabled via our Site settings.</w:t>
+      </w:r>
+    </w:p>
+    <w:p>
+      <w:pPr>
+        <w:numPr>
+          <w:ilvl w:val="0"/>
+          <w:numId w:val="16"/>
+        </w:numPr>
+        <w:rPr>
+          <w:rFonts w:ascii="Times New Roman" w:hAnsi="Times New Roman" w:cs="Times New Roman"/>
+          <w:sz w:val="28"/>
+          <w:szCs w:val="28"/>
+        </w:rPr>
+      </w:pPr>
+      <w:r>
+        <w:rPr>
+          <w:rFonts w:ascii="Times New Roman" w:hAnsi="Times New Roman" w:cs="Times New Roman"/>
+          <w:b/>
+          <w:bCs/>
+          <w:sz w:val="28"/>
+          <w:szCs w:val="28"/>
+        </w:rPr>
+        <w:t>Analytics cookies:</w:t>
+      </w:r>
+      <w:r>
+        <w:rPr>
+          <w:rFonts w:ascii="Times New Roman" w:hAnsi="Times New Roman" w:cs="Times New Roman"/>
+          <w:sz w:val="28"/>
+          <w:szCs w:val="28"/>
+        </w:rPr>
+        <w:t xml:space="preserve"> to understand how visitors use the Site (e.g., Google Analytics, Hotjar).</w:t>
+      </w:r>
+    </w:p>
+    <w:p>
+      <w:pPr>
+        <w:numPr>
+          <w:ilvl w:val="0"/>
+          <w:numId w:val="16"/>
+        </w:numPr>
+        <w:rPr>
+          <w:rFonts w:ascii="Times New Roman" w:hAnsi="Times New Roman" w:cs="Times New Roman"/>
+          <w:sz w:val="28"/>
+          <w:szCs w:val="28"/>
+        </w:rPr>
+      </w:pPr>
+      <w:r>
+        <w:rPr>
+          <w:rFonts w:ascii="Times New Roman" w:hAnsi="Times New Roman" w:cs="Times New Roman"/>
+          <w:b/>
+          <w:bCs/>
+          <w:sz w:val="28"/>
+          <w:szCs w:val="28"/>
+        </w:rPr>
+        <w:t>Marketing / advertising cookies:</w:t>
+      </w:r>
+      <w:r>
+        <w:rPr>
+          <w:rFonts w:ascii="Times New Roman" w:hAnsi="Times New Roman" w:cs="Times New Roman"/>
+          <w:sz w:val="28"/>
+          <w:szCs w:val="28"/>
+        </w:rPr>
+        <w:t xml:space="preserve"> to show relevant ads and measure campaign performance (e.g., Meta Pixel, Google Ads).</w:t>
+      </w:r>
+    </w:p>
+    <w:p>
+      <w:pPr>
+        <w:numPr>
+          <w:ilvl w:val="0"/>
+          <w:numId w:val="16"/>
+        </w:numPr>
+        <w:rPr>
+          <w:rFonts w:ascii="Times New Roman" w:hAnsi="Times New Roman" w:cs="Times New Roman"/>
+          <w:sz w:val="28"/>
+          <w:szCs w:val="28"/>
+        </w:rPr>
+      </w:pPr>
+      <w:r>
+        <w:rPr>
+          <w:rFonts w:ascii="Times New Roman" w:hAnsi="Times New Roman" w:cs="Times New Roman"/>
+          <w:b/>
+          <w:bCs/>
+          <w:sz w:val="28"/>
+          <w:szCs w:val="28"/>
+        </w:rPr>
+        <w:t>Functional / personalization cookies:</w:t>
+      </w:r>
+      <w:r>
+        <w:rPr>
+          <w:rFonts w:ascii="Times New Roman" w:hAnsi="Times New Roman" w:cs="Times New Roman"/>
+          <w:sz w:val="28"/>
+          <w:szCs w:val="28"/>
+        </w:rPr>
+        <w:t xml:space="preserve"> to remember your preferences, language, and show personalized recommendations.</w:t>
+      </w:r>
+    </w:p>
+    <w:p>
+      <w:pPr>
+        <w:rPr>
+          <w:rFonts w:ascii="Times New Roman" w:hAnsi="Times New Roman" w:cs="Times New Roman"/>
+          <w:b/>
+          <w:bCs/>
+          <w:sz w:val="28"/>
+          <w:szCs w:val="28"/>
+        </w:rPr>
+      </w:pPr>
+      <w:r>
+        <w:rPr>
+          <w:rFonts w:ascii="Times New Roman" w:hAnsi="Times New Roman" w:cs="Times New Roman"/>
+          <w:b/>
+          <w:bCs/>
+          <w:sz w:val="28"/>
+          <w:szCs w:val="28"/>
+        </w:rPr>
+        <w:t>7.2 Managing your cookie preferences</w:t>
+      </w:r>
+    </w:p>
+    <w:p>
+      <w:pPr>
+        <w:rPr>
+          <w:rFonts w:ascii="Times New Roman" w:hAnsi="Times New Roman" w:cs="Times New Roman"/>
+          <w:sz w:val="28"/>
+          <w:szCs w:val="28"/>
+        </w:rPr>
+      </w:pPr>
+      <w:r>
+        <w:rPr>
+          <w:rFonts w:ascii="Times New Roman" w:hAnsi="Times New Roman" w:cs="Times New Roman"/>
+          <w:sz w:val="28"/>
+          <w:szCs w:val="28"/>
+        </w:rPr>
+        <w:t>Where technically feasible, we will provide a cookie banner or settings page to let you choose which non</w:t>
+      </w:r>
+      <w:r>
+        <w:rPr>
+          <w:rFonts w:ascii="Times New Roman" w:hAnsi="Times New Roman" w:cs="Times New Roman"/>
+          <w:sz w:val="28"/>
+          <w:szCs w:val="28"/>
+        </w:rPr>
+        <w:noBreakHyphen/>
+        <w:t>essential cookies to accept. You can also:</w:t>
+      </w:r>
+    </w:p>
+    <w:p>
+      <w:pPr>
+        <w:numPr>
+          <w:ilvl w:val="0"/>
+          <w:numId w:val="17"/>
+        </w:numPr>
+        <w:rPr>
+          <w:rFonts w:ascii="Times New Roman" w:hAnsi="Times New Roman" w:cs="Times New Roman"/>
+          <w:sz w:val="28"/>
+          <w:szCs w:val="28"/>
+        </w:rPr>
+      </w:pPr>
+      <w:r>
+        <w:rPr>
+          <w:rFonts w:ascii="Times New Roman" w:hAnsi="Times New Roman" w:cs="Times New Roman"/>
+          <w:sz w:val="28"/>
+          <w:szCs w:val="28"/>
+        </w:rPr>
+        <w:t>Adjust your browser settings to block or delete cookies.</w:t>
+      </w:r>
+    </w:p>
+    <w:p>
+      <w:pPr>
+        <w:numPr>
+          <w:ilvl w:val="0"/>
+          <w:numId w:val="17"/>
+        </w:numPr>
+        <w:rPr>
+          <w:rFonts w:ascii="Times New Roman" w:hAnsi="Times New Roman" w:cs="Times New Roman"/>
+          <w:sz w:val="28"/>
+          <w:szCs w:val="28"/>
+        </w:rPr>
+      </w:pPr>
+      <w:r>
+        <w:rPr>
+          <w:rFonts w:ascii="Times New Roman" w:hAnsi="Times New Roman" w:cs="Times New Roman"/>
+          <w:sz w:val="28"/>
+          <w:szCs w:val="28"/>
+        </w:rPr>
+        <w:t>Use opt</w:t>
+      </w:r>
+      <w:r>
+        <w:rPr>
+          <w:rFonts w:ascii="Times New Roman" w:hAnsi="Times New Roman" w:cs="Times New Roman"/>
+          <w:sz w:val="28"/>
+          <w:szCs w:val="28"/>
+        </w:rPr>
+        <w:noBreakHyphen/>
+        <w:t>out tools provided by Google and Meta for interest</w:t>
+      </w:r>
+      <w:r>
+        <w:rPr>
+          <w:rFonts w:ascii="Times New Roman" w:hAnsi="Times New Roman" w:cs="Times New Roman"/>
+          <w:sz w:val="28"/>
+          <w:szCs w:val="28"/>
+        </w:rPr>
+        <w:noBreakHyphen/>
+        <w:t>based ads.</w:t>
+      </w:r>
+    </w:p>
+    <w:p>
+      <w:pPr>
+        <w:numPr>
+          <w:ilvl w:val="0"/>
+          <w:numId w:val="17"/>
+        </w:numPr>
+        <w:rPr>
+          <w:rFonts w:ascii="Times New Roman" w:hAnsi="Times New Roman" w:cs="Times New Roman"/>
+          <w:sz w:val="28"/>
+          <w:szCs w:val="28"/>
+        </w:rPr>
+      </w:pPr>
+      <w:r>
+        <w:rPr>
+          <w:rFonts w:ascii="Times New Roman" w:hAnsi="Times New Roman" w:cs="Times New Roman"/>
+          <w:sz w:val="28"/>
+          <w:szCs w:val="28"/>
+        </w:rPr>
+        <w:t>Note that disabling some cookies may affect Site functionality or personalization.</w:t>
+      </w:r>
+    </w:p>
+    <w:p>
+      <w:pPr>
+        <w:rPr>
+          <w:rFonts w:ascii="Times New Roman" w:hAnsi="Times New Roman" w:cs="Times New Roman"/>
+          <w:sz w:val="28"/>
+          <w:szCs w:val="28"/>
+        </w:rPr>
+      </w:pPr>
+      <w:r>
+        <w:rPr>
+          <w:rFonts w:ascii="Times New Roman" w:hAnsi="Times New Roman" w:cs="Times New Roman"/>
+          <w:sz w:val="28"/>
+          <w:szCs w:val="28"/>
+        </w:rPr>
+        <w:pict w14:anchorId="35D46100">
+          <v:rect id="_x0000_i1032" style="width:0;height:1.5pt" o:hralign="center" o:hrstd="t" o:hr="t" fillcolor="#a0a0a0" stroked="f"/>
+        </w:pict>
+      </w:r>
+    </w:p>
+    <w:p>
+      <w:pPr>
+        <w:rPr>
+          <w:rFonts w:ascii="Times New Roman" w:hAnsi="Times New Roman" w:cs="Times New Roman"/>
+          <w:b/>
+          <w:bCs/>
+          <w:sz w:val="28"/>
+          <w:szCs w:val="28"/>
+        </w:rPr>
+      </w:pPr>
+      <w:r>
+        <w:rPr>
+          <w:rFonts w:ascii="Times New Roman" w:hAnsi="Times New Roman" w:cs="Times New Roman"/>
+          <w:b/>
+          <w:bCs/>
+          <w:sz w:val="28"/>
+          <w:szCs w:val="28"/>
+        </w:rPr>
+        <w:t>8. Data Security Measures</w:t>
+      </w:r>
+    </w:p>
+    <w:p>
+      <w:pPr>
+        <w:rPr>
+          <w:rFonts w:ascii="Times New Roman" w:hAnsi="Times New Roman" w:cs="Times New Roman"/>
+          <w:sz w:val="28"/>
+          <w:szCs w:val="28"/>
+        </w:rPr>
+      </w:pPr>
+      <w:r>
+        <w:rPr>
+          <w:rFonts w:ascii="Times New Roman" w:hAnsi="Times New Roman" w:cs="Times New Roman"/>
+          <w:sz w:val="28"/>
+          <w:szCs w:val="28"/>
+        </w:rPr>
+        <w:t>We implement reasonable technical and organizational measures to protect your personal data against unauthorized access, loss, misuse, or disclosure, including:</w:t>
+      </w:r>
+    </w:p>
+    <w:p>
+      <w:pPr>
+        <w:numPr>
+          <w:ilvl w:val="0"/>
+          <w:numId w:val="18"/>
+        </w:numPr>
+        <w:rPr>
+          <w:rFonts w:ascii="Times New Roman" w:hAnsi="Times New Roman" w:cs="Times New Roman"/>
+          <w:sz w:val="28"/>
+          <w:szCs w:val="28"/>
+        </w:rPr>
+      </w:pPr>
+      <w:r>
+        <w:rPr>
+          <w:rFonts w:ascii="Times New Roman" w:hAnsi="Times New Roman" w:cs="Times New Roman"/>
+          <w:b/>
+          <w:bCs/>
+          <w:sz w:val="28"/>
+          <w:szCs w:val="28"/>
+        </w:rPr>
+        <w:t>Encryption in transit:</w:t>
+      </w:r>
+      <w:r>
+        <w:rPr>
+          <w:rFonts w:ascii="Times New Roman" w:hAnsi="Times New Roman" w:cs="Times New Roman"/>
+          <w:sz w:val="28"/>
+          <w:szCs w:val="28"/>
+        </w:rPr>
+        <w:t xml:space="preserve"> HTTPS/TLS for all data between your device and our servers.</w:t>
+      </w:r>
+    </w:p>
+    <w:p>
+      <w:pPr>
+        <w:numPr>
+          <w:ilvl w:val="0"/>
+          <w:numId w:val="18"/>
+        </w:numPr>
+        <w:rPr>
+          <w:rFonts w:ascii="Times New Roman" w:hAnsi="Times New Roman" w:cs="Times New Roman"/>
+          <w:sz w:val="28"/>
+          <w:szCs w:val="28"/>
+        </w:rPr>
+      </w:pPr>
+      <w:r>
+        <w:rPr>
+          <w:rFonts w:ascii="Times New Roman" w:hAnsi="Times New Roman" w:cs="Times New Roman"/>
+          <w:b/>
+          <w:bCs/>
+          <w:sz w:val="28"/>
+          <w:szCs w:val="28"/>
+        </w:rPr>
+        <w:t>Secure payment processing:</w:t>
+      </w:r>
+      <w:r>
+        <w:rPr>
+          <w:rFonts w:ascii="Times New Roman" w:hAnsi="Times New Roman" w:cs="Times New Roman"/>
+          <w:sz w:val="28"/>
+          <w:szCs w:val="28"/>
+        </w:rPr>
+        <w:t xml:space="preserve"> we use </w:t>
+      </w:r>
+      <w:r>
+        <w:rPr>
+          <w:rFonts w:ascii="Times New Roman" w:hAnsi="Times New Roman" w:cs="Times New Roman"/>
+          <w:b/>
+          <w:bCs/>
+          <w:sz w:val="28"/>
+          <w:szCs w:val="28"/>
+        </w:rPr>
+        <w:t>Cashfree</w:t>
+      </w:r>
+      <w:r>
+        <w:rPr>
+          <w:rFonts w:ascii="Times New Roman" w:hAnsi="Times New Roman" w:cs="Times New Roman"/>
+          <w:sz w:val="28"/>
+          <w:szCs w:val="28"/>
+        </w:rPr>
+        <w:t>, a PCI</w:t>
+      </w:r>
+      <w:r>
+        <w:rPr>
+          <w:rFonts w:ascii="Times New Roman" w:hAnsi="Times New Roman" w:cs="Times New Roman"/>
+          <w:sz w:val="28"/>
+          <w:szCs w:val="28"/>
+        </w:rPr>
+        <w:noBreakHyphen/>
+        <w:t>DSS compliant payment gateway; we do not store full card details or CVV.</w:t>
+      </w:r>
+    </w:p>
+    <w:p>
+      <w:pPr>
+        <w:numPr>
+          <w:ilvl w:val="0"/>
+          <w:numId w:val="18"/>
+        </w:numPr>
+        <w:rPr>
+          <w:rFonts w:ascii="Times New Roman" w:hAnsi="Times New Roman" w:cs="Times New Roman"/>
+          <w:sz w:val="28"/>
+          <w:szCs w:val="28"/>
+        </w:rPr>
+      </w:pPr>
+      <w:r>
+        <w:rPr>
+          <w:rFonts w:ascii="Times New Roman" w:hAnsi="Times New Roman" w:cs="Times New Roman"/>
+          <w:b/>
+          <w:bCs/>
+          <w:sz w:val="28"/>
+          <w:szCs w:val="28"/>
+        </w:rPr>
+        <w:t>Access controls:</w:t>
+      </w:r>
+      <w:r>
+        <w:rPr>
+          <w:rFonts w:ascii="Times New Roman" w:hAnsi="Times New Roman" w:cs="Times New Roman"/>
+          <w:sz w:val="28"/>
+          <w:szCs w:val="28"/>
+        </w:rPr>
+        <w:t xml:space="preserve"> limited employee access to personal data based on role.</w:t>
+      </w:r>
+    </w:p>
+    <w:p>
+      <w:pPr>
+        <w:numPr>
+          <w:ilvl w:val="0"/>
+          <w:numId w:val="18"/>
+        </w:numPr>
+        <w:rPr>
+          <w:rFonts w:ascii="Times New Roman" w:hAnsi="Times New Roman" w:cs="Times New Roman"/>
+          <w:sz w:val="28"/>
+          <w:szCs w:val="28"/>
+        </w:rPr>
+      </w:pPr>
+      <w:r>
+        <w:rPr>
+          <w:rFonts w:ascii="Times New Roman" w:hAnsi="Times New Roman" w:cs="Times New Roman"/>
+          <w:b/>
+          <w:bCs/>
+          <w:sz w:val="28"/>
+          <w:szCs w:val="28"/>
+        </w:rPr>
+        <w:t>Regular reviews:</w:t>
+      </w:r>
+      <w:r>
+        <w:rPr>
+          <w:rFonts w:ascii="Times New Roman" w:hAnsi="Times New Roman" w:cs="Times New Roman"/>
+          <w:sz w:val="28"/>
+          <w:szCs w:val="28"/>
+        </w:rPr>
+        <w:t xml:space="preserve"> periodic review of security practices and vendor contracts.</w:t>
+      </w:r>
+    </w:p>
+    <w:p>
+      <w:pPr>
+        <w:rPr>
+          <w:rFonts w:ascii="Times New Roman" w:hAnsi="Times New Roman" w:cs="Times New Roman"/>
+          <w:sz w:val="28"/>
+          <w:szCs w:val="28"/>
+        </w:rPr>
+      </w:pPr>
+      <w:r>
+        <w:rPr>
+          <w:rFonts w:ascii="Times New Roman" w:hAnsi="Times New Roman" w:cs="Times New Roman"/>
+          <w:sz w:val="28"/>
+          <w:szCs w:val="28"/>
+        </w:rPr>
+        <w:t>While we strive to protect your data, no online system is 100% secure. We will notify you of any material data breach as required by applicable law.</w:t>
+      </w:r>
+    </w:p>
+    <w:p>
+      <w:pPr>
+        <w:rPr>
+          <w:rFonts w:ascii="Times New Roman" w:hAnsi="Times New Roman" w:cs="Times New Roman"/>
+          <w:sz w:val="28"/>
+          <w:szCs w:val="28"/>
+        </w:rPr>
+      </w:pPr>
+      <w:r>
+        <w:rPr>
+          <w:rFonts w:ascii="Times New Roman" w:hAnsi="Times New Roman" w:cs="Times New Roman"/>
+          <w:sz w:val="28"/>
+          <w:szCs w:val="28"/>
+        </w:rPr>
+        <w:lastRenderedPageBreak/>
+        <w:pict w14:anchorId="2F9A1B1C">
+          <v:rect id="_x0000_i1033" style="width:0;height:1.5pt" o:hralign="center" o:hrstd="t" o:hr="t" fillcolor="#a0a0a0" stroked="f"/>
+        </w:pict>
+      </w:r>
+    </w:p>
+    <w:p>
+      <w:pPr>
+        <w:rPr>
+          <w:rFonts w:ascii="Times New Roman" w:hAnsi="Times New Roman" w:cs="Times New Roman"/>
+          <w:b/>
+          <w:bCs/>
+          <w:sz w:val="28"/>
+          <w:szCs w:val="28"/>
+        </w:rPr>
+      </w:pPr>
+      <w:r>
+        <w:rPr>
+          <w:rFonts w:ascii="Times New Roman" w:hAnsi="Times New Roman" w:cs="Times New Roman"/>
+          <w:b/>
+          <w:bCs/>
+          <w:sz w:val="28"/>
+          <w:szCs w:val="28"/>
+        </w:rPr>
+        <w:t>9. Your Rights and Choices</w:t>
+      </w:r>
+    </w:p>
+    <w:p>
+      <w:pPr>
+        <w:rPr>
+          <w:rFonts w:ascii="Times New Roman" w:hAnsi="Times New Roman" w:cs="Times New Roman"/>
+          <w:sz w:val="28"/>
+          <w:szCs w:val="28"/>
+        </w:rPr>
+      </w:pPr>
+      <w:r>
+        <w:rPr>
+          <w:rFonts w:ascii="Times New Roman" w:hAnsi="Times New Roman" w:cs="Times New Roman"/>
+          <w:sz w:val="28"/>
+          <w:szCs w:val="28"/>
+        </w:rPr>
+        <w:t>Under India’s DPDPA and other applicable laws, you have the following rights regarding your personal data:</w:t>
+      </w:r>
+    </w:p>
+    <w:p>
+      <w:pPr>
+        <w:numPr>
+          <w:ilvl w:val="0"/>
+          <w:numId w:val="19"/>
+        </w:numPr>
+        <w:rPr>
+          <w:rFonts w:ascii="Times New Roman" w:hAnsi="Times New Roman" w:cs="Times New Roman"/>
+          <w:sz w:val="28"/>
+          <w:szCs w:val="28"/>
+        </w:rPr>
+      </w:pPr>
+      <w:r>
+        <w:rPr>
+          <w:rFonts w:ascii="Times New Roman" w:hAnsi="Times New Roman" w:cs="Times New Roman"/>
+          <w:b/>
+          <w:bCs/>
+          <w:sz w:val="28"/>
+          <w:szCs w:val="28"/>
+        </w:rPr>
+        <w:t>Right to access:</w:t>
+      </w:r>
+      <w:r>
+        <w:rPr>
+          <w:rFonts w:ascii="Times New Roman" w:hAnsi="Times New Roman" w:cs="Times New Roman"/>
+          <w:sz w:val="28"/>
+          <w:szCs w:val="28"/>
+        </w:rPr>
+        <w:t xml:space="preserve"> request a copy of the personal data we hold about you.</w:t>
+      </w:r>
+    </w:p>
+    <w:p>
+      <w:pPr>
+        <w:numPr>
+          <w:ilvl w:val="0"/>
+          <w:numId w:val="19"/>
+        </w:numPr>
+        <w:rPr>
+          <w:rFonts w:ascii="Times New Roman" w:hAnsi="Times New Roman" w:cs="Times New Roman"/>
+          <w:sz w:val="28"/>
+          <w:szCs w:val="28"/>
+        </w:rPr>
+      </w:pPr>
+      <w:r>
+        <w:rPr>
+          <w:rFonts w:ascii="Times New Roman" w:hAnsi="Times New Roman" w:cs="Times New Roman"/>
+          <w:b/>
+          <w:bCs/>
+          <w:sz w:val="28"/>
+          <w:szCs w:val="28"/>
+        </w:rPr>
+        <w:t>Right to correction:</w:t>
+      </w:r>
+      <w:r>
+        <w:rPr>
+          <w:rFonts w:ascii="Times New Roman" w:hAnsi="Times New Roman" w:cs="Times New Roman"/>
+          <w:sz w:val="28"/>
+          <w:szCs w:val="28"/>
+        </w:rPr>
+        <w:t xml:space="preserve"> request correction of inaccurate or incomplete data.</w:t>
+      </w:r>
+    </w:p>
+    <w:p>
+      <w:pPr>
+        <w:numPr>
+          <w:ilvl w:val="0"/>
+          <w:numId w:val="19"/>
+        </w:numPr>
+        <w:rPr>
+          <w:rFonts w:ascii="Times New Roman" w:hAnsi="Times New Roman" w:cs="Times New Roman"/>
+          <w:sz w:val="28"/>
+          <w:szCs w:val="28"/>
+        </w:rPr>
+      </w:pPr>
+      <w:r>
+        <w:rPr>
+          <w:rFonts w:ascii="Times New Roman" w:hAnsi="Times New Roman" w:cs="Times New Roman"/>
+          <w:b/>
+          <w:bCs/>
+          <w:sz w:val="28"/>
+          <w:szCs w:val="28"/>
+        </w:rPr>
+        <w:t>Right to erasure (deletion):</w:t>
+      </w:r>
+      <w:r>
+        <w:rPr>
+          <w:rFonts w:ascii="Times New Roman" w:hAnsi="Times New Roman" w:cs="Times New Roman"/>
+          <w:sz w:val="28"/>
+          <w:szCs w:val="28"/>
+        </w:rPr>
+        <w:t xml:space="preserve"> request deletion of your data, subject to legal and contractual obligations (e.g., we must retain certain order/tax records for 6–8 years).</w:t>
+      </w:r>
+    </w:p>
+    <w:p>
+      <w:pPr>
+        <w:numPr>
+          <w:ilvl w:val="0"/>
+          <w:numId w:val="19"/>
+        </w:numPr>
+        <w:rPr>
+          <w:rFonts w:ascii="Times New Roman" w:hAnsi="Times New Roman" w:cs="Times New Roman"/>
+          <w:sz w:val="28"/>
+          <w:szCs w:val="28"/>
+        </w:rPr>
+      </w:pPr>
+      <w:r>
+        <w:rPr>
+          <w:rFonts w:ascii="Times New Roman" w:hAnsi="Times New Roman" w:cs="Times New Roman"/>
+          <w:b/>
+          <w:bCs/>
+          <w:sz w:val="28"/>
+          <w:szCs w:val="28"/>
+        </w:rPr>
+        <w:t>Right to data portability:</w:t>
+      </w:r>
+      <w:r>
+        <w:rPr>
+          <w:rFonts w:ascii="Times New Roman" w:hAnsi="Times New Roman" w:cs="Times New Roman"/>
+          <w:sz w:val="28"/>
+          <w:szCs w:val="28"/>
+        </w:rPr>
+        <w:t xml:space="preserve"> request your data in a structured, machine</w:t>
+      </w:r>
+      <w:r>
+        <w:rPr>
+          <w:rFonts w:ascii="Times New Roman" w:hAnsi="Times New Roman" w:cs="Times New Roman"/>
+          <w:sz w:val="28"/>
+          <w:szCs w:val="28"/>
+        </w:rPr>
+        <w:noBreakHyphen/>
+        <w:t>readable format where applicable.</w:t>
+      </w:r>
+    </w:p>
+    <w:p>
+      <w:pPr>
+        <w:numPr>
+          <w:ilvl w:val="0"/>
+          <w:numId w:val="19"/>
+        </w:numPr>
+        <w:rPr>
+          <w:rFonts w:ascii="Times New Roman" w:hAnsi="Times New Roman" w:cs="Times New Roman"/>
+          <w:sz w:val="28"/>
+          <w:szCs w:val="28"/>
+        </w:rPr>
+      </w:pPr>
+      <w:r>
+        <w:rPr>
+          <w:rFonts w:ascii="Times New Roman" w:hAnsi="Times New Roman" w:cs="Times New Roman"/>
+          <w:b/>
+          <w:bCs/>
+          <w:sz w:val="28"/>
+          <w:szCs w:val="28"/>
+        </w:rPr>
+        <w:t>Right to withdraw consent:</w:t>
+      </w:r>
+      <w:r>
+        <w:rPr>
+          <w:rFonts w:ascii="Times New Roman" w:hAnsi="Times New Roman" w:cs="Times New Roman"/>
+          <w:sz w:val="28"/>
+          <w:szCs w:val="28"/>
+        </w:rPr>
+        <w:t xml:space="preserve"> where processing is based on your consent (e.g., marketing), you may withdraw it at any time. Withdrawal does not affect past processing.</w:t>
+      </w:r>
+    </w:p>
+    <w:p>
+      <w:pPr>
+        <w:numPr>
+          <w:ilvl w:val="0"/>
+          <w:numId w:val="19"/>
+        </w:numPr>
+        <w:rPr>
+          <w:rFonts w:ascii="Times New Roman" w:hAnsi="Times New Roman" w:cs="Times New Roman"/>
+          <w:sz w:val="28"/>
+          <w:szCs w:val="28"/>
+        </w:rPr>
+      </w:pPr>
+      <w:r>
+        <w:rPr>
+          <w:rFonts w:ascii="Times New Roman" w:hAnsi="Times New Roman" w:cs="Times New Roman"/>
+          <w:b/>
+          <w:bCs/>
+          <w:sz w:val="28"/>
+          <w:szCs w:val="28"/>
+        </w:rPr>
+        <w:t>Right to object / opt</w:t>
+      </w:r>
+      <w:r>
+        <w:rPr>
+          <w:rFonts w:ascii="Times New Roman" w:hAnsi="Times New Roman" w:cs="Times New Roman"/>
+          <w:b/>
+          <w:bCs/>
+          <w:sz w:val="28"/>
+          <w:szCs w:val="28"/>
+        </w:rPr>
+        <w:noBreakHyphen/>
+        <w:t>out:</w:t>
+      </w:r>
+      <w:r>
+        <w:rPr>
+          <w:rFonts w:ascii="Times New Roman" w:hAnsi="Times New Roman" w:cs="Times New Roman"/>
+          <w:sz w:val="28"/>
+          <w:szCs w:val="28"/>
+        </w:rPr>
+        <w:t xml:space="preserve"> opt out of marketing communications and certain types of profiling.</w:t>
+      </w:r>
+    </w:p>
+    <w:p>
+      <w:pPr>
+        <w:rPr>
+          <w:rFonts w:ascii="Times New Roman" w:hAnsi="Times New Roman" w:cs="Times New Roman"/>
+          <w:b/>
+          <w:bCs/>
+          <w:sz w:val="28"/>
+          <w:szCs w:val="28"/>
+        </w:rPr>
+      </w:pPr>
+      <w:r>
+        <w:rPr>
+          <w:rFonts w:ascii="Times New Roman" w:hAnsi="Times New Roman" w:cs="Times New Roman"/>
+          <w:b/>
+          <w:bCs/>
+          <w:sz w:val="28"/>
+          <w:szCs w:val="28"/>
+        </w:rPr>
+        <w:t>How to exercise your rights</w:t>
+      </w:r>
+    </w:p>
+    <w:p>
+      <w:pPr>
+        <w:numPr>
+          <w:ilvl w:val="0"/>
+          <w:numId w:val="20"/>
+        </w:numPr>
+        <w:rPr>
+          <w:rFonts w:ascii="Times New Roman" w:hAnsi="Times New Roman" w:cs="Times New Roman"/>
+          <w:sz w:val="28"/>
+          <w:szCs w:val="28"/>
+        </w:rPr>
+      </w:pPr>
+      <w:r>
+        <w:rPr>
+          <w:rFonts w:ascii="Times New Roman" w:hAnsi="Times New Roman" w:cs="Times New Roman"/>
+          <w:sz w:val="28"/>
+          <w:szCs w:val="28"/>
+        </w:rPr>
+        <w:t xml:space="preserve">Email us at: </w:t>
       </w:r>
       <w:hyperlink r:id="rId7" w:tgtFrame="_blank" w:history="1">
         <w:r>
           <w:rPr>
             <w:rStyle w:val="Hyperlink"/>
+            <w:rFonts w:ascii="Times New Roman" w:hAnsi="Times New Roman" w:cs="Times New Roman"/>
+            <w:sz w:val="28"/>
+            <w:szCs w:val="28"/>
           </w:rPr>
-          <w:t>email-support@locoxo.com</w:t>
+          <w:t>locoxo.support@gmail.com</w:t>
         </w:r>
       </w:hyperlink>
+      <w:r>
+        <w:rPr>
+          <w:rFonts w:ascii="Times New Roman" w:hAnsi="Times New Roman" w:cs="Times New Roman"/>
+          <w:sz w:val="28"/>
+          <w:szCs w:val="28"/>
+        </w:rPr>
+        <w:t xml:space="preserve"> with subject line: </w:t>
+      </w:r>
+      <w:r>
+        <w:rPr>
+          <w:rFonts w:ascii="Times New Roman" w:hAnsi="Times New Roman" w:cs="Times New Roman"/>
+          <w:b/>
+          <w:bCs/>
+          <w:sz w:val="28"/>
+          <w:szCs w:val="28"/>
+        </w:rPr>
+        <w:t>“Privacy Request – [Your Name]”</w:t>
+      </w:r>
+      <w:r>
+        <w:rPr>
+          <w:rFonts w:ascii="Times New Roman" w:hAnsi="Times New Roman" w:cs="Times New Roman"/>
+          <w:sz w:val="28"/>
+          <w:szCs w:val="28"/>
+        </w:rPr>
+        <w:t>.</w:t>
+      </w:r>
+    </w:p>
+    <w:p>
+      <w:pPr>
+        <w:numPr>
+          <w:ilvl w:val="0"/>
+          <w:numId w:val="20"/>
+        </w:numPr>
+        <w:rPr>
+          <w:rFonts w:ascii="Times New Roman" w:hAnsi="Times New Roman" w:cs="Times New Roman"/>
+          <w:sz w:val="28"/>
+          <w:szCs w:val="28"/>
+        </w:rPr>
+      </w:pPr>
+      <w:r>
+        <w:rPr>
+          <w:rFonts w:ascii="Times New Roman" w:hAnsi="Times New Roman" w:cs="Times New Roman"/>
+          <w:sz w:val="28"/>
+          <w:szCs w:val="28"/>
+        </w:rPr>
+        <w:t>Include your name, registered email, mobile number, and order ID (if relevant) to help us verify your identity.</w:t>
+      </w:r>
+    </w:p>
+    <w:p>
+      <w:pPr>
+        <w:numPr>
+          <w:ilvl w:val="0"/>
+          <w:numId w:val="20"/>
+        </w:numPr>
+        <w:rPr>
+          <w:rFonts w:ascii="Times New Roman" w:hAnsi="Times New Roman" w:cs="Times New Roman"/>
+          <w:sz w:val="28"/>
+          <w:szCs w:val="28"/>
+        </w:rPr>
+      </w:pPr>
+      <w:r>
+        <w:rPr>
+          <w:rFonts w:ascii="Times New Roman" w:hAnsi="Times New Roman" w:cs="Times New Roman"/>
+          <w:sz w:val="28"/>
+          <w:szCs w:val="28"/>
+        </w:rPr>
+        <w:t xml:space="preserve">We aim to respond within </w:t>
+      </w:r>
+      <w:r>
+        <w:rPr>
+          <w:rFonts w:ascii="Times New Roman" w:hAnsi="Times New Roman" w:cs="Times New Roman"/>
+          <w:b/>
+          <w:bCs/>
+          <w:sz w:val="28"/>
+          <w:szCs w:val="28"/>
+        </w:rPr>
+        <w:t>15 days</w:t>
+      </w:r>
+      <w:r>
+        <w:rPr>
+          <w:rFonts w:ascii="Times New Roman" w:hAnsi="Times New Roman" w:cs="Times New Roman"/>
+          <w:sz w:val="28"/>
+          <w:szCs w:val="28"/>
+        </w:rPr>
+        <w:t xml:space="preserve"> and will inform you if additional time is needed due to complexity or legal requirements.</w:t>
+      </w:r>
+    </w:p>
+    <w:p>
+      <w:pPr>
+        <w:rPr>
+          <w:rFonts w:ascii="Times New Roman" w:hAnsi="Times New Roman" w:cs="Times New Roman"/>
+          <w:sz w:val="28"/>
+          <w:szCs w:val="28"/>
+        </w:rPr>
+      </w:pPr>
+      <w:r>
+        <w:rPr>
+          <w:rFonts w:ascii="Times New Roman" w:hAnsi="Times New Roman" w:cs="Times New Roman"/>
+          <w:sz w:val="28"/>
+          <w:szCs w:val="28"/>
+        </w:rPr>
+        <w:t>We may ask for reasonable identity verification (e.g., matching email/phone and recent order details) before fulfilling certain requests.</w:t>
+      </w:r>
+    </w:p>
+    <w:p>
+      <w:pPr>
+        <w:rPr>
+          <w:rFonts w:ascii="Times New Roman" w:hAnsi="Times New Roman" w:cs="Times New Roman"/>
+          <w:sz w:val="28"/>
+          <w:szCs w:val="28"/>
+        </w:rPr>
+      </w:pPr>
+      <w:r>
+        <w:rPr>
+          <w:rFonts w:ascii="Times New Roman" w:hAnsi="Times New Roman" w:cs="Times New Roman"/>
+          <w:sz w:val="28"/>
+          <w:szCs w:val="28"/>
+        </w:rPr>
+        <w:pict w14:anchorId="460EE068">
+          <v:rect id="_x0000_i1034" style="width:0;height:1.5pt" o:hralign="center" o:hrstd="t" o:hr="t" fillcolor="#a0a0a0" stroked="f"/>
+        </w:pict>
+      </w:r>
+    </w:p>
+    <w:p>
+      <w:pPr>
+        <w:rPr>
+          <w:rFonts w:ascii="Times New Roman" w:hAnsi="Times New Roman" w:cs="Times New Roman"/>
+          <w:b/>
+          <w:bCs/>
+          <w:sz w:val="28"/>
+          <w:szCs w:val="28"/>
+        </w:rPr>
+      </w:pPr>
+      <w:r>
+        <w:rPr>
+          <w:rFonts w:ascii="Times New Roman" w:hAnsi="Times New Roman" w:cs="Times New Roman"/>
+          <w:b/>
+          <w:bCs/>
+          <w:sz w:val="28"/>
+          <w:szCs w:val="28"/>
+        </w:rPr>
+        <w:t>10. Marketing Communications and Opt</w:t>
+      </w:r>
+      <w:r>
+        <w:rPr>
+          <w:rFonts w:ascii="Times New Roman" w:hAnsi="Times New Roman" w:cs="Times New Roman"/>
+          <w:b/>
+          <w:bCs/>
+          <w:sz w:val="28"/>
+          <w:szCs w:val="28"/>
+        </w:rPr>
+        <w:noBreakHyphen/>
+        <w:t>Out</w:t>
+      </w:r>
+    </w:p>
+    <w:p>
+      <w:pPr>
+        <w:rPr>
+          <w:rFonts w:ascii="Times New Roman" w:hAnsi="Times New Roman" w:cs="Times New Roman"/>
+          <w:sz w:val="28"/>
+          <w:szCs w:val="28"/>
+        </w:rPr>
+      </w:pPr>
+      <w:r>
+        <w:rPr>
+          <w:rFonts w:ascii="Times New Roman" w:hAnsi="Times New Roman" w:cs="Times New Roman"/>
+          <w:sz w:val="28"/>
+          <w:szCs w:val="28"/>
+        </w:rPr>
+        <w:t>You may receive:</w:t>
+      </w:r>
+    </w:p>
+    <w:p>
+      <w:pPr>
+        <w:numPr>
+          <w:ilvl w:val="0"/>
+          <w:numId w:val="21"/>
+        </w:numPr>
+        <w:rPr>
+          <w:rFonts w:ascii="Times New Roman" w:hAnsi="Times New Roman" w:cs="Times New Roman"/>
+          <w:sz w:val="28"/>
+          <w:szCs w:val="28"/>
+        </w:rPr>
+      </w:pPr>
+      <w:r>
+        <w:rPr>
+          <w:rFonts w:ascii="Times New Roman" w:hAnsi="Times New Roman" w:cs="Times New Roman"/>
+          <w:b/>
+          <w:bCs/>
+          <w:sz w:val="28"/>
+          <w:szCs w:val="28"/>
+        </w:rPr>
+        <w:lastRenderedPageBreak/>
+        <w:t>Transactional messages</w:t>
+      </w:r>
+      <w:r>
+        <w:rPr>
+          <w:rFonts w:ascii="Times New Roman" w:hAnsi="Times New Roman" w:cs="Times New Roman"/>
+          <w:sz w:val="28"/>
+          <w:szCs w:val="28"/>
+        </w:rPr>
+        <w:t xml:space="preserve"> (order updates, delivery, returns) – these are necessary for your purchases and cannot be opted out of while you have active orders.</w:t>
+      </w:r>
+    </w:p>
+    <w:p>
+      <w:pPr>
+        <w:numPr>
+          <w:ilvl w:val="0"/>
+          <w:numId w:val="21"/>
+        </w:numPr>
+        <w:rPr>
+          <w:rFonts w:ascii="Times New Roman" w:hAnsi="Times New Roman" w:cs="Times New Roman"/>
+          <w:sz w:val="28"/>
+          <w:szCs w:val="28"/>
+        </w:rPr>
+      </w:pPr>
+      <w:r>
+        <w:rPr>
+          <w:rFonts w:ascii="Times New Roman" w:hAnsi="Times New Roman" w:cs="Times New Roman"/>
+          <w:b/>
+          <w:bCs/>
+          <w:sz w:val="28"/>
+          <w:szCs w:val="28"/>
+        </w:rPr>
+        <w:t>Marketing messages</w:t>
+      </w:r>
+      <w:r>
+        <w:rPr>
+          <w:rFonts w:ascii="Times New Roman" w:hAnsi="Times New Roman" w:cs="Times New Roman"/>
+          <w:sz w:val="28"/>
+          <w:szCs w:val="28"/>
+        </w:rPr>
+        <w:t xml:space="preserve"> (offers, new arrivals, loyalty updates) via email, SMS, and WhatsApp – only if you have opted in.</w:t>
+      </w:r>
+    </w:p>
+    <w:p>
+      <w:pPr>
+        <w:rPr>
+          <w:rFonts w:ascii="Times New Roman" w:hAnsi="Times New Roman" w:cs="Times New Roman"/>
+          <w:sz w:val="28"/>
+          <w:szCs w:val="28"/>
+        </w:rPr>
+      </w:pPr>
+      <w:r>
+        <w:rPr>
+          <w:rFonts w:ascii="Times New Roman" w:hAnsi="Times New Roman" w:cs="Times New Roman"/>
+          <w:sz w:val="28"/>
+          <w:szCs w:val="28"/>
+        </w:rPr>
+        <w:t>You can opt out of marketing at any time by:</w:t>
+      </w:r>
+    </w:p>
+    <w:p>
+      <w:pPr>
+        <w:numPr>
+          <w:ilvl w:val="0"/>
+          <w:numId w:val="22"/>
+        </w:numPr>
+        <w:rPr>
+          <w:rFonts w:ascii="Times New Roman" w:hAnsi="Times New Roman" w:cs="Times New Roman"/>
+          <w:sz w:val="28"/>
+          <w:szCs w:val="28"/>
+        </w:rPr>
+      </w:pPr>
+      <w:r>
+        <w:rPr>
+          <w:rFonts w:ascii="Times New Roman" w:hAnsi="Times New Roman" w:cs="Times New Roman"/>
+          <w:sz w:val="28"/>
+          <w:szCs w:val="28"/>
+        </w:rPr>
+        <w:t xml:space="preserve">Clicking the </w:t>
+      </w:r>
+      <w:r>
+        <w:rPr>
+          <w:rFonts w:ascii="Times New Roman" w:hAnsi="Times New Roman" w:cs="Times New Roman"/>
+          <w:b/>
+          <w:bCs/>
+          <w:sz w:val="28"/>
+          <w:szCs w:val="28"/>
+        </w:rPr>
+        <w:t>“Unsubscribe”</w:t>
+      </w:r>
+      <w:r>
+        <w:rPr>
+          <w:rFonts w:ascii="Times New Roman" w:hAnsi="Times New Roman" w:cs="Times New Roman"/>
+          <w:sz w:val="28"/>
+          <w:szCs w:val="28"/>
+        </w:rPr>
+        <w:t xml:space="preserve"> link in our emails.</w:t>
+      </w:r>
+    </w:p>
+    <w:p>
+      <w:pPr>
+        <w:numPr>
+          <w:ilvl w:val="0"/>
+          <w:numId w:val="22"/>
+        </w:numPr>
+        <w:rPr>
+          <w:rFonts w:ascii="Times New Roman" w:hAnsi="Times New Roman" w:cs="Times New Roman"/>
+          <w:sz w:val="28"/>
+          <w:szCs w:val="28"/>
+        </w:rPr>
+      </w:pPr>
+      <w:r>
+        <w:rPr>
+          <w:rFonts w:ascii="Times New Roman" w:hAnsi="Times New Roman" w:cs="Times New Roman"/>
+          <w:sz w:val="28"/>
+          <w:szCs w:val="28"/>
+        </w:rPr>
+        <w:t xml:space="preserve">Replying </w:t>
+      </w:r>
+      <w:r>
+        <w:rPr>
+          <w:rFonts w:ascii="Times New Roman" w:hAnsi="Times New Roman" w:cs="Times New Roman"/>
+          <w:b/>
+          <w:bCs/>
+          <w:sz w:val="28"/>
+          <w:szCs w:val="28"/>
+        </w:rPr>
+        <w:t>“STOP”</w:t>
+      </w:r>
+      <w:r>
+        <w:rPr>
+          <w:rFonts w:ascii="Times New Roman" w:hAnsi="Times New Roman" w:cs="Times New Roman"/>
+          <w:sz w:val="28"/>
+          <w:szCs w:val="28"/>
+        </w:rPr>
+        <w:t xml:space="preserve"> to our SMS/WhatsApp marketing messages.</w:t>
+      </w:r>
+    </w:p>
+    <w:p>
+      <w:pPr>
+        <w:numPr>
+          <w:ilvl w:val="0"/>
+          <w:numId w:val="22"/>
+        </w:numPr>
+        <w:rPr>
+          <w:rFonts w:ascii="Times New Roman" w:hAnsi="Times New Roman" w:cs="Times New Roman"/>
+          <w:sz w:val="28"/>
+          <w:szCs w:val="28"/>
+        </w:rPr>
+      </w:pPr>
+      <w:r>
+        <w:rPr>
+          <w:rFonts w:ascii="Times New Roman" w:hAnsi="Times New Roman" w:cs="Times New Roman"/>
+          <w:sz w:val="28"/>
+          <w:szCs w:val="28"/>
+        </w:rPr>
+        <w:t xml:space="preserve">Contacting us at </w:t>
+      </w:r>
+      <w:hyperlink r:id="rId8" w:tgtFrame="_blank" w:history="1">
+        <w:r>
+          <w:rPr>
+            <w:rStyle w:val="Hyperlink"/>
+            <w:rFonts w:ascii="Times New Roman" w:hAnsi="Times New Roman" w:cs="Times New Roman"/>
+            <w:sz w:val="28"/>
+            <w:szCs w:val="28"/>
+          </w:rPr>
+          <w:t>locoxo.support@gmail.com</w:t>
+        </w:r>
+      </w:hyperlink>
+      <w:r>
+        <w:rPr>
+          <w:rFonts w:ascii="Times New Roman" w:hAnsi="Times New Roman" w:cs="Times New Roman"/>
+          <w:sz w:val="28"/>
+          <w:szCs w:val="28"/>
+        </w:rPr>
+        <w:t xml:space="preserve"> to update your preferences.</w:t>
+      </w:r>
+    </w:p>
+    <w:p>
+      <w:pPr>
+        <w:rPr>
+          <w:rFonts w:ascii="Times New Roman" w:hAnsi="Times New Roman" w:cs="Times New Roman"/>
+          <w:sz w:val="28"/>
+          <w:szCs w:val="28"/>
+        </w:rPr>
+      </w:pPr>
+      <w:r>
+        <w:rPr>
+          <w:rFonts w:ascii="Times New Roman" w:hAnsi="Times New Roman" w:cs="Times New Roman"/>
+          <w:sz w:val="28"/>
+          <w:szCs w:val="28"/>
+        </w:rPr>
+        <w:t>Even after opting out, we may still send you necessary service messages related to your orders or account.</w:t>
+      </w:r>
+    </w:p>
+    <w:p>
+      <w:pPr>
+        <w:rPr>
+          <w:rFonts w:ascii="Times New Roman" w:hAnsi="Times New Roman" w:cs="Times New Roman"/>
+          <w:sz w:val="28"/>
+          <w:szCs w:val="28"/>
+        </w:rPr>
+      </w:pPr>
+      <w:r>
+        <w:rPr>
+          <w:rFonts w:ascii="Times New Roman" w:hAnsi="Times New Roman" w:cs="Times New Roman"/>
+          <w:sz w:val="28"/>
+          <w:szCs w:val="28"/>
+        </w:rPr>
+        <w:pict w14:anchorId="43C3CA73">
+          <v:rect id="_x0000_i1035" style="width:0;height:1.5pt" o:hralign="center" o:hrstd="t" o:hr="t" fillcolor="#a0a0a0" stroked="f"/>
+        </w:pict>
+      </w:r>
+    </w:p>
+    <w:p>
+      <w:pPr>
+        <w:rPr>
+          <w:rFonts w:ascii="Times New Roman" w:hAnsi="Times New Roman" w:cs="Times New Roman"/>
+          <w:b/>
+          <w:bCs/>
+          <w:sz w:val="28"/>
+          <w:szCs w:val="28"/>
+        </w:rPr>
+      </w:pPr>
+      <w:r>
+        <w:rPr>
+          <w:rFonts w:ascii="Times New Roman" w:hAnsi="Times New Roman" w:cs="Times New Roman"/>
+          <w:b/>
+          <w:bCs/>
+          <w:sz w:val="28"/>
+          <w:szCs w:val="28"/>
+        </w:rPr>
+        <w:t>11. Children’s Privacy and Age Restriction</w:t>
+      </w:r>
+    </w:p>
+    <w:p>
+      <w:pPr>
+        <w:rPr>
+          <w:rFonts w:ascii="Times New Roman" w:hAnsi="Times New Roman" w:cs="Times New Roman"/>
+          <w:sz w:val="28"/>
+          <w:szCs w:val="28"/>
+        </w:rPr>
+      </w:pPr>
+      <w:r>
+        <w:rPr>
+          <w:rFonts w:ascii="Times New Roman" w:hAnsi="Times New Roman" w:cs="Times New Roman"/>
+          <w:sz w:val="28"/>
+          <w:szCs w:val="28"/>
+        </w:rPr>
+        <w:t xml:space="preserve">Our Site and services are intended for users aged </w:t>
+      </w:r>
+      <w:r>
+        <w:rPr>
+          <w:rFonts w:ascii="Times New Roman" w:hAnsi="Times New Roman" w:cs="Times New Roman"/>
+          <w:b/>
+          <w:bCs/>
+          <w:sz w:val="28"/>
+          <w:szCs w:val="28"/>
+        </w:rPr>
+        <w:t>18 years or older</w:t>
+      </w:r>
+      <w:r>
+        <w:rPr>
+          <w:rFonts w:ascii="Times New Roman" w:hAnsi="Times New Roman" w:cs="Times New Roman"/>
+          <w:sz w:val="28"/>
+          <w:szCs w:val="28"/>
+        </w:rPr>
+        <w:t>. We do not knowingly collect personal data from children under 18.</w:t>
+      </w:r>
+    </w:p>
+    <w:p>
+      <w:pPr>
+        <w:rPr>
+          <w:rFonts w:ascii="Times New Roman" w:hAnsi="Times New Roman" w:cs="Times New Roman"/>
+          <w:sz w:val="28"/>
+          <w:szCs w:val="28"/>
+        </w:rPr>
+      </w:pPr>
+      <w:r>
+        <w:rPr>
+          <w:rFonts w:ascii="Times New Roman" w:hAnsi="Times New Roman" w:cs="Times New Roman"/>
+          <w:sz w:val="28"/>
+          <w:szCs w:val="28"/>
+        </w:rPr>
+        <w:t>If we become aware that we have inadvertently collected data from someone under 18, we will take steps to delete such data as soon as possible, subject to legal retention requirements.</w:t>
+      </w:r>
+    </w:p>
+    <w:p>
+      <w:pPr>
+        <w:rPr>
+          <w:rFonts w:ascii="Times New Roman" w:hAnsi="Times New Roman" w:cs="Times New Roman"/>
+          <w:sz w:val="28"/>
+          <w:szCs w:val="28"/>
+        </w:rPr>
+      </w:pPr>
+      <w:r>
+        <w:rPr>
+          <w:rFonts w:ascii="Times New Roman" w:hAnsi="Times New Roman" w:cs="Times New Roman"/>
+          <w:sz w:val="28"/>
+          <w:szCs w:val="28"/>
+        </w:rPr>
+        <w:pict w14:anchorId="493A815B">
+          <v:rect id="_x0000_i1036" style="width:0;height:1.5pt" o:hralign="center" o:hrstd="t" o:hr="t" fillcolor="#a0a0a0" stroked="f"/>
+        </w:pict>
+      </w:r>
+    </w:p>
+    <w:p>
+      <w:pPr>
+        <w:rPr>
+          <w:rFonts w:ascii="Times New Roman" w:hAnsi="Times New Roman" w:cs="Times New Roman"/>
+          <w:b/>
+          <w:bCs/>
+          <w:sz w:val="28"/>
+          <w:szCs w:val="28"/>
+        </w:rPr>
+      </w:pPr>
+      <w:r>
+        <w:rPr>
+          <w:rFonts w:ascii="Times New Roman" w:hAnsi="Times New Roman" w:cs="Times New Roman"/>
+          <w:b/>
+          <w:bCs/>
+          <w:sz w:val="28"/>
+          <w:szCs w:val="28"/>
+        </w:rPr>
+        <w:t>12. Changes to This Privacy Policy</w:t>
+      </w:r>
+    </w:p>
+    <w:p>
+      <w:pPr>
+        <w:rPr>
+          <w:rFonts w:ascii="Times New Roman" w:hAnsi="Times New Roman" w:cs="Times New Roman"/>
+          <w:sz w:val="28"/>
+          <w:szCs w:val="28"/>
+        </w:rPr>
+      </w:pPr>
+      <w:r>
+        <w:rPr>
+          <w:rFonts w:ascii="Times New Roman" w:hAnsi="Times New Roman" w:cs="Times New Roman"/>
+          <w:sz w:val="28"/>
+          <w:szCs w:val="28"/>
+        </w:rPr>
+        <w:t>We may update this Privacy Policy from time to time to reflect changes in our practices or legal requirements.</w:t>
+      </w:r>
+    </w:p>
+    <w:p>
+      <w:pPr>
+        <w:numPr>
+          <w:ilvl w:val="0"/>
+          <w:numId w:val="23"/>
+        </w:numPr>
+        <w:rPr>
+          <w:rFonts w:ascii="Times New Roman" w:hAnsi="Times New Roman" w:cs="Times New Roman"/>
+          <w:sz w:val="28"/>
+          <w:szCs w:val="28"/>
+        </w:rPr>
+      </w:pPr>
+      <w:r>
+        <w:rPr>
+          <w:rFonts w:ascii="Times New Roman" w:hAnsi="Times New Roman" w:cs="Times New Roman"/>
+          <w:sz w:val="28"/>
+          <w:szCs w:val="28"/>
+        </w:rPr>
+        <w:t xml:space="preserve">The </w:t>
+      </w:r>
+      <w:r>
+        <w:rPr>
+          <w:rFonts w:ascii="Times New Roman" w:hAnsi="Times New Roman" w:cs="Times New Roman"/>
+          <w:b/>
+          <w:bCs/>
+          <w:sz w:val="28"/>
+          <w:szCs w:val="28"/>
+        </w:rPr>
+        <w:t>“Last updated”</w:t>
+      </w:r>
+      <w:r>
+        <w:rPr>
+          <w:rFonts w:ascii="Times New Roman" w:hAnsi="Times New Roman" w:cs="Times New Roman"/>
+          <w:sz w:val="28"/>
+          <w:szCs w:val="28"/>
+        </w:rPr>
+        <w:t xml:space="preserve"> date at the top will be revised.</w:t>
+      </w:r>
+    </w:p>
+    <w:p>
+      <w:pPr>
+        <w:numPr>
+          <w:ilvl w:val="0"/>
+          <w:numId w:val="23"/>
+        </w:numPr>
+        <w:rPr>
+          <w:rFonts w:ascii="Times New Roman" w:hAnsi="Times New Roman" w:cs="Times New Roman"/>
+          <w:sz w:val="28"/>
+          <w:szCs w:val="28"/>
+        </w:rPr>
+      </w:pPr>
+      <w:r>
+        <w:rPr>
+          <w:rFonts w:ascii="Times New Roman" w:hAnsi="Times New Roman" w:cs="Times New Roman"/>
+          <w:sz w:val="28"/>
+          <w:szCs w:val="28"/>
+        </w:rPr>
+        <w:t>Significant changes will be notified via email, Site banner, or other appropriate means.</w:t>
+      </w:r>
+    </w:p>
+    <w:p>
+      <w:pPr>
+        <w:numPr>
+          <w:ilvl w:val="0"/>
+          <w:numId w:val="23"/>
+        </w:numPr>
+        <w:rPr>
+          <w:rFonts w:ascii="Times New Roman" w:hAnsi="Times New Roman" w:cs="Times New Roman"/>
+          <w:sz w:val="28"/>
+          <w:szCs w:val="28"/>
+        </w:rPr>
+      </w:pPr>
+      <w:r>
+        <w:rPr>
+          <w:rFonts w:ascii="Times New Roman" w:hAnsi="Times New Roman" w:cs="Times New Roman"/>
+          <w:sz w:val="28"/>
+          <w:szCs w:val="28"/>
+        </w:rPr>
+        <w:t>We encourage you to review this page periodically.</w:t>
+      </w:r>
+    </w:p>
+    <w:p>
+      <w:pPr>
+        <w:rPr>
+          <w:rFonts w:ascii="Times New Roman" w:hAnsi="Times New Roman" w:cs="Times New Roman"/>
+          <w:sz w:val="28"/>
+          <w:szCs w:val="28"/>
+        </w:rPr>
+      </w:pPr>
+      <w:r>
+        <w:rPr>
+          <w:rFonts w:ascii="Times New Roman" w:hAnsi="Times New Roman" w:cs="Times New Roman"/>
+          <w:sz w:val="28"/>
+          <w:szCs w:val="28"/>
+        </w:rPr>
+        <w:t>Continued use of the Site after changes constitutes acceptance of the updated policy.</w:t>
+      </w:r>
+    </w:p>
+    <w:p>
+      <w:pPr>
+        <w:rPr>
+          <w:rFonts w:ascii="Times New Roman" w:hAnsi="Times New Roman" w:cs="Times New Roman"/>
+          <w:sz w:val="28"/>
+          <w:szCs w:val="28"/>
+        </w:rPr>
+      </w:pPr>
+      <w:r>
+        <w:rPr>
+          <w:rFonts w:ascii="Times New Roman" w:hAnsi="Times New Roman" w:cs="Times New Roman"/>
+          <w:sz w:val="28"/>
+          <w:szCs w:val="28"/>
+        </w:rPr>
+        <w:pict w14:anchorId="64816942">
+          <v:rect id="_x0000_i1037" style="width:0;height:1.5pt" o:hralign="center" o:hrstd="t" o:hr="t" fillcolor="#a0a0a0" stroked="f"/>
+        </w:pict>
+      </w:r>
+    </w:p>
+    <w:p>
+      <w:pPr>
+        <w:rPr>
+          <w:rFonts w:ascii="Times New Roman" w:hAnsi="Times New Roman" w:cs="Times New Roman"/>
+          <w:b/>
+          <w:bCs/>
+          <w:sz w:val="28"/>
+          <w:szCs w:val="28"/>
+        </w:rPr>
+      </w:pPr>
+      <w:r>
+        <w:rPr>
+          <w:rFonts w:ascii="Times New Roman" w:hAnsi="Times New Roman" w:cs="Times New Roman"/>
+          <w:b/>
+          <w:bCs/>
+          <w:sz w:val="28"/>
+          <w:szCs w:val="28"/>
+        </w:rPr>
+        <w:lastRenderedPageBreak/>
+        <w:t>13. Contact and Grievance Redressal</w:t>
+      </w:r>
+    </w:p>
+    <w:p>
+      <w:pPr>
+        <w:rPr>
+          <w:rFonts w:ascii="Times New Roman" w:hAnsi="Times New Roman" w:cs="Times New Roman"/>
+          <w:sz w:val="28"/>
+          <w:szCs w:val="28"/>
+        </w:rPr>
+      </w:pPr>
+      <w:r>
+        <w:rPr>
+          <w:rFonts w:ascii="Times New Roman" w:hAnsi="Times New Roman" w:cs="Times New Roman"/>
+          <w:sz w:val="28"/>
+          <w:szCs w:val="28"/>
+        </w:rPr>
+        <w:t>For any privacy</w:t>
+      </w:r>
+      <w:r>
+        <w:rPr>
+          <w:rFonts w:ascii="Times New Roman" w:hAnsi="Times New Roman" w:cs="Times New Roman"/>
+          <w:sz w:val="28"/>
+          <w:szCs w:val="28"/>
+        </w:rPr>
+        <w:noBreakHyphen/>
+        <w:t>related questions, concerns, or complaints, please contact us:</w:t>
+      </w:r>
+    </w:p>
+    <w:p>
+      <w:pPr>
+        <w:numPr>
+          <w:ilvl w:val="0"/>
+          <w:numId w:val="24"/>
+        </w:numPr>
+        <w:rPr>
+          <w:rFonts w:ascii="Times New Roman" w:hAnsi="Times New Roman" w:cs="Times New Roman"/>
+          <w:sz w:val="28"/>
+          <w:szCs w:val="28"/>
+        </w:rPr>
+      </w:pPr>
+      <w:r>
+        <w:rPr>
+          <w:rFonts w:ascii="Times New Roman" w:hAnsi="Times New Roman" w:cs="Times New Roman"/>
+          <w:b/>
+          <w:bCs/>
+          <w:sz w:val="28"/>
+          <w:szCs w:val="28"/>
+        </w:rPr>
+        <w:t>Email:</w:t>
+      </w:r>
+      <w:r>
+        <w:rPr>
+          <w:rFonts w:ascii="Times New Roman" w:hAnsi="Times New Roman" w:cs="Times New Roman"/>
+          <w:sz w:val="28"/>
+          <w:szCs w:val="28"/>
+        </w:rPr>
+        <w:t xml:space="preserve"> </w:t>
+      </w:r>
+      <w:hyperlink r:id="rId9" w:tgtFrame="_blank" w:history="1">
+        <w:r>
+          <w:rPr>
+            <w:rStyle w:val="Hyperlink"/>
+            <w:rFonts w:ascii="Times New Roman" w:hAnsi="Times New Roman" w:cs="Times New Roman"/>
+            <w:sz w:val="28"/>
+            <w:szCs w:val="28"/>
+          </w:rPr>
+          <w:t>locoxo.support@gmail.com</w:t>
+        </w:r>
+      </w:hyperlink>
+      <w:r>
+        <w:t>(monitored daily)</w:t>
+      </w:r>
+    </w:p>
+    <w:p>
+      <w:pPr>
+        <w:numPr>
+          <w:ilvl w:val="0"/>
+          <w:numId w:val="24"/>
+        </w:numPr>
+        <w:rPr>
+          <w:rFonts w:ascii="Times New Roman" w:hAnsi="Times New Roman" w:cs="Times New Roman"/>
+          <w:sz w:val="28"/>
+          <w:szCs w:val="28"/>
+        </w:rPr>
+      </w:pPr>
+      <w:r>
+        <w:rPr>
+          <w:rFonts w:ascii="Times New Roman" w:hAnsi="Times New Roman" w:cs="Times New Roman"/>
+          <w:b/>
+          <w:bCs/>
+          <w:sz w:val="28"/>
+          <w:szCs w:val="28"/>
+        </w:rPr>
+        <w:t>Phone: -</w:t>
+      </w:r>
+      <w:r>
+        <w:rPr>
+          <w:rFonts w:ascii="Times New Roman" w:hAnsi="Times New Roman" w:cs="Times New Roman"/>
+          <w:sz w:val="28"/>
+          <w:szCs w:val="28"/>
+        </w:rPr>
+        <w:t>91 88245 89682 (Available Monday to Saturday, 10:00 AM to 8:00 PM IST; Sunday closed)</w:t>
+      </w:r>
+    </w:p>
+    <w:p>
+      <w:pPr>
+        <w:numPr>
+          <w:ilvl w:val="0"/>
+          <w:numId w:val="24"/>
+        </w:numPr>
+        <w:rPr>
+          <w:rFonts w:ascii="Times New Roman" w:hAnsi="Times New Roman" w:cs="Times New Roman"/>
+          <w:sz w:val="28"/>
+          <w:szCs w:val="28"/>
+        </w:rPr>
+      </w:pPr>
+      <w:r>
+        <w:rPr>
+          <w:rFonts w:ascii="Times New Roman" w:hAnsi="Times New Roman" w:cs="Times New Roman"/>
+          <w:b/>
+          <w:bCs/>
+          <w:sz w:val="28"/>
+          <w:szCs w:val="28"/>
+        </w:rPr>
+        <w:t>Address:</w:t>
+      </w:r>
+      <w:r>
+        <w:rPr>
+          <w:rFonts w:ascii="Times New Roman" w:hAnsi="Times New Roman" w:cs="Times New Roman"/>
+          <w:sz w:val="28"/>
+          <w:szCs w:val="28"/>
+        </w:rPr>
+        <w:br/>
+        <w:t>LOCOXO APPARELS</w:t>
+      </w:r>
+      <w:r>
+        <w:rPr>
+          <w:rFonts w:ascii="Times New Roman" w:hAnsi="Times New Roman" w:cs="Times New Roman"/>
+          <w:sz w:val="28"/>
+          <w:szCs w:val="28"/>
+        </w:rPr>
+        <w:br/>
+        <w:t>2400/67, Friends Colony, Street No. 2,</w:t>
+      </w:r>
+      <w:r>
+        <w:rPr>
+          <w:rFonts w:ascii="Times New Roman" w:hAnsi="Times New Roman" w:cs="Times New Roman"/>
+          <w:sz w:val="28"/>
+          <w:szCs w:val="28"/>
+        </w:rPr>
+        <w:br/>
+        <w:t>Badi Haibowal, Ludhiana, Punjab – 141001, India</w:t>
+      </w:r>
+    </w:p>
+    <w:p>
+      <w:pPr>
+        <w:rPr>
+          <w:rFonts w:ascii="Times New Roman" w:hAnsi="Times New Roman" w:cs="Times New Roman"/>
+          <w:sz w:val="28"/>
+          <w:szCs w:val="28"/>
+        </w:rPr>
+      </w:pPr>
+      <w:r>
+        <w:rPr>
+          <w:rFonts w:ascii="Times New Roman" w:hAnsi="Times New Roman" w:cs="Times New Roman"/>
+          <w:sz w:val="28"/>
+          <w:szCs w:val="28"/>
+        </w:rPr>
+        <w:pict w14:anchorId="53AFE3B7">
+          <v:rect id="_x0000_i1038" style="width:0;height:1.5pt" o:hralign="center" o:hrstd="t" o:hr="t" fillcolor="#a0a0a0" stroked="f"/>
+        </w:pict>
+      </w:r>
     </w:p>
     <w:p/>
     <w:sectPr>
@@ -1090,9 +4087,9 @@
 <file path=word/numbering.xml><?xml version="1.0" encoding="utf-8"?>
 <w:numbering xmlns:wpc="http://schemas.microsoft.com/office/word/2010/wordprocessingCanvas" xmlns:cx="http://schemas.microsoft.com/office/drawing/2014/chartex" xmlns:cx1="http://schemas.microsoft.com/office/drawing/2015/9/8/chartex" xmlns:cx2="http://schemas.microsoft.com/office/drawing/2015/10/21/chartex" xmlns:cx3="http://schemas.microsoft.com/office/drawing/2016/5/9/chartex" xmlns:cx4="http://schemas.microsoft.com/office/drawing/2016/5/10/chartex" xmlns:cx5="http://schemas.microsoft.com/office/drawing/2016/5/11/chartex" xmlns:cx6="http://schemas.microsoft.com/office/drawing/2016/5/12/chartex" xmlns:cx7="http://schemas.microsoft.com/office/drawing/2016/5/13/chartex" xmlns:cx8="http://schemas.microsoft.com/office/drawing/2016/5/14/chartex" xmlns:mc="http://schemas.openxmlformats.org/markup-compatibility/2006" xmlns:aink="http://schemas.microsoft.com/office/drawing/2016/ink" xmlns:am3d="http://schemas.microsoft.com/office/drawing/2017/model3d" xmlns:o="urn:schemas-microsoft-com:office:office" xmlns:oel="http://schemas.microsoft.com/office/2019/extlst" xmlns:r="http://schemas.openxmlformats.org/officeDocument/2006/relationships" xmlns:m="http://schemas.openxmlformats.org/officeDocument/2006/math" xmlns:v="urn:schemas-microsoft-com:vml" xmlns:wp14="http://schemas.microsoft.com/office/word/2010/wordprocessingDrawing" xmlns:wp="http://schemas.openxmlformats.org/drawingml/2006/wordprocessingDrawing" xmlns:w10="urn:schemas-microsoft-com:office:word" xmlns:w="http://schemas.openxmlformats.org/wordprocessingml/2006/main" xmlns:w14="http://schemas.microsoft.com/office/word/2010/wordml" xmlns:w15="http://schemas.microsoft.com/office/word/2012/wordml" xmlns:w16cex="http://schemas.microsoft.com/office/word/2018/wordml/cex" xmlns:w16cid="http://schemas.microsoft.com/office/word/2016/wordml/cid" xmlns:w16="http://schemas.microsoft.com/office/word/2018/wordml" xmlns:w16du="http://schemas.microsoft.com/office/word/2023/wordml/word16du" xmlns:w16sdtdh="http://schemas.microsoft.com/office/word/2020/wordml/sdtdatahash" xmlns:w16sdtfl="http://schemas.microsoft.com/office/word/2024/wordml/sdtformatlock" xmlns:w16se="http://schemas.microsoft.com/office/word/2015/wordml/symex" xmlns:wpg="http://schemas.microsoft.com/office/word/2010/wordprocessingGroup" xmlns:wpi="http://schemas.microsoft.com/office/word/2010/wordprocessingInk" xmlns:wne="http://schemas.microsoft.com/office/word/2006/wordml" xmlns:wps="http://schemas.microsoft.com/office/word/2010/wordprocessingShape" mc:Ignorable="w14 w15 w16se w16cid w16 w16cex w16sdtdh w16sdtfl w16du wp14">
   <w:abstractNum w:abstractNumId="0" w15:restartNumberingAfterBreak="0">
-    <w:nsid w:val="0F43358C"/>
+    <w:nsid w:val="02D54532"/>
     <w:multiLevelType w:val="multilevel"/>
-    <w:tmpl w:val="E83CECA4"/>
+    <w:tmpl w:val="82B02508"/>
     <w:lvl w:ilvl="0">
       <w:start w:val="1"/>
       <w:numFmt w:val="bullet"/>
@@ -1112,7 +4109,7 @@
     <w:lvl w:ilvl="1" w:tentative="1">
       <w:start w:val="1"/>
       <w:numFmt w:val="bullet"/>
-      <w:lvlText w:val=""/>
+      <w:lvlText w:val="o"/>
       <w:lvlJc w:val="left"/>
       <w:pPr>
         <w:tabs>
@@ -1121,14 +4118,14 @@
         <w:ind w:left="1440" w:hanging="360"/>
       </w:pPr>
       <w:rPr>
-        <w:rFonts w:ascii="Symbol" w:hAnsi="Symbol" w:hint="default"/>
+        <w:rFonts w:ascii="Courier New" w:hAnsi="Courier New" w:hint="default"/>
         <w:sz w:val="20"/>
       </w:rPr>
     </w:lvl>
     <w:lvl w:ilvl="2" w:tentative="1">
       <w:start w:val="1"/>
       <w:numFmt w:val="bullet"/>
-      <w:lvlText w:val=""/>
+      <w:lvlText w:val=""/>
       <w:lvlJc w:val="left"/>
       <w:pPr>
         <w:tabs>
@@ -1137,14 +4134,14 @@
         <w:ind w:left="2160" w:hanging="360"/>
       </w:pPr>
       <w:rPr>
-        <w:rFonts w:ascii="Symbol" w:hAnsi="Symbol" w:hint="default"/>
+        <w:rFonts w:ascii="Wingdings" w:hAnsi="Wingdings" w:hint="default"/>
         <w:sz w:val="20"/>
       </w:rPr>
     </w:lvl>
     <w:lvl w:ilvl="3" w:tentative="1">
       <w:start w:val="1"/>
       <w:numFmt w:val="bullet"/>
-      <w:lvlText w:val=""/>
+      <w:lvlText w:val=""/>
       <w:lvlJc w:val="left"/>
       <w:pPr>
         <w:tabs>
@@ -1153,14 +4150,14 @@
         <w:ind w:left="2880" w:hanging="360"/>
       </w:pPr>
       <w:rPr>
-        <w:rFonts w:ascii="Symbol" w:hAnsi="Symbol" w:hint="default"/>
+        <w:rFonts w:ascii="Wingdings" w:hAnsi="Wingdings" w:hint="default"/>
         <w:sz w:val="20"/>
       </w:rPr>
     </w:lvl>
     <w:lvl w:ilvl="4" w:tentative="1">
       <w:start w:val="1"/>
       <w:numFmt w:val="bullet"/>
-      <w:lvlText w:val=""/>
+      <w:lvlText w:val=""/>
       <w:lvlJc w:val="left"/>
       <w:pPr>
         <w:tabs>
@@ -1169,14 +4166,14 @@
         <w:ind w:left="3600" w:hanging="360"/>
       </w:pPr>
       <w:rPr>
-        <w:rFonts w:ascii="Symbol" w:hAnsi="Symbol" w:hint="default"/>
+        <w:rFonts w:ascii="Wingdings" w:hAnsi="Wingdings" w:hint="default"/>
         <w:sz w:val="20"/>
       </w:rPr>
     </w:lvl>
     <w:lvl w:ilvl="5" w:tentative="1">
       <w:start w:val="1"/>
       <w:numFmt w:val="bullet"/>
-      <w:lvlText w:val=""/>
+      <w:lvlText w:val=""/>
       <w:lvlJc w:val="left"/>
       <w:pPr>
         <w:tabs>
@@ -1185,14 +4182,14 @@
         <w:ind w:left="4320" w:hanging="360"/>
       </w:pPr>
       <w:rPr>
-        <w:rFonts w:ascii="Symbol" w:hAnsi="Symbol" w:hint="default"/>
+        <w:rFonts w:ascii="Wingdings" w:hAnsi="Wingdings" w:hint="default"/>
         <w:sz w:val="20"/>
       </w:rPr>
     </w:lvl>
     <w:lvl w:ilvl="6" w:tentative="1">
       <w:start w:val="1"/>
       <w:numFmt w:val="bullet"/>
-      <w:lvlText w:val=""/>
+      <w:lvlText w:val=""/>
       <w:lvlJc w:val="left"/>
       <w:pPr>
         <w:tabs>
@@ -1201,14 +4198,14 @@
         <w:ind w:left="5040" w:hanging="360"/>
       </w:pPr>
       <w:rPr>
-        <w:rFonts w:ascii="Symbol" w:hAnsi="Symbol" w:hint="default"/>
+        <w:rFonts w:ascii="Wingdings" w:hAnsi="Wingdings" w:hint="default"/>
         <w:sz w:val="20"/>
       </w:rPr>
     </w:lvl>
     <w:lvl w:ilvl="7" w:tentative="1">
       <w:start w:val="1"/>
       <w:numFmt w:val="bullet"/>
-      <w:lvlText w:val=""/>
+      <w:lvlText w:val=""/>
       <w:lvlJc w:val="left"/>
       <w:pPr>
         <w:tabs>
@@ -1217,14 +4214,14 @@
         <w:ind w:left="5760" w:hanging="360"/>
       </w:pPr>
       <w:rPr>
-        <w:rFonts w:ascii="Symbol" w:hAnsi="Symbol" w:hint="default"/>
+        <w:rFonts w:ascii="Wingdings" w:hAnsi="Wingdings" w:hint="default"/>
         <w:sz w:val="20"/>
       </w:rPr>
     </w:lvl>
     <w:lvl w:ilvl="8" w:tentative="1">
       <w:start w:val="1"/>
       <w:numFmt w:val="bullet"/>
-      <w:lvlText w:val=""/>
+      <w:lvlText w:val=""/>
       <w:lvlJc w:val="left"/>
       <w:pPr>
         <w:tabs>
@@ -1233,15 +4230,15 @@
         <w:ind w:left="6480" w:hanging="360"/>
       </w:pPr>
       <w:rPr>
-        <w:rFonts w:ascii="Symbol" w:hAnsi="Symbol" w:hint="default"/>
+        <w:rFonts w:ascii="Wingdings" w:hAnsi="Wingdings" w:hint="default"/>
         <w:sz w:val="20"/>
       </w:rPr>
     </w:lvl>
   </w:abstractNum>
   <w:abstractNum w:abstractNumId="1" w15:restartNumberingAfterBreak="0">
-    <w:nsid w:val="0FF55C4E"/>
+    <w:nsid w:val="109C67A1"/>
     <w:multiLevelType w:val="multilevel"/>
-    <w:tmpl w:val="CC208842"/>
+    <w:tmpl w:val="AB0C76E0"/>
     <w:lvl w:ilvl="0">
       <w:start w:val="1"/>
       <w:numFmt w:val="bullet"/>
@@ -1261,7 +4258,7 @@
     <w:lvl w:ilvl="1" w:tentative="1">
       <w:start w:val="1"/>
       <w:numFmt w:val="bullet"/>
-      <w:lvlText w:val=""/>
+      <w:lvlText w:val="o"/>
       <w:lvlJc w:val="left"/>
       <w:pPr>
         <w:tabs>
@@ -1270,14 +4267,14 @@
         <w:ind w:left="1440" w:hanging="360"/>
       </w:pPr>
       <w:rPr>
-        <w:rFonts w:ascii="Symbol" w:hAnsi="Symbol" w:hint="default"/>
+        <w:rFonts w:ascii="Courier New" w:hAnsi="Courier New" w:hint="default"/>
         <w:sz w:val="20"/>
       </w:rPr>
     </w:lvl>
     <w:lvl w:ilvl="2" w:tentative="1">
       <w:start w:val="1"/>
       <w:numFmt w:val="bullet"/>
-      <w:lvlText w:val=""/>
+      <w:lvlText w:val=""/>
       <w:lvlJc w:val="left"/>
       <w:pPr>
         <w:tabs>
@@ -1286,14 +4283,14 @@
         <w:ind w:left="2160" w:hanging="360"/>
       </w:pPr>
       <w:rPr>
-        <w:rFonts w:ascii="Symbol" w:hAnsi="Symbol" w:hint="default"/>
+        <w:rFonts w:ascii="Wingdings" w:hAnsi="Wingdings" w:hint="default"/>
         <w:sz w:val="20"/>
       </w:rPr>
     </w:lvl>
     <w:lvl w:ilvl="3" w:tentative="1">
       <w:start w:val="1"/>
       <w:numFmt w:val="bullet"/>
-      <w:lvlText w:val=""/>
+      <w:lvlText w:val=""/>
       <w:lvlJc w:val="left"/>
       <w:pPr>
         <w:tabs>
@@ -1302,14 +4299,14 @@
         <w:ind w:left="2880" w:hanging="360"/>
       </w:pPr>
       <w:rPr>
-        <w:rFonts w:ascii="Symbol" w:hAnsi="Symbol" w:hint="default"/>
+        <w:rFonts w:ascii="Wingdings" w:hAnsi="Wingdings" w:hint="default"/>
         <w:sz w:val="20"/>
       </w:rPr>
     </w:lvl>
     <w:lvl w:ilvl="4" w:tentative="1">
       <w:start w:val="1"/>
       <w:numFmt w:val="bullet"/>
-      <w:lvlText w:val=""/>
+      <w:lvlText w:val=""/>
       <w:lvlJc w:val="left"/>
       <w:pPr>
         <w:tabs>
@@ -1318,14 +4315,14 @@
         <w:ind w:left="3600" w:hanging="360"/>
       </w:pPr>
       <w:rPr>
-        <w:rFonts w:ascii="Symbol" w:hAnsi="Symbol" w:hint="default"/>
+        <w:rFonts w:ascii="Wingdings" w:hAnsi="Wingdings" w:hint="default"/>
         <w:sz w:val="20"/>
       </w:rPr>
     </w:lvl>
     <w:lvl w:ilvl="5" w:tentative="1">
       <w:start w:val="1"/>
       <w:numFmt w:val="bullet"/>
-      <w:lvlText w:val=""/>
+      <w:lvlText w:val=""/>
       <w:lvlJc w:val="left"/>
       <w:pPr>
         <w:tabs>
@@ -1334,14 +4331,14 @@
         <w:ind w:left="4320" w:hanging="360"/>
       </w:pPr>
       <w:rPr>
-        <w:rFonts w:ascii="Symbol" w:hAnsi="Symbol" w:hint="default"/>
+        <w:rFonts w:ascii="Wingdings" w:hAnsi="Wingdings" w:hint="default"/>
         <w:sz w:val="20"/>
       </w:rPr>
     </w:lvl>
     <w:lvl w:ilvl="6" w:tentative="1">
       <w:start w:val="1"/>
       <w:numFmt w:val="bullet"/>
-      <w:lvlText w:val=""/>
+      <w:lvlText w:val=""/>
       <w:lvlJc w:val="left"/>
       <w:pPr>
         <w:tabs>
@@ -1350,14 +4347,14 @@
         <w:ind w:left="5040" w:hanging="360"/>
       </w:pPr>
       <w:rPr>
-        <w:rFonts w:ascii="Symbol" w:hAnsi="Symbol" w:hint="default"/>
+        <w:rFonts w:ascii="Wingdings" w:hAnsi="Wingdings" w:hint="default"/>
         <w:sz w:val="20"/>
       </w:rPr>
     </w:lvl>
     <w:lvl w:ilvl="7" w:tentative="1">
       <w:start w:val="1"/>
       <w:numFmt w:val="bullet"/>
-      <w:lvlText w:val=""/>
+      <w:lvlText w:val=""/>
       <w:lvlJc w:val="left"/>
       <w:pPr>
         <w:tabs>
@@ -1366,14 +4363,14 @@
         <w:ind w:left="5760" w:hanging="360"/>
       </w:pPr>
       <w:rPr>
-        <w:rFonts w:ascii="Symbol" w:hAnsi="Symbol" w:hint="default"/>
+        <w:rFonts w:ascii="Wingdings" w:hAnsi="Wingdings" w:hint="default"/>
         <w:sz w:val="20"/>
       </w:rPr>
     </w:lvl>
     <w:lvl w:ilvl="8" w:tentative="1">
       <w:start w:val="1"/>
       <w:numFmt w:val="bullet"/>
-      <w:lvlText w:val=""/>
+      <w:lvlText w:val=""/>
       <w:lvlJc w:val="left"/>
       <w:pPr>
         <w:tabs>
@@ -1382,15 +4379,15 @@
         <w:ind w:left="6480" w:hanging="360"/>
       </w:pPr>
       <w:rPr>
-        <w:rFonts w:ascii="Symbol" w:hAnsi="Symbol" w:hint="default"/>
+        <w:rFonts w:ascii="Wingdings" w:hAnsi="Wingdings" w:hint="default"/>
         <w:sz w:val="20"/>
       </w:rPr>
     </w:lvl>
   </w:abstractNum>
   <w:abstractNum w:abstractNumId="2" w15:restartNumberingAfterBreak="0">
-    <w:nsid w:val="12C956A4"/>
+    <w:nsid w:val="12EF2071"/>
     <w:multiLevelType w:val="multilevel"/>
-    <w:tmpl w:val="1EE809C2"/>
+    <w:tmpl w:val="70480198"/>
     <w:lvl w:ilvl="0">
       <w:start w:val="1"/>
       <w:numFmt w:val="bullet"/>
@@ -1410,7 +4407,7 @@
     <w:lvl w:ilvl="1" w:tentative="1">
       <w:start w:val="1"/>
       <w:numFmt w:val="bullet"/>
-      <w:lvlText w:val=""/>
+      <w:lvlText w:val="o"/>
       <w:lvlJc w:val="left"/>
       <w:pPr>
         <w:tabs>
@@ -1419,14 +4416,14 @@
         <w:ind w:left="1440" w:hanging="360"/>
       </w:pPr>
       <w:rPr>
-        <w:rFonts w:ascii="Symbol" w:hAnsi="Symbol" w:hint="default"/>
+        <w:rFonts w:ascii="Courier New" w:hAnsi="Courier New" w:hint="default"/>
         <w:sz w:val="20"/>
       </w:rPr>
     </w:lvl>
     <w:lvl w:ilvl="2" w:tentative="1">
       <w:start w:val="1"/>
       <w:numFmt w:val="bullet"/>
-      <w:lvlText w:val=""/>
+      <w:lvlText w:val=""/>
       <w:lvlJc w:val="left"/>
       <w:pPr>
         <w:tabs>
@@ -1435,14 +4432,14 @@
         <w:ind w:left="2160" w:hanging="360"/>
       </w:pPr>
       <w:rPr>
-        <w:rFonts w:ascii="Symbol" w:hAnsi="Symbol" w:hint="default"/>
+        <w:rFonts w:ascii="Wingdings" w:hAnsi="Wingdings" w:hint="default"/>
         <w:sz w:val="20"/>
       </w:rPr>
     </w:lvl>
     <w:lvl w:ilvl="3" w:tentative="1">
       <w:start w:val="1"/>
       <w:numFmt w:val="bullet"/>
-      <w:lvlText w:val=""/>
+      <w:lvlText w:val=""/>
       <w:lvlJc w:val="left"/>
       <w:pPr>
         <w:tabs>
@@ -1451,14 +4448,14 @@
         <w:ind w:left="2880" w:hanging="360"/>
       </w:pPr>
       <w:rPr>
-        <w:rFonts w:ascii="Symbol" w:hAnsi="Symbol" w:hint="default"/>
+        <w:rFonts w:ascii="Wingdings" w:hAnsi="Wingdings" w:hint="default"/>
         <w:sz w:val="20"/>
       </w:rPr>
     </w:lvl>
     <w:lvl w:ilvl="4" w:tentative="1">
       <w:start w:val="1"/>
       <w:numFmt w:val="bullet"/>
-      <w:lvlText w:val=""/>
+      <w:lvlText w:val=""/>
       <w:lvlJc w:val="left"/>
       <w:pPr>
         <w:tabs>
@@ -1467,14 +4464,14 @@
         <w:ind w:left="3600" w:hanging="360"/>
       </w:pPr>
       <w:rPr>
-        <w:rFonts w:ascii="Symbol" w:hAnsi="Symbol" w:hint="default"/>
+        <w:rFonts w:ascii="Wingdings" w:hAnsi="Wingdings" w:hint="default"/>
         <w:sz w:val="20"/>
       </w:rPr>
     </w:lvl>
     <w:lvl w:ilvl="5" w:tentative="1">
       <w:start w:val="1"/>
       <w:numFmt w:val="bullet"/>
-      <w:lvlText w:val=""/>
+      <w:lvlText w:val=""/>
       <w:lvlJc w:val="left"/>
       <w:pPr>
         <w:tabs>
@@ -1483,14 +4480,14 @@
         <w:ind w:left="4320" w:hanging="360"/>
       </w:pPr>
       <w:rPr>
-        <w:rFonts w:ascii="Symbol" w:hAnsi="Symbol" w:hint="default"/>
+        <w:rFonts w:ascii="Wingdings" w:hAnsi="Wingdings" w:hint="default"/>
         <w:sz w:val="20"/>
       </w:rPr>
     </w:lvl>
     <w:lvl w:ilvl="6" w:tentative="1">
       <w:start w:val="1"/>
       <w:numFmt w:val="bullet"/>
-      <w:lvlText w:val=""/>
+      <w:lvlText w:val=""/>
       <w:lvlJc w:val="left"/>
       <w:pPr>
         <w:tabs>
@@ -1499,14 +4496,14 @@
         <w:ind w:left="5040" w:hanging="360"/>
       </w:pPr>
       <w:rPr>
-        <w:rFonts w:ascii="Symbol" w:hAnsi="Symbol" w:hint="default"/>
+        <w:rFonts w:ascii="Wingdings" w:hAnsi="Wingdings" w:hint="default"/>
         <w:sz w:val="20"/>
       </w:rPr>
     </w:lvl>
     <w:lvl w:ilvl="7" w:tentative="1">
       <w:start w:val="1"/>
       <w:numFmt w:val="bullet"/>
-      <w:lvlText w:val=""/>
+      <w:lvlText w:val=""/>
       <w:lvlJc w:val="left"/>
       <w:pPr>
         <w:tabs>
@@ -1515,14 +4512,14 @@
         <w:ind w:left="5760" w:hanging="360"/>
       </w:pPr>
       <w:rPr>
-        <w:rFonts w:ascii="Symbol" w:hAnsi="Symbol" w:hint="default"/>
+        <w:rFonts w:ascii="Wingdings" w:hAnsi="Wingdings" w:hint="default"/>
         <w:sz w:val="20"/>
       </w:rPr>
     </w:lvl>
     <w:lvl w:ilvl="8" w:tentative="1">
       <w:start w:val="1"/>
       <w:numFmt w:val="bullet"/>
-      <w:lvlText w:val=""/>
+      <w:lvlText w:val=""/>
       <w:lvlJc w:val="left"/>
       <w:pPr>
         <w:tabs>
@@ -1531,15 +4528,15 @@
         <w:ind w:left="6480" w:hanging="360"/>
       </w:pPr>
       <w:rPr>
-        <w:rFonts w:ascii="Symbol" w:hAnsi="Symbol" w:hint="default"/>
+        <w:rFonts w:ascii="Wingdings" w:hAnsi="Wingdings" w:hint="default"/>
         <w:sz w:val="20"/>
       </w:rPr>
     </w:lvl>
   </w:abstractNum>
   <w:abstractNum w:abstractNumId="3" w15:restartNumberingAfterBreak="0">
-    <w:nsid w:val="134211D4"/>
+    <w:nsid w:val="14024242"/>
     <w:multiLevelType w:val="multilevel"/>
-    <w:tmpl w:val="6E7A9B28"/>
+    <w:tmpl w:val="2AB48D24"/>
     <w:lvl w:ilvl="0">
       <w:start w:val="1"/>
       <w:numFmt w:val="bullet"/>
@@ -1559,7 +4556,7 @@
     <w:lvl w:ilvl="1" w:tentative="1">
       <w:start w:val="1"/>
       <w:numFmt w:val="bullet"/>
-      <w:lvlText w:val=""/>
+      <w:lvlText w:val="o"/>
       <w:lvlJc w:val="left"/>
       <w:pPr>
         <w:tabs>
@@ -1568,14 +4565,14 @@
         <w:ind w:left="1440" w:hanging="360"/>
       </w:pPr>
       <w:rPr>
-        <w:rFonts w:ascii="Symbol" w:hAnsi="Symbol" w:hint="default"/>
+        <w:rFonts w:ascii="Courier New" w:hAnsi="Courier New" w:hint="default"/>
         <w:sz w:val="20"/>
       </w:rPr>
     </w:lvl>
     <w:lvl w:ilvl="2" w:tentative="1">
       <w:start w:val="1"/>
       <w:numFmt w:val="bullet"/>
-      <w:lvlText w:val=""/>
+      <w:lvlText w:val=""/>
       <w:lvlJc w:val="left"/>
       <w:pPr>
         <w:tabs>
@@ -1584,14 +4581,14 @@
         <w:ind w:left="2160" w:hanging="360"/>
       </w:pPr>
       <w:rPr>
-        <w:rFonts w:ascii="Symbol" w:hAnsi="Symbol" w:hint="default"/>
+        <w:rFonts w:ascii="Wingdings" w:hAnsi="Wingdings" w:hint="default"/>
         <w:sz w:val="20"/>
       </w:rPr>
     </w:lvl>
     <w:lvl w:ilvl="3" w:tentative="1">
       <w:start w:val="1"/>
       <w:numFmt w:val="bullet"/>
-      <w:lvlText w:val=""/>
+      <w:lvlText w:val=""/>
       <w:lvlJc w:val="left"/>
       <w:pPr>
         <w:tabs>
@@ -1600,14 +4597,14 @@
         <w:ind w:left="2880" w:hanging="360"/>
       </w:pPr>
       <w:rPr>
-        <w:rFonts w:ascii="Symbol" w:hAnsi="Symbol" w:hint="default"/>
+        <w:rFonts w:ascii="Wingdings" w:hAnsi="Wingdings" w:hint="default"/>
         <w:sz w:val="20"/>
       </w:rPr>
     </w:lvl>
     <w:lvl w:ilvl="4" w:tentative="1">
       <w:start w:val="1"/>
       <w:numFmt w:val="bullet"/>
-      <w:lvlText w:val=""/>
+      <w:lvlText w:val=""/>
       <w:lvlJc w:val="left"/>
       <w:pPr>
         <w:tabs>
@@ -1616,14 +4613,14 @@
         <w:ind w:left="3600" w:hanging="360"/>
       </w:pPr>
       <w:rPr>
-        <w:rFonts w:ascii="Symbol" w:hAnsi="Symbol" w:hint="default"/>
+        <w:rFonts w:ascii="Wingdings" w:hAnsi="Wingdings" w:hint="default"/>
         <w:sz w:val="20"/>
       </w:rPr>
     </w:lvl>
     <w:lvl w:ilvl="5" w:tentative="1">
       <w:start w:val="1"/>
       <w:numFmt w:val="bullet"/>
-      <w:lvlText w:val=""/>
+      <w:lvlText w:val=""/>
       <w:lvlJc w:val="left"/>
       <w:pPr>
         <w:tabs>
@@ -1632,14 +4629,14 @@
         <w:ind w:left="4320" w:hanging="360"/>
       </w:pPr>
       <w:rPr>
-        <w:rFonts w:ascii="Symbol" w:hAnsi="Symbol" w:hint="default"/>
+        <w:rFonts w:ascii="Wingdings" w:hAnsi="Wingdings" w:hint="default"/>
         <w:sz w:val="20"/>
       </w:rPr>
     </w:lvl>
     <w:lvl w:ilvl="6" w:tentative="1">
       <w:start w:val="1"/>
       <w:numFmt w:val="bullet"/>
-      <w:lvlText w:val=""/>
+      <w:lvlText w:val=""/>
       <w:lvlJc w:val="left"/>
       <w:pPr>
         <w:tabs>
@@ -1648,14 +4645,14 @@
         <w:ind w:left="5040" w:hanging="360"/>
       </w:pPr>
       <w:rPr>
-        <w:rFonts w:ascii="Symbol" w:hAnsi="Symbol" w:hint="default"/>
+        <w:rFonts w:ascii="Wingdings" w:hAnsi="Wingdings" w:hint="default"/>
         <w:sz w:val="20"/>
       </w:rPr>
     </w:lvl>
     <w:lvl w:ilvl="7" w:tentative="1">
       <w:start w:val="1"/>
       <w:numFmt w:val="bullet"/>
-      <w:lvlText w:val=""/>
+      <w:lvlText w:val=""/>
       <w:lvlJc w:val="left"/>
       <w:pPr>
         <w:tabs>
@@ -1664,14 +4661,14 @@
         <w:ind w:left="5760" w:hanging="360"/>
       </w:pPr>
       <w:rPr>
-        <w:rFonts w:ascii="Symbol" w:hAnsi="Symbol" w:hint="default"/>
+        <w:rFonts w:ascii="Wingdings" w:hAnsi="Wingdings" w:hint="default"/>
         <w:sz w:val="20"/>
       </w:rPr>
     </w:lvl>
     <w:lvl w:ilvl="8" w:tentative="1">
       <w:start w:val="1"/>
       <w:numFmt w:val="bullet"/>
-      <w:lvlText w:val=""/>
+      <w:lvlText w:val=""/>
       <w:lvlJc w:val="left"/>
       <w:pPr>
         <w:tabs>
@@ -1680,15 +4677,15 @@
         <w:ind w:left="6480" w:hanging="360"/>
       </w:pPr>
       <w:rPr>
-        <w:rFonts w:ascii="Symbol" w:hAnsi="Symbol" w:hint="default"/>
+        <w:rFonts w:ascii="Wingdings" w:hAnsi="Wingdings" w:hint="default"/>
         <w:sz w:val="20"/>
       </w:rPr>
     </w:lvl>
   </w:abstractNum>
   <w:abstractNum w:abstractNumId="4" w15:restartNumberingAfterBreak="0">
-    <w:nsid w:val="1C9419A4"/>
+    <w:nsid w:val="178912C8"/>
     <w:multiLevelType w:val="multilevel"/>
-    <w:tmpl w:val="C120735C"/>
+    <w:tmpl w:val="56E632E6"/>
     <w:lvl w:ilvl="0">
       <w:start w:val="1"/>
       <w:numFmt w:val="bullet"/>
@@ -1708,7 +4705,7 @@
     <w:lvl w:ilvl="1" w:tentative="1">
       <w:start w:val="1"/>
       <w:numFmt w:val="bullet"/>
-      <w:lvlText w:val=""/>
+      <w:lvlText w:val="o"/>
       <w:lvlJc w:val="left"/>
       <w:pPr>
         <w:tabs>
@@ -1717,14 +4714,14 @@
         <w:ind w:left="1440" w:hanging="360"/>
       </w:pPr>
       <w:rPr>
-        <w:rFonts w:ascii="Symbol" w:hAnsi="Symbol" w:hint="default"/>
+        <w:rFonts w:ascii="Courier New" w:hAnsi="Courier New" w:hint="default"/>
         <w:sz w:val="20"/>
       </w:rPr>
     </w:lvl>
     <w:lvl w:ilvl="2" w:tentative="1">
       <w:start w:val="1"/>
       <w:numFmt w:val="bullet"/>
-      <w:lvlText w:val=""/>
+      <w:lvlText w:val=""/>
       <w:lvlJc w:val="left"/>
       <w:pPr>
         <w:tabs>
@@ -1733,14 +4730,14 @@
         <w:ind w:left="2160" w:hanging="360"/>
       </w:pPr>
       <w:rPr>
-        <w:rFonts w:ascii="Symbol" w:hAnsi="Symbol" w:hint="default"/>
+        <w:rFonts w:ascii="Wingdings" w:hAnsi="Wingdings" w:hint="default"/>
         <w:sz w:val="20"/>
       </w:rPr>
     </w:lvl>
     <w:lvl w:ilvl="3" w:tentative="1">
       <w:start w:val="1"/>
       <w:numFmt w:val="bullet"/>
-      <w:lvlText w:val=""/>
+      <w:lvlText w:val=""/>
       <w:lvlJc w:val="left"/>
       <w:pPr>
         <w:tabs>
@@ -1749,14 +4746,14 @@
         <w:ind w:left="2880" w:hanging="360"/>
       </w:pPr>
       <w:rPr>
-        <w:rFonts w:ascii="Symbol" w:hAnsi="Symbol" w:hint="default"/>
+        <w:rFonts w:ascii="Wingdings" w:hAnsi="Wingdings" w:hint="default"/>
         <w:sz w:val="20"/>
       </w:rPr>
     </w:lvl>
     <w:lvl w:ilvl="4" w:tentative="1">
       <w:start w:val="1"/>
       <w:numFmt w:val="bullet"/>
-      <w:lvlText w:val=""/>
+      <w:lvlText w:val=""/>
       <w:lvlJc w:val="left"/>
       <w:pPr>
         <w:tabs>
@@ -1765,14 +4762,14 @@
         <w:ind w:left="3600" w:hanging="360"/>
       </w:pPr>
       <w:rPr>
-        <w:rFonts w:ascii="Symbol" w:hAnsi="Symbol" w:hint="default"/>
+        <w:rFonts w:ascii="Wingdings" w:hAnsi="Wingdings" w:hint="default"/>
         <w:sz w:val="20"/>
       </w:rPr>
     </w:lvl>
     <w:lvl w:ilvl="5" w:tentative="1">
       <w:start w:val="1"/>
       <w:numFmt w:val="bullet"/>
-      <w:lvlText w:val=""/>
+      <w:lvlText w:val=""/>
       <w:lvlJc w:val="left"/>
       <w:pPr>
         <w:tabs>
@@ -1781,14 +4778,14 @@
         <w:ind w:left="4320" w:hanging="360"/>
       </w:pPr>
       <w:rPr>
-        <w:rFonts w:ascii="Symbol" w:hAnsi="Symbol" w:hint="default"/>
+        <w:rFonts w:ascii="Wingdings" w:hAnsi="Wingdings" w:hint="default"/>
         <w:sz w:val="20"/>
       </w:rPr>
     </w:lvl>
     <w:lvl w:ilvl="6" w:tentative="1">
       <w:start w:val="1"/>
       <w:numFmt w:val="bullet"/>
-      <w:lvlText w:val=""/>
+      <w:lvlText w:val=""/>
       <w:lvlJc w:val="left"/>
       <w:pPr>
         <w:tabs>
@@ -1797,14 +4794,14 @@
         <w:ind w:left="5040" w:hanging="360"/>
       </w:pPr>
       <w:rPr>
-        <w:rFonts w:ascii="Symbol" w:hAnsi="Symbol" w:hint="default"/>
+        <w:rFonts w:ascii="Wingdings" w:hAnsi="Wingdings" w:hint="default"/>
         <w:sz w:val="20"/>
       </w:rPr>
     </w:lvl>
     <w:lvl w:ilvl="7" w:tentative="1">
       <w:start w:val="1"/>
       <w:numFmt w:val="bullet"/>
-      <w:lvlText w:val=""/>
+      <w:lvlText w:val=""/>
       <w:lvlJc w:val="left"/>
       <w:pPr>
         <w:tabs>
@@ -1813,14 +4810,14 @@
         <w:ind w:left="5760" w:hanging="360"/>
       </w:pPr>
       <w:rPr>
-        <w:rFonts w:ascii="Symbol" w:hAnsi="Symbol" w:hint="default"/>
+        <w:rFonts w:ascii="Wingdings" w:hAnsi="Wingdings" w:hint="default"/>
         <w:sz w:val="20"/>
       </w:rPr>
     </w:lvl>
     <w:lvl w:ilvl="8" w:tentative="1">
       <w:start w:val="1"/>
       <w:numFmt w:val="bullet"/>
-      <w:lvlText w:val=""/>
+      <w:lvlText w:val=""/>
       <w:lvlJc w:val="left"/>
       <w:pPr>
         <w:tabs>
@@ -1829,15 +4826,15 @@
         <w:ind w:left="6480" w:hanging="360"/>
       </w:pPr>
       <w:rPr>
-        <w:rFonts w:ascii="Symbol" w:hAnsi="Symbol" w:hint="default"/>
+        <w:rFonts w:ascii="Wingdings" w:hAnsi="Wingdings" w:hint="default"/>
         <w:sz w:val="20"/>
       </w:rPr>
     </w:lvl>
   </w:abstractNum>
   <w:abstractNum w:abstractNumId="5" w15:restartNumberingAfterBreak="0">
-    <w:nsid w:val="1CF2175E"/>
+    <w:nsid w:val="1EAD7832"/>
     <w:multiLevelType w:val="multilevel"/>
-    <w:tmpl w:val="66EA935C"/>
+    <w:tmpl w:val="C736EECA"/>
     <w:lvl w:ilvl="0">
       <w:start w:val="1"/>
       <w:numFmt w:val="bullet"/>
@@ -1857,7 +4854,7 @@
     <w:lvl w:ilvl="1" w:tentative="1">
       <w:start w:val="1"/>
       <w:numFmt w:val="bullet"/>
-      <w:lvlText w:val=""/>
+      <w:lvlText w:val="o"/>
       <w:lvlJc w:val="left"/>
       <w:pPr>
         <w:tabs>
@@ -1866,14 +4863,14 @@
         <w:ind w:left="1440" w:hanging="360"/>
       </w:pPr>
       <w:rPr>
-        <w:rFonts w:ascii="Symbol" w:hAnsi="Symbol" w:hint="default"/>
+        <w:rFonts w:ascii="Courier New" w:hAnsi="Courier New" w:hint="default"/>
         <w:sz w:val="20"/>
       </w:rPr>
     </w:lvl>
     <w:lvl w:ilvl="2" w:tentative="1">
       <w:start w:val="1"/>
       <w:numFmt w:val="bullet"/>
-      <w:lvlText w:val=""/>
+      <w:lvlText w:val=""/>
       <w:lvlJc w:val="left"/>
       <w:pPr>
         <w:tabs>
@@ -1882,14 +4879,14 @@
         <w:ind w:left="2160" w:hanging="360"/>
       </w:pPr>
       <w:rPr>
-        <w:rFonts w:ascii="Symbol" w:hAnsi="Symbol" w:hint="default"/>
+        <w:rFonts w:ascii="Wingdings" w:hAnsi="Wingdings" w:hint="default"/>
         <w:sz w:val="20"/>
       </w:rPr>
     </w:lvl>
     <w:lvl w:ilvl="3" w:tentative="1">
       <w:start w:val="1"/>
       <w:numFmt w:val="bullet"/>
-      <w:lvlText w:val=""/>
+      <w:lvlText w:val=""/>
       <w:lvlJc w:val="left"/>
       <w:pPr>
         <w:tabs>
@@ -1898,14 +4895,14 @@
         <w:ind w:left="2880" w:hanging="360"/>
       </w:pPr>
       <w:rPr>
-        <w:rFonts w:ascii="Symbol" w:hAnsi="Symbol" w:hint="default"/>
+        <w:rFonts w:ascii="Wingdings" w:hAnsi="Wingdings" w:hint="default"/>
         <w:sz w:val="20"/>
       </w:rPr>
     </w:lvl>
     <w:lvl w:ilvl="4" w:tentative="1">
       <w:start w:val="1"/>
       <w:numFmt w:val="bullet"/>
-      <w:lvlText w:val=""/>
+      <w:lvlText w:val=""/>
       <w:lvlJc w:val="left"/>
       <w:pPr>
         <w:tabs>
@@ -1914,14 +4911,14 @@
         <w:ind w:left="3600" w:hanging="360"/>
       </w:pPr>
       <w:rPr>
-        <w:rFonts w:ascii="Symbol" w:hAnsi="Symbol" w:hint="default"/>
+        <w:rFonts w:ascii="Wingdings" w:hAnsi="Wingdings" w:hint="default"/>
         <w:sz w:val="20"/>
       </w:rPr>
     </w:lvl>
     <w:lvl w:ilvl="5" w:tentative="1">
       <w:start w:val="1"/>
       <w:numFmt w:val="bullet"/>
-      <w:lvlText w:val=""/>
+      <w:lvlText w:val=""/>
       <w:lvlJc w:val="left"/>
       <w:pPr>
         <w:tabs>
@@ -1930,14 +4927,14 @@
         <w:ind w:left="4320" w:hanging="360"/>
       </w:pPr>
       <w:rPr>
-        <w:rFonts w:ascii="Symbol" w:hAnsi="Symbol" w:hint="default"/>
+        <w:rFonts w:ascii="Wingdings" w:hAnsi="Wingdings" w:hint="default"/>
         <w:sz w:val="20"/>
       </w:rPr>
     </w:lvl>
     <w:lvl w:ilvl="6" w:tentative="1">
       <w:start w:val="1"/>
       <w:numFmt w:val="bullet"/>
-      <w:lvlText w:val=""/>
+      <w:lvlText w:val=""/>
       <w:lvlJc w:val="left"/>
       <w:pPr>
         <w:tabs>
@@ -1946,14 +4943,14 @@
         <w:ind w:left="5040" w:hanging="360"/>
       </w:pPr>
       <w:rPr>
-        <w:rFonts w:ascii="Symbol" w:hAnsi="Symbol" w:hint="default"/>
+        <w:rFonts w:ascii="Wingdings" w:hAnsi="Wingdings" w:hint="default"/>
         <w:sz w:val="20"/>
       </w:rPr>
     </w:lvl>
     <w:lvl w:ilvl="7" w:tentative="1">
       <w:start w:val="1"/>
       <w:numFmt w:val="bullet"/>
-      <w:lvlText w:val=""/>
+      <w:lvlText w:val=""/>
       <w:lvlJc w:val="left"/>
       <w:pPr>
         <w:tabs>
@@ -1962,14 +4959,14 @@
         <w:ind w:left="5760" w:hanging="360"/>
       </w:pPr>
       <w:rPr>
-        <w:rFonts w:ascii="Symbol" w:hAnsi="Symbol" w:hint="default"/>
+        <w:rFonts w:ascii="Wingdings" w:hAnsi="Wingdings" w:hint="default"/>
         <w:sz w:val="20"/>
       </w:rPr>
     </w:lvl>
     <w:lvl w:ilvl="8" w:tentative="1">
       <w:start w:val="1"/>
       <w:numFmt w:val="bullet"/>
-      <w:lvlText w:val=""/>
+      <w:lvlText w:val=""/>
       <w:lvlJc w:val="left"/>
       <w:pPr>
         <w:tabs>
@@ -1978,15 +4975,15 @@
         <w:ind w:left="6480" w:hanging="360"/>
       </w:pPr>
       <w:rPr>
-        <w:rFonts w:ascii="Symbol" w:hAnsi="Symbol" w:hint="default"/>
+        <w:rFonts w:ascii="Wingdings" w:hAnsi="Wingdings" w:hint="default"/>
         <w:sz w:val="20"/>
       </w:rPr>
     </w:lvl>
   </w:abstractNum>
   <w:abstractNum w:abstractNumId="6" w15:restartNumberingAfterBreak="0">
-    <w:nsid w:val="21DF1D75"/>
+    <w:nsid w:val="21880D79"/>
     <w:multiLevelType w:val="multilevel"/>
-    <w:tmpl w:val="977848E4"/>
+    <w:tmpl w:val="1CC655D4"/>
     <w:lvl w:ilvl="0">
       <w:start w:val="1"/>
       <w:numFmt w:val="bullet"/>
@@ -2006,7 +5003,7 @@
     <w:lvl w:ilvl="1" w:tentative="1">
       <w:start w:val="1"/>
       <w:numFmt w:val="bullet"/>
-      <w:lvlText w:val=""/>
+      <w:lvlText w:val="o"/>
       <w:lvlJc w:val="left"/>
       <w:pPr>
         <w:tabs>
@@ -2015,14 +5012,14 @@
         <w:ind w:left="1440" w:hanging="360"/>
       </w:pPr>
       <w:rPr>
-        <w:rFonts w:ascii="Symbol" w:hAnsi="Symbol" w:hint="default"/>
+        <w:rFonts w:ascii="Courier New" w:hAnsi="Courier New" w:hint="default"/>
         <w:sz w:val="20"/>
       </w:rPr>
     </w:lvl>
     <w:lvl w:ilvl="2" w:tentative="1">
       <w:start w:val="1"/>
       <w:numFmt w:val="bullet"/>
-      <w:lvlText w:val=""/>
+      <w:lvlText w:val=""/>
       <w:lvlJc w:val="left"/>
       <w:pPr>
         <w:tabs>
@@ -2031,14 +5028,14 @@
         <w:ind w:left="2160" w:hanging="360"/>
       </w:pPr>
       <w:rPr>
-        <w:rFonts w:ascii="Symbol" w:hAnsi="Symbol" w:hint="default"/>
+        <w:rFonts w:ascii="Wingdings" w:hAnsi="Wingdings" w:hint="default"/>
         <w:sz w:val="20"/>
       </w:rPr>
     </w:lvl>
     <w:lvl w:ilvl="3" w:tentative="1">
       <w:start w:val="1"/>
       <w:numFmt w:val="bullet"/>
-      <w:lvlText w:val=""/>
+      <w:lvlText w:val=""/>
       <w:lvlJc w:val="left"/>
       <w:pPr>
         <w:tabs>
@@ -2047,14 +5044,14 @@
         <w:ind w:left="2880" w:hanging="360"/>
       </w:pPr>
       <w:rPr>
-        <w:rFonts w:ascii="Symbol" w:hAnsi="Symbol" w:hint="default"/>
+        <w:rFonts w:ascii="Wingdings" w:hAnsi="Wingdings" w:hint="default"/>
         <w:sz w:val="20"/>
       </w:rPr>
     </w:lvl>
     <w:lvl w:ilvl="4" w:tentative="1">
       <w:start w:val="1"/>
       <w:numFmt w:val="bullet"/>
-      <w:lvlText w:val=""/>
+      <w:lvlText w:val=""/>
       <w:lvlJc w:val="left"/>
       <w:pPr>
         <w:tabs>
@@ -2063,14 +5060,14 @@
         <w:ind w:left="3600" w:hanging="360"/>
       </w:pPr>
       <w:rPr>
-        <w:rFonts w:ascii="Symbol" w:hAnsi="Symbol" w:hint="default"/>
+        <w:rFonts w:ascii="Wingdings" w:hAnsi="Wingdings" w:hint="default"/>
         <w:sz w:val="20"/>
       </w:rPr>
     </w:lvl>
     <w:lvl w:ilvl="5" w:tentative="1">
       <w:start w:val="1"/>
       <w:numFmt w:val="bullet"/>
-      <w:lvlText w:val=""/>
+      <w:lvlText w:val=""/>
       <w:lvlJc w:val="left"/>
       <w:pPr>
         <w:tabs>
@@ -2079,14 +5076,14 @@
         <w:ind w:left="4320" w:hanging="360"/>
       </w:pPr>
       <w:rPr>
-        <w:rFonts w:ascii="Symbol" w:hAnsi="Symbol" w:hint="default"/>
+        <w:rFonts w:ascii="Wingdings" w:hAnsi="Wingdings" w:hint="default"/>
         <w:sz w:val="20"/>
       </w:rPr>
     </w:lvl>
     <w:lvl w:ilvl="6" w:tentative="1">
       <w:start w:val="1"/>
       <w:numFmt w:val="bullet"/>
-      <w:lvlText w:val=""/>
+      <w:lvlText w:val=""/>
       <w:lvlJc w:val="left"/>
       <w:pPr>
         <w:tabs>
@@ -2095,14 +5092,14 @@
         <w:ind w:left="5040" w:hanging="360"/>
       </w:pPr>
       <w:rPr>
-        <w:rFonts w:ascii="Symbol" w:hAnsi="Symbol" w:hint="default"/>
+        <w:rFonts w:ascii="Wingdings" w:hAnsi="Wingdings" w:hint="default"/>
         <w:sz w:val="20"/>
       </w:rPr>
     </w:lvl>
     <w:lvl w:ilvl="7" w:tentative="1">
       <w:start w:val="1"/>
       <w:numFmt w:val="bullet"/>
-      <w:lvlText w:val=""/>
+      <w:lvlText w:val=""/>
       <w:lvlJc w:val="left"/>
       <w:pPr>
         <w:tabs>
@@ -2111,14 +5108,14 @@
         <w:ind w:left="5760" w:hanging="360"/>
       </w:pPr>
       <w:rPr>
-        <w:rFonts w:ascii="Symbol" w:hAnsi="Symbol" w:hint="default"/>
+        <w:rFonts w:ascii="Wingdings" w:hAnsi="Wingdings" w:hint="default"/>
         <w:sz w:val="20"/>
       </w:rPr>
     </w:lvl>
     <w:lvl w:ilvl="8" w:tentative="1">
       <w:start w:val="1"/>
       <w:numFmt w:val="bullet"/>
-      <w:lvlText w:val=""/>
+      <w:lvlText w:val=""/>
       <w:lvlJc w:val="left"/>
       <w:pPr>
         <w:tabs>
@@ -2127,15 +5124,15 @@
         <w:ind w:left="6480" w:hanging="360"/>
       </w:pPr>
       <w:rPr>
-        <w:rFonts w:ascii="Symbol" w:hAnsi="Symbol" w:hint="default"/>
+        <w:rFonts w:ascii="Wingdings" w:hAnsi="Wingdings" w:hint="default"/>
         <w:sz w:val="20"/>
       </w:rPr>
     </w:lvl>
   </w:abstractNum>
   <w:abstractNum w:abstractNumId="7" w15:restartNumberingAfterBreak="0">
-    <w:nsid w:val="25AC7CB9"/>
+    <w:nsid w:val="23B519AC"/>
     <w:multiLevelType w:val="multilevel"/>
-    <w:tmpl w:val="12F82DFA"/>
+    <w:tmpl w:val="0D9ECC40"/>
     <w:lvl w:ilvl="0">
       <w:start w:val="1"/>
       <w:numFmt w:val="bullet"/>
@@ -2155,7 +5152,7 @@
     <w:lvl w:ilvl="1" w:tentative="1">
       <w:start w:val="1"/>
       <w:numFmt w:val="bullet"/>
-      <w:lvlText w:val=""/>
+      <w:lvlText w:val="o"/>
       <w:lvlJc w:val="left"/>
       <w:pPr>
         <w:tabs>
@@ -2164,14 +5161,14 @@
         <w:ind w:left="1440" w:hanging="360"/>
       </w:pPr>
       <w:rPr>
-        <w:rFonts w:ascii="Symbol" w:hAnsi="Symbol" w:hint="default"/>
+        <w:rFonts w:ascii="Courier New" w:hAnsi="Courier New" w:hint="default"/>
         <w:sz w:val="20"/>
       </w:rPr>
     </w:lvl>
     <w:lvl w:ilvl="2" w:tentative="1">
       <w:start w:val="1"/>
       <w:numFmt w:val="bullet"/>
-      <w:lvlText w:val=""/>
+      <w:lvlText w:val=""/>
       <w:lvlJc w:val="left"/>
       <w:pPr>
         <w:tabs>
@@ -2180,14 +5177,14 @@
         <w:ind w:left="2160" w:hanging="360"/>
       </w:pPr>
       <w:rPr>
-        <w:rFonts w:ascii="Symbol" w:hAnsi="Symbol" w:hint="default"/>
+        <w:rFonts w:ascii="Wingdings" w:hAnsi="Wingdings" w:hint="default"/>
         <w:sz w:val="20"/>
       </w:rPr>
     </w:lvl>
     <w:lvl w:ilvl="3" w:tentative="1">
       <w:start w:val="1"/>
       <w:numFmt w:val="bullet"/>
-      <w:lvlText w:val=""/>
+      <w:lvlText w:val=""/>
       <w:lvlJc w:val="left"/>
       <w:pPr>
         <w:tabs>
@@ -2196,14 +5193,14 @@
         <w:ind w:left="2880" w:hanging="360"/>
       </w:pPr>
       <w:rPr>
-        <w:rFonts w:ascii="Symbol" w:hAnsi="Symbol" w:hint="default"/>
+        <w:rFonts w:ascii="Wingdings" w:hAnsi="Wingdings" w:hint="default"/>
         <w:sz w:val="20"/>
       </w:rPr>
     </w:lvl>
     <w:lvl w:ilvl="4" w:tentative="1">
       <w:start w:val="1"/>
       <w:numFmt w:val="bullet"/>
-      <w:lvlText w:val=""/>
+      <w:lvlText w:val=""/>
       <w:lvlJc w:val="left"/>
       <w:pPr>
         <w:tabs>
@@ -2212,14 +5209,14 @@
         <w:ind w:left="3600" w:hanging="360"/>
       </w:pPr>
       <w:rPr>
-        <w:rFonts w:ascii="Symbol" w:hAnsi="Symbol" w:hint="default"/>
+        <w:rFonts w:ascii="Wingdings" w:hAnsi="Wingdings" w:hint="default"/>
         <w:sz w:val="20"/>
       </w:rPr>
     </w:lvl>
     <w:lvl w:ilvl="5" w:tentative="1">
       <w:start w:val="1"/>
       <w:numFmt w:val="bullet"/>
-      <w:lvlText w:val=""/>
+      <w:lvlText w:val=""/>
       <w:lvlJc w:val="left"/>
       <w:pPr>
         <w:tabs>
@@ -2228,14 +5225,14 @@
         <w:ind w:left="4320" w:hanging="360"/>
       </w:pPr>
       <w:rPr>
-        <w:rFonts w:ascii="Symbol" w:hAnsi="Symbol" w:hint="default"/>
+        <w:rFonts w:ascii="Wingdings" w:hAnsi="Wingdings" w:hint="default"/>
         <w:sz w:val="20"/>
       </w:rPr>
     </w:lvl>
     <w:lvl w:ilvl="6" w:tentative="1">
       <w:start w:val="1"/>
       <w:numFmt w:val="bullet"/>
-      <w:lvlText w:val=""/>
+      <w:lvlText w:val=""/>
       <w:lvlJc w:val="left"/>
       <w:pPr>
         <w:tabs>
@@ -2244,14 +5241,14 @@
         <w:ind w:left="5040" w:hanging="360"/>
       </w:pPr>
       <w:rPr>
-        <w:rFonts w:ascii="Symbol" w:hAnsi="Symbol" w:hint="default"/>
+        <w:rFonts w:ascii="Wingdings" w:hAnsi="Wingdings" w:hint="default"/>
         <w:sz w:val="20"/>
       </w:rPr>
     </w:lvl>
     <w:lvl w:ilvl="7" w:tentative="1">
       <w:start w:val="1"/>
       <w:numFmt w:val="bullet"/>
-      <w:lvlText w:val=""/>
+      <w:lvlText w:val=""/>
       <w:lvlJc w:val="left"/>
       <w:pPr>
         <w:tabs>
@@ -2260,14 +5257,14 @@
         <w:ind w:left="5760" w:hanging="360"/>
       </w:pPr>
       <w:rPr>
-        <w:rFonts w:ascii="Symbol" w:hAnsi="Symbol" w:hint="default"/>
+        <w:rFonts w:ascii="Wingdings" w:hAnsi="Wingdings" w:hint="default"/>
         <w:sz w:val="20"/>
       </w:rPr>
     </w:lvl>
     <w:lvl w:ilvl="8" w:tentative="1">
       <w:start w:val="1"/>
       <w:numFmt w:val="bullet"/>
-      <w:lvlText w:val=""/>
+      <w:lvlText w:val=""/>
       <w:lvlJc w:val="left"/>
       <w:pPr>
         <w:tabs>
@@ -2276,15 +5273,15 @@
         <w:ind w:left="6480" w:hanging="360"/>
       </w:pPr>
       <w:rPr>
-        <w:rFonts w:ascii="Symbol" w:hAnsi="Symbol" w:hint="default"/>
+        <w:rFonts w:ascii="Wingdings" w:hAnsi="Wingdings" w:hint="default"/>
         <w:sz w:val="20"/>
       </w:rPr>
     </w:lvl>
   </w:abstractNum>
   <w:abstractNum w:abstractNumId="8" w15:restartNumberingAfterBreak="0">
-    <w:nsid w:val="39B63106"/>
+    <w:nsid w:val="29A014C5"/>
     <w:multiLevelType w:val="multilevel"/>
-    <w:tmpl w:val="DAD23FB0"/>
+    <w:tmpl w:val="E94EE6BE"/>
     <w:lvl w:ilvl="0">
       <w:start w:val="1"/>
       <w:numFmt w:val="bullet"/>
@@ -2304,7 +5301,7 @@
     <w:lvl w:ilvl="1" w:tentative="1">
       <w:start w:val="1"/>
       <w:numFmt w:val="bullet"/>
-      <w:lvlText w:val=""/>
+      <w:lvlText w:val="o"/>
       <w:lvlJc w:val="left"/>
       <w:pPr>
         <w:tabs>
@@ -2313,14 +5310,14 @@
         <w:ind w:left="1440" w:hanging="360"/>
       </w:pPr>
       <w:rPr>
-        <w:rFonts w:ascii="Symbol" w:hAnsi="Symbol" w:hint="default"/>
+        <w:rFonts w:ascii="Courier New" w:hAnsi="Courier New" w:hint="default"/>
         <w:sz w:val="20"/>
       </w:rPr>
     </w:lvl>
     <w:lvl w:ilvl="2" w:tentative="1">
       <w:start w:val="1"/>
       <w:numFmt w:val="bullet"/>
-      <w:lvlText w:val=""/>
+      <w:lvlText w:val=""/>
       <w:lvlJc w:val="left"/>
       <w:pPr>
         <w:tabs>
@@ -2329,14 +5326,14 @@
         <w:ind w:left="2160" w:hanging="360"/>
       </w:pPr>
       <w:rPr>
-        <w:rFonts w:ascii="Symbol" w:hAnsi="Symbol" w:hint="default"/>
+        <w:rFonts w:ascii="Wingdings" w:hAnsi="Wingdings" w:hint="default"/>
         <w:sz w:val="20"/>
       </w:rPr>
     </w:lvl>
     <w:lvl w:ilvl="3" w:tentative="1">
       <w:start w:val="1"/>
       <w:numFmt w:val="bullet"/>
-      <w:lvlText w:val=""/>
+      <w:lvlText w:val=""/>
       <w:lvlJc w:val="left"/>
       <w:pPr>
         <w:tabs>
@@ -2345,14 +5342,14 @@
         <w:ind w:left="2880" w:hanging="360"/>
       </w:pPr>
       <w:rPr>
-        <w:rFonts w:ascii="Symbol" w:hAnsi="Symbol" w:hint="default"/>
+        <w:rFonts w:ascii="Wingdings" w:hAnsi="Wingdings" w:hint="default"/>
         <w:sz w:val="20"/>
       </w:rPr>
     </w:lvl>
     <w:lvl w:ilvl="4" w:tentative="1">
       <w:start w:val="1"/>
       <w:numFmt w:val="bullet"/>
-      <w:lvlText w:val=""/>
+      <w:lvlText w:val=""/>
       <w:lvlJc w:val="left"/>
       <w:pPr>
         <w:tabs>
@@ -2361,14 +5358,14 @@
         <w:ind w:left="3600" w:hanging="360"/>
       </w:pPr>
       <w:rPr>
-        <w:rFonts w:ascii="Symbol" w:hAnsi="Symbol" w:hint="default"/>
+        <w:rFonts w:ascii="Wingdings" w:hAnsi="Wingdings" w:hint="default"/>
         <w:sz w:val="20"/>
       </w:rPr>
     </w:lvl>
     <w:lvl w:ilvl="5" w:tentative="1">
       <w:start w:val="1"/>
       <w:numFmt w:val="bullet"/>
-      <w:lvlText w:val=""/>
+      <w:lvlText w:val=""/>
       <w:lvlJc w:val="left"/>
       <w:pPr>
         <w:tabs>
@@ -2377,14 +5374,14 @@
         <w:ind w:left="4320" w:hanging="360"/>
       </w:pPr>
       <w:rPr>
-        <w:rFonts w:ascii="Symbol" w:hAnsi="Symbol" w:hint="default"/>
+        <w:rFonts w:ascii="Wingdings" w:hAnsi="Wingdings" w:hint="default"/>
         <w:sz w:val="20"/>
       </w:rPr>
     </w:lvl>
     <w:lvl w:ilvl="6" w:tentative="1">
       <w:start w:val="1"/>
       <w:numFmt w:val="bullet"/>
-      <w:lvlText w:val=""/>
+      <w:lvlText w:val=""/>
       <w:lvlJc w:val="left"/>
       <w:pPr>
         <w:tabs>
@@ -2393,14 +5390,14 @@
         <w:ind w:left="5040" w:hanging="360"/>
       </w:pPr>
       <w:rPr>
-        <w:rFonts w:ascii="Symbol" w:hAnsi="Symbol" w:hint="default"/>
+        <w:rFonts w:ascii="Wingdings" w:hAnsi="Wingdings" w:hint="default"/>
         <w:sz w:val="20"/>
       </w:rPr>
     </w:lvl>
     <w:lvl w:ilvl="7" w:tentative="1">
       <w:start w:val="1"/>
       <w:numFmt w:val="bullet"/>
-      <w:lvlText w:val=""/>
+      <w:lvlText w:val=""/>
       <w:lvlJc w:val="left"/>
       <w:pPr>
         <w:tabs>
@@ -2409,14 +5406,14 @@
         <w:ind w:left="5760" w:hanging="360"/>
       </w:pPr>
       <w:rPr>
-        <w:rFonts w:ascii="Symbol" w:hAnsi="Symbol" w:hint="default"/>
+        <w:rFonts w:ascii="Wingdings" w:hAnsi="Wingdings" w:hint="default"/>
         <w:sz w:val="20"/>
       </w:rPr>
     </w:lvl>
     <w:lvl w:ilvl="8" w:tentative="1">
       <w:start w:val="1"/>
       <w:numFmt w:val="bullet"/>
-      <w:lvlText w:val=""/>
+      <w:lvlText w:val=""/>
       <w:lvlJc w:val="left"/>
       <w:pPr>
         <w:tabs>
@@ -2425,15 +5422,15 @@
         <w:ind w:left="6480" w:hanging="360"/>
       </w:pPr>
       <w:rPr>
-        <w:rFonts w:ascii="Symbol" w:hAnsi="Symbol" w:hint="default"/>
+        <w:rFonts w:ascii="Wingdings" w:hAnsi="Wingdings" w:hint="default"/>
         <w:sz w:val="20"/>
       </w:rPr>
     </w:lvl>
   </w:abstractNum>
   <w:abstractNum w:abstractNumId="9" w15:restartNumberingAfterBreak="0">
-    <w:nsid w:val="3BB25B04"/>
+    <w:nsid w:val="2DFF5605"/>
     <w:multiLevelType w:val="multilevel"/>
-    <w:tmpl w:val="D6B0C8B6"/>
+    <w:tmpl w:val="6BC25E8C"/>
     <w:lvl w:ilvl="0">
       <w:start w:val="1"/>
       <w:numFmt w:val="bullet"/>
@@ -2453,7 +5450,7 @@
     <w:lvl w:ilvl="1" w:tentative="1">
       <w:start w:val="1"/>
       <w:numFmt w:val="bullet"/>
-      <w:lvlText w:val=""/>
+      <w:lvlText w:val="o"/>
       <w:lvlJc w:val="left"/>
       <w:pPr>
         <w:tabs>
@@ -2462,14 +5459,14 @@
         <w:ind w:left="1440" w:hanging="360"/>
       </w:pPr>
       <w:rPr>
-        <w:rFonts w:ascii="Symbol" w:hAnsi="Symbol" w:hint="default"/>
+        <w:rFonts w:ascii="Courier New" w:hAnsi="Courier New" w:hint="default"/>
         <w:sz w:val="20"/>
       </w:rPr>
     </w:lvl>
     <w:lvl w:ilvl="2" w:tentative="1">
       <w:start w:val="1"/>
       <w:numFmt w:val="bullet"/>
-      <w:lvlText w:val=""/>
+      <w:lvlText w:val=""/>
       <w:lvlJc w:val="left"/>
       <w:pPr>
         <w:tabs>
@@ -2478,14 +5475,14 @@
         <w:ind w:left="2160" w:hanging="360"/>
       </w:pPr>
       <w:rPr>
-        <w:rFonts w:ascii="Symbol" w:hAnsi="Symbol" w:hint="default"/>
+        <w:rFonts w:ascii="Wingdings" w:hAnsi="Wingdings" w:hint="default"/>
         <w:sz w:val="20"/>
       </w:rPr>
     </w:lvl>
     <w:lvl w:ilvl="3" w:tentative="1">
       <w:start w:val="1"/>
       <w:numFmt w:val="bullet"/>
-      <w:lvlText w:val=""/>
+      <w:lvlText w:val=""/>
       <w:lvlJc w:val="left"/>
       <w:pPr>
         <w:tabs>
@@ -2494,14 +5491,14 @@
         <w:ind w:left="2880" w:hanging="360"/>
       </w:pPr>
       <w:rPr>
-        <w:rFonts w:ascii="Symbol" w:hAnsi="Symbol" w:hint="default"/>
+        <w:rFonts w:ascii="Wingdings" w:hAnsi="Wingdings" w:hint="default"/>
         <w:sz w:val="20"/>
       </w:rPr>
     </w:lvl>
     <w:lvl w:ilvl="4" w:tentative="1">
       <w:start w:val="1"/>
       <w:numFmt w:val="bullet"/>
-      <w:lvlText w:val=""/>
+      <w:lvlText w:val=""/>
       <w:lvlJc w:val="left"/>
       <w:pPr>
         <w:tabs>
@@ -2510,14 +5507,14 @@
         <w:ind w:left="3600" w:hanging="360"/>
       </w:pPr>
       <w:rPr>
-        <w:rFonts w:ascii="Symbol" w:hAnsi="Symbol" w:hint="default"/>
+        <w:rFonts w:ascii="Wingdings" w:hAnsi="Wingdings" w:hint="default"/>
         <w:sz w:val="20"/>
       </w:rPr>
     </w:lvl>
     <w:lvl w:ilvl="5" w:tentative="1">
       <w:start w:val="1"/>
       <w:numFmt w:val="bullet"/>
-      <w:lvlText w:val=""/>
+      <w:lvlText w:val=""/>
       <w:lvlJc w:val="left"/>
       <w:pPr>
         <w:tabs>
@@ -2526,14 +5523,14 @@
         <w:ind w:left="4320" w:hanging="360"/>
       </w:pPr>
       <w:rPr>
-        <w:rFonts w:ascii="Symbol" w:hAnsi="Symbol" w:hint="default"/>
+        <w:rFonts w:ascii="Wingdings" w:hAnsi="Wingdings" w:hint="default"/>
         <w:sz w:val="20"/>
       </w:rPr>
     </w:lvl>
     <w:lvl w:ilvl="6" w:tentative="1">
       <w:start w:val="1"/>
       <w:numFmt w:val="bullet"/>
-      <w:lvlText w:val=""/>
+      <w:lvlText w:val=""/>
       <w:lvlJc w:val="left"/>
       <w:pPr>
         <w:tabs>
@@ -2542,14 +5539,14 @@
         <w:ind w:left="5040" w:hanging="360"/>
       </w:pPr>
       <w:rPr>
-        <w:rFonts w:ascii="Symbol" w:hAnsi="Symbol" w:hint="default"/>
+        <w:rFonts w:ascii="Wingdings" w:hAnsi="Wingdings" w:hint="default"/>
         <w:sz w:val="20"/>
       </w:rPr>
     </w:lvl>
     <w:lvl w:ilvl="7" w:tentative="1">
       <w:start w:val="1"/>
       <w:numFmt w:val="bullet"/>
-      <w:lvlText w:val=""/>
+      <w:lvlText w:val=""/>
       <w:lvlJc w:val="left"/>
       <w:pPr>
         <w:tabs>
@@ -2558,14 +5555,14 @@
         <w:ind w:left="5760" w:hanging="360"/>
       </w:pPr>
       <w:rPr>
-        <w:rFonts w:ascii="Symbol" w:hAnsi="Symbol" w:hint="default"/>
+        <w:rFonts w:ascii="Wingdings" w:hAnsi="Wingdings" w:hint="default"/>
         <w:sz w:val="20"/>
       </w:rPr>
     </w:lvl>
     <w:lvl w:ilvl="8" w:tentative="1">
       <w:start w:val="1"/>
       <w:numFmt w:val="bullet"/>
-      <w:lvlText w:val=""/>
+      <w:lvlText w:val=""/>
       <w:lvlJc w:val="left"/>
       <w:pPr>
         <w:tabs>
@@ -2574,15 +5571,15 @@
         <w:ind w:left="6480" w:hanging="360"/>
       </w:pPr>
       <w:rPr>
-        <w:rFonts w:ascii="Symbol" w:hAnsi="Symbol" w:hint="default"/>
+        <w:rFonts w:ascii="Wingdings" w:hAnsi="Wingdings" w:hint="default"/>
         <w:sz w:val="20"/>
       </w:rPr>
     </w:lvl>
   </w:abstractNum>
   <w:abstractNum w:abstractNumId="10" w15:restartNumberingAfterBreak="0">
-    <w:nsid w:val="3C6772E8"/>
+    <w:nsid w:val="34A009AD"/>
     <w:multiLevelType w:val="multilevel"/>
-    <w:tmpl w:val="FE06C810"/>
+    <w:tmpl w:val="A0767B94"/>
     <w:lvl w:ilvl="0">
       <w:start w:val="1"/>
       <w:numFmt w:val="bullet"/>
@@ -2602,7 +5599,7 @@
     <w:lvl w:ilvl="1" w:tentative="1">
       <w:start w:val="1"/>
       <w:numFmt w:val="bullet"/>
-      <w:lvlText w:val=""/>
+      <w:lvlText w:val="o"/>
       <w:lvlJc w:val="left"/>
       <w:pPr>
         <w:tabs>
@@ -2611,14 +5608,14 @@
         <w:ind w:left="1440" w:hanging="360"/>
       </w:pPr>
       <w:rPr>
-        <w:rFonts w:ascii="Symbol" w:hAnsi="Symbol" w:hint="default"/>
+        <w:rFonts w:ascii="Courier New" w:hAnsi="Courier New" w:hint="default"/>
         <w:sz w:val="20"/>
       </w:rPr>
     </w:lvl>
     <w:lvl w:ilvl="2" w:tentative="1">
       <w:start w:val="1"/>
       <w:numFmt w:val="bullet"/>
-      <w:lvlText w:val=""/>
+      <w:lvlText w:val=""/>
       <w:lvlJc w:val="left"/>
       <w:pPr>
         <w:tabs>
@@ -2627,14 +5624,14 @@
         <w:ind w:left="2160" w:hanging="360"/>
       </w:pPr>
       <w:rPr>
-        <w:rFonts w:ascii="Symbol" w:hAnsi="Symbol" w:hint="default"/>
+        <w:rFonts w:ascii="Wingdings" w:hAnsi="Wingdings" w:hint="default"/>
         <w:sz w:val="20"/>
       </w:rPr>
     </w:lvl>
     <w:lvl w:ilvl="3" w:tentative="1">
       <w:start w:val="1"/>
       <w:numFmt w:val="bullet"/>
-      <w:lvlText w:val=""/>
+      <w:lvlText w:val=""/>
       <w:lvlJc w:val="left"/>
       <w:pPr>
         <w:tabs>
@@ -2643,14 +5640,14 @@
         <w:ind w:left="2880" w:hanging="360"/>
       </w:pPr>
       <w:rPr>
-        <w:rFonts w:ascii="Symbol" w:hAnsi="Symbol" w:hint="default"/>
+        <w:rFonts w:ascii="Wingdings" w:hAnsi="Wingdings" w:hint="default"/>
         <w:sz w:val="20"/>
       </w:rPr>
     </w:lvl>
     <w:lvl w:ilvl="4" w:tentative="1">
       <w:start w:val="1"/>
       <w:numFmt w:val="bullet"/>
-      <w:lvlText w:val=""/>
+      <w:lvlText w:val=""/>
       <w:lvlJc w:val="left"/>
       <w:pPr>
         <w:tabs>
@@ -2659,14 +5656,14 @@
         <w:ind w:left="3600" w:hanging="360"/>
       </w:pPr>
       <w:rPr>
-        <w:rFonts w:ascii="Symbol" w:hAnsi="Symbol" w:hint="default"/>
+        <w:rFonts w:ascii="Wingdings" w:hAnsi="Wingdings" w:hint="default"/>
         <w:sz w:val="20"/>
       </w:rPr>
     </w:lvl>
     <w:lvl w:ilvl="5" w:tentative="1">
       <w:start w:val="1"/>
       <w:numFmt w:val="bullet"/>
-      <w:lvlText w:val=""/>
+      <w:lvlText w:val=""/>
       <w:lvlJc w:val="left"/>
       <w:pPr>
         <w:tabs>
@@ -2675,14 +5672,14 @@
         <w:ind w:left="4320" w:hanging="360"/>
       </w:pPr>
       <w:rPr>
-        <w:rFonts w:ascii="Symbol" w:hAnsi="Symbol" w:hint="default"/>
+        <w:rFonts w:ascii="Wingdings" w:hAnsi="Wingdings" w:hint="default"/>
         <w:sz w:val="20"/>
       </w:rPr>
     </w:lvl>
     <w:lvl w:ilvl="6" w:tentative="1">
       <w:start w:val="1"/>
       <w:numFmt w:val="bullet"/>
-      <w:lvlText w:val=""/>
+      <w:lvlText w:val=""/>
       <w:lvlJc w:val="left"/>
       <w:pPr>
         <w:tabs>
@@ -2691,14 +5688,14 @@
         <w:ind w:left="5040" w:hanging="360"/>
       </w:pPr>
       <w:rPr>
-        <w:rFonts w:ascii="Symbol" w:hAnsi="Symbol" w:hint="default"/>
+        <w:rFonts w:ascii="Wingdings" w:hAnsi="Wingdings" w:hint="default"/>
         <w:sz w:val="20"/>
       </w:rPr>
     </w:lvl>
     <w:lvl w:ilvl="7" w:tentative="1">
       <w:start w:val="1"/>
       <w:numFmt w:val="bullet"/>
-      <w:lvlText w:val=""/>
+      <w:lvlText w:val=""/>
       <w:lvlJc w:val="left"/>
       <w:pPr>
         <w:tabs>
@@ -2707,14 +5704,14 @@
         <w:ind w:left="5760" w:hanging="360"/>
       </w:pPr>
       <w:rPr>
-        <w:rFonts w:ascii="Symbol" w:hAnsi="Symbol" w:hint="default"/>
+        <w:rFonts w:ascii="Wingdings" w:hAnsi="Wingdings" w:hint="default"/>
         <w:sz w:val="20"/>
       </w:rPr>
     </w:lvl>
     <w:lvl w:ilvl="8" w:tentative="1">
       <w:start w:val="1"/>
       <w:numFmt w:val="bullet"/>
-      <w:lvlText w:val=""/>
+      <w:lvlText w:val=""/>
       <w:lvlJc w:val="left"/>
       <w:pPr>
         <w:tabs>
@@ -2723,15 +5720,15 @@
         <w:ind w:left="6480" w:hanging="360"/>
       </w:pPr>
       <w:rPr>
-        <w:rFonts w:ascii="Symbol" w:hAnsi="Symbol" w:hint="default"/>
+        <w:rFonts w:ascii="Wingdings" w:hAnsi="Wingdings" w:hint="default"/>
         <w:sz w:val="20"/>
       </w:rPr>
     </w:lvl>
   </w:abstractNum>
   <w:abstractNum w:abstractNumId="11" w15:restartNumberingAfterBreak="0">
-    <w:nsid w:val="3EB856BF"/>
+    <w:nsid w:val="37AA43D3"/>
     <w:multiLevelType w:val="multilevel"/>
-    <w:tmpl w:val="6A14EB9C"/>
+    <w:tmpl w:val="866092C2"/>
     <w:lvl w:ilvl="0">
       <w:start w:val="1"/>
       <w:numFmt w:val="bullet"/>
@@ -2751,7 +5748,7 @@
     <w:lvl w:ilvl="1" w:tentative="1">
       <w:start w:val="1"/>
       <w:numFmt w:val="bullet"/>
-      <w:lvlText w:val=""/>
+      <w:lvlText w:val="o"/>
       <w:lvlJc w:val="left"/>
       <w:pPr>
         <w:tabs>
@@ -2760,14 +5757,14 @@
         <w:ind w:left="1440" w:hanging="360"/>
       </w:pPr>
       <w:rPr>
-        <w:rFonts w:ascii="Symbol" w:hAnsi="Symbol" w:hint="default"/>
+        <w:rFonts w:ascii="Courier New" w:hAnsi="Courier New" w:hint="default"/>
         <w:sz w:val="20"/>
       </w:rPr>
     </w:lvl>
     <w:lvl w:ilvl="2" w:tentative="1">
       <w:start w:val="1"/>
       <w:numFmt w:val="bullet"/>
-      <w:lvlText w:val=""/>
+      <w:lvlText w:val=""/>
       <w:lvlJc w:val="left"/>
       <w:pPr>
         <w:tabs>
@@ -2776,14 +5773,14 @@
         <w:ind w:left="2160" w:hanging="360"/>
       </w:pPr>
       <w:rPr>
-        <w:rFonts w:ascii="Symbol" w:hAnsi="Symbol" w:hint="default"/>
+        <w:rFonts w:ascii="Wingdings" w:hAnsi="Wingdings" w:hint="default"/>
         <w:sz w:val="20"/>
       </w:rPr>
     </w:lvl>
     <w:lvl w:ilvl="3" w:tentative="1">
       <w:start w:val="1"/>
       <w:numFmt w:val="bullet"/>
-      <w:lvlText w:val=""/>
+      <w:lvlText w:val=""/>
       <w:lvlJc w:val="left"/>
       <w:pPr>
         <w:tabs>
@@ -2792,14 +5789,14 @@
         <w:ind w:left="2880" w:hanging="360"/>
       </w:pPr>
       <w:rPr>
-        <w:rFonts w:ascii="Symbol" w:hAnsi="Symbol" w:hint="default"/>
+        <w:rFonts w:ascii="Wingdings" w:hAnsi="Wingdings" w:hint="default"/>
         <w:sz w:val="20"/>
       </w:rPr>
     </w:lvl>
     <w:lvl w:ilvl="4" w:tentative="1">
       <w:start w:val="1"/>
       <w:numFmt w:val="bullet"/>
-      <w:lvlText w:val=""/>
+      <w:lvlText w:val=""/>
       <w:lvlJc w:val="left"/>
       <w:pPr>
         <w:tabs>
@@ -2808,14 +5805,14 @@
         <w:ind w:left="3600" w:hanging="360"/>
       </w:pPr>
       <w:rPr>
-        <w:rFonts w:ascii="Symbol" w:hAnsi="Symbol" w:hint="default"/>
+        <w:rFonts w:ascii="Wingdings" w:hAnsi="Wingdings" w:hint="default"/>
         <w:sz w:val="20"/>
       </w:rPr>
     </w:lvl>
     <w:lvl w:ilvl="5" w:tentative="1">
       <w:start w:val="1"/>
       <w:numFmt w:val="bullet"/>
-      <w:lvlText w:val=""/>
+      <w:lvlText w:val=""/>
       <w:lvlJc w:val="left"/>
       <w:pPr>
         <w:tabs>
@@ -2824,14 +5821,14 @@
         <w:ind w:left="4320" w:hanging="360"/>
       </w:pPr>
       <w:rPr>
-        <w:rFonts w:ascii="Symbol" w:hAnsi="Symbol" w:hint="default"/>
+        <w:rFonts w:ascii="Wingdings" w:hAnsi="Wingdings" w:hint="default"/>
         <w:sz w:val="20"/>
       </w:rPr>
     </w:lvl>
     <w:lvl w:ilvl="6" w:tentative="1">
       <w:start w:val="1"/>
       <w:numFmt w:val="bullet"/>
-      <w:lvlText w:val=""/>
+      <w:lvlText w:val=""/>
       <w:lvlJc w:val="left"/>
       <w:pPr>
         <w:tabs>
@@ -2840,14 +5837,14 @@
         <w:ind w:left="5040" w:hanging="360"/>
       </w:pPr>
       <w:rPr>
-        <w:rFonts w:ascii="Symbol" w:hAnsi="Symbol" w:hint="default"/>
+        <w:rFonts w:ascii="Wingdings" w:hAnsi="Wingdings" w:hint="default"/>
         <w:sz w:val="20"/>
       </w:rPr>
     </w:lvl>
     <w:lvl w:ilvl="7" w:tentative="1">
       <w:start w:val="1"/>
       <w:numFmt w:val="bullet"/>
-      <w:lvlText w:val=""/>
+      <w:lvlText w:val=""/>
       <w:lvlJc w:val="left"/>
       <w:pPr>
         <w:tabs>
@@ -2856,14 +5853,14 @@
         <w:ind w:left="5760" w:hanging="360"/>
       </w:pPr>
       <w:rPr>
-        <w:rFonts w:ascii="Symbol" w:hAnsi="Symbol" w:hint="default"/>
+        <w:rFonts w:ascii="Wingdings" w:hAnsi="Wingdings" w:hint="default"/>
         <w:sz w:val="20"/>
       </w:rPr>
     </w:lvl>
     <w:lvl w:ilvl="8" w:tentative="1">
       <w:start w:val="1"/>
       <w:numFmt w:val="bullet"/>
-      <w:lvlText w:val=""/>
+      <w:lvlText w:val=""/>
       <w:lvlJc w:val="left"/>
       <w:pPr>
         <w:tabs>
@@ -2872,15 +5869,15 @@
         <w:ind w:left="6480" w:hanging="360"/>
       </w:pPr>
       <w:rPr>
-        <w:rFonts w:ascii="Symbol" w:hAnsi="Symbol" w:hint="default"/>
+        <w:rFonts w:ascii="Wingdings" w:hAnsi="Wingdings" w:hint="default"/>
         <w:sz w:val="20"/>
       </w:rPr>
     </w:lvl>
   </w:abstractNum>
   <w:abstractNum w:abstractNumId="12" w15:restartNumberingAfterBreak="0">
-    <w:nsid w:val="43060E33"/>
+    <w:nsid w:val="3E354357"/>
     <w:multiLevelType w:val="multilevel"/>
-    <w:tmpl w:val="BED43FF2"/>
+    <w:tmpl w:val="6732798A"/>
     <w:lvl w:ilvl="0">
       <w:start w:val="1"/>
       <w:numFmt w:val="bullet"/>
@@ -2900,7 +5897,7 @@
     <w:lvl w:ilvl="1" w:tentative="1">
       <w:start w:val="1"/>
       <w:numFmt w:val="bullet"/>
-      <w:lvlText w:val=""/>
+      <w:lvlText w:val="o"/>
       <w:lvlJc w:val="left"/>
       <w:pPr>
         <w:tabs>
@@ -2909,14 +5906,14 @@
         <w:ind w:left="1440" w:hanging="360"/>
       </w:pPr>
       <w:rPr>
-        <w:rFonts w:ascii="Symbol" w:hAnsi="Symbol" w:hint="default"/>
+        <w:rFonts w:ascii="Courier New" w:hAnsi="Courier New" w:hint="default"/>
         <w:sz w:val="20"/>
       </w:rPr>
     </w:lvl>
     <w:lvl w:ilvl="2" w:tentative="1">
       <w:start w:val="1"/>
       <w:numFmt w:val="bullet"/>
-      <w:lvlText w:val=""/>
+      <w:lvlText w:val=""/>
       <w:lvlJc w:val="left"/>
       <w:pPr>
         <w:tabs>
@@ -2925,14 +5922,14 @@
         <w:ind w:left="2160" w:hanging="360"/>
       </w:pPr>
       <w:rPr>
-        <w:rFonts w:ascii="Symbol" w:hAnsi="Symbol" w:hint="default"/>
+        <w:rFonts w:ascii="Wingdings" w:hAnsi="Wingdings" w:hint="default"/>
         <w:sz w:val="20"/>
       </w:rPr>
     </w:lvl>
     <w:lvl w:ilvl="3" w:tentative="1">
       <w:start w:val="1"/>
       <w:numFmt w:val="bullet"/>
-      <w:lvlText w:val=""/>
+      <w:lvlText w:val=""/>
       <w:lvlJc w:val="left"/>
       <w:pPr>
         <w:tabs>
@@ -2941,14 +5938,14 @@
         <w:ind w:left="2880" w:hanging="360"/>
       </w:pPr>
       <w:rPr>
-        <w:rFonts w:ascii="Symbol" w:hAnsi="Symbol" w:hint="default"/>
+        <w:rFonts w:ascii="Wingdings" w:hAnsi="Wingdings" w:hint="default"/>
         <w:sz w:val="20"/>
       </w:rPr>
     </w:lvl>
     <w:lvl w:ilvl="4" w:tentative="1">
       <w:start w:val="1"/>
       <w:numFmt w:val="bullet"/>
-      <w:lvlText w:val=""/>
+      <w:lvlText w:val=""/>
       <w:lvlJc w:val="left"/>
       <w:pPr>
         <w:tabs>
@@ -2957,14 +5954,14 @@
         <w:ind w:left="3600" w:hanging="360"/>
       </w:pPr>
       <w:rPr>
-        <w:rFonts w:ascii="Symbol" w:hAnsi="Symbol" w:hint="default"/>
+        <w:rFonts w:ascii="Wingdings" w:hAnsi="Wingdings" w:hint="default"/>
         <w:sz w:val="20"/>
       </w:rPr>
     </w:lvl>
     <w:lvl w:ilvl="5" w:tentative="1">
       <w:start w:val="1"/>
       <w:numFmt w:val="bullet"/>
-      <w:lvlText w:val=""/>
+      <w:lvlText w:val=""/>
       <w:lvlJc w:val="left"/>
       <w:pPr>
         <w:tabs>
@@ -2973,14 +5970,14 @@
         <w:ind w:left="4320" w:hanging="360"/>
       </w:pPr>
       <w:rPr>
-        <w:rFonts w:ascii="Symbol" w:hAnsi="Symbol" w:hint="default"/>
+        <w:rFonts w:ascii="Wingdings" w:hAnsi="Wingdings" w:hint="default"/>
         <w:sz w:val="20"/>
       </w:rPr>
     </w:lvl>
     <w:lvl w:ilvl="6" w:tentative="1">
       <w:start w:val="1"/>
       <w:numFmt w:val="bullet"/>
-      <w:lvlText w:val=""/>
+      <w:lvlText w:val=""/>
       <w:lvlJc w:val="left"/>
       <w:pPr>
         <w:tabs>
@@ -2989,14 +5986,14 @@
         <w:ind w:left="5040" w:hanging="360"/>
       </w:pPr>
       <w:rPr>
-        <w:rFonts w:ascii="Symbol" w:hAnsi="Symbol" w:hint="default"/>
+        <w:rFonts w:ascii="Wingdings" w:hAnsi="Wingdings" w:hint="default"/>
         <w:sz w:val="20"/>
       </w:rPr>
     </w:lvl>
     <w:lvl w:ilvl="7" w:tentative="1">
       <w:start w:val="1"/>
       <w:numFmt w:val="bullet"/>
-      <w:lvlText w:val=""/>
+      <w:lvlText w:val=""/>
       <w:lvlJc w:val="left"/>
       <w:pPr>
         <w:tabs>
@@ -3005,14 +6002,14 @@
         <w:ind w:left="5760" w:hanging="360"/>
       </w:pPr>
       <w:rPr>
-        <w:rFonts w:ascii="Symbol" w:hAnsi="Symbol" w:hint="default"/>
+        <w:rFonts w:ascii="Wingdings" w:hAnsi="Wingdings" w:hint="default"/>
         <w:sz w:val="20"/>
       </w:rPr>
     </w:lvl>
     <w:lvl w:ilvl="8" w:tentative="1">
       <w:start w:val="1"/>
       <w:numFmt w:val="bullet"/>
-      <w:lvlText w:val=""/>
+      <w:lvlText w:val=""/>
       <w:lvlJc w:val="left"/>
       <w:pPr>
         <w:tabs>
@@ -3021,15 +6018,15 @@
         <w:ind w:left="6480" w:hanging="360"/>
       </w:pPr>
       <w:rPr>
-        <w:rFonts w:ascii="Symbol" w:hAnsi="Symbol" w:hint="default"/>
+        <w:rFonts w:ascii="Wingdings" w:hAnsi="Wingdings" w:hint="default"/>
         <w:sz w:val="20"/>
       </w:rPr>
     </w:lvl>
   </w:abstractNum>
   <w:abstractNum w:abstractNumId="13" w15:restartNumberingAfterBreak="0">
-    <w:nsid w:val="4AA14752"/>
+    <w:nsid w:val="41FD4E23"/>
     <w:multiLevelType w:val="multilevel"/>
-    <w:tmpl w:val="C7743272"/>
+    <w:tmpl w:val="AFFE3AF0"/>
     <w:lvl w:ilvl="0">
       <w:start w:val="1"/>
       <w:numFmt w:val="bullet"/>
@@ -3049,103 +6046,1742 @@
     <w:lvl w:ilvl="1" w:tentative="1">
       <w:start w:val="1"/>
       <w:numFmt w:val="bullet"/>
+      <w:lvlText w:val="o"/>
+      <w:lvlJc w:val="left"/>
+      <w:pPr>
+        <w:tabs>
+          <w:tab w:val="num" w:pos="1440"/>
+        </w:tabs>
+        <w:ind w:left="1440" w:hanging="360"/>
+      </w:pPr>
+      <w:rPr>
+        <w:rFonts w:ascii="Courier New" w:hAnsi="Courier New" w:hint="default"/>
+        <w:sz w:val="20"/>
+      </w:rPr>
+    </w:lvl>
+    <w:lvl w:ilvl="2" w:tentative="1">
+      <w:start w:val="1"/>
+      <w:numFmt w:val="bullet"/>
+      <w:lvlText w:val=""/>
+      <w:lvlJc w:val="left"/>
+      <w:pPr>
+        <w:tabs>
+          <w:tab w:val="num" w:pos="2160"/>
+        </w:tabs>
+        <w:ind w:left="2160" w:hanging="360"/>
+      </w:pPr>
+      <w:rPr>
+        <w:rFonts w:ascii="Wingdings" w:hAnsi="Wingdings" w:hint="default"/>
+        <w:sz w:val="20"/>
+      </w:rPr>
+    </w:lvl>
+    <w:lvl w:ilvl="3" w:tentative="1">
+      <w:start w:val="1"/>
+      <w:numFmt w:val="bullet"/>
+      <w:lvlText w:val=""/>
+      <w:lvlJc w:val="left"/>
+      <w:pPr>
+        <w:tabs>
+          <w:tab w:val="num" w:pos="2880"/>
+        </w:tabs>
+        <w:ind w:left="2880" w:hanging="360"/>
+      </w:pPr>
+      <w:rPr>
+        <w:rFonts w:ascii="Wingdings" w:hAnsi="Wingdings" w:hint="default"/>
+        <w:sz w:val="20"/>
+      </w:rPr>
+    </w:lvl>
+    <w:lvl w:ilvl="4" w:tentative="1">
+      <w:start w:val="1"/>
+      <w:numFmt w:val="bullet"/>
+      <w:lvlText w:val=""/>
+      <w:lvlJc w:val="left"/>
+      <w:pPr>
+        <w:tabs>
+          <w:tab w:val="num" w:pos="3600"/>
+        </w:tabs>
+        <w:ind w:left="3600" w:hanging="360"/>
+      </w:pPr>
+      <w:rPr>
+        <w:rFonts w:ascii="Wingdings" w:hAnsi="Wingdings" w:hint="default"/>
+        <w:sz w:val="20"/>
+      </w:rPr>
+    </w:lvl>
+    <w:lvl w:ilvl="5" w:tentative="1">
+      <w:start w:val="1"/>
+      <w:numFmt w:val="bullet"/>
+      <w:lvlText w:val=""/>
+      <w:lvlJc w:val="left"/>
+      <w:pPr>
+        <w:tabs>
+          <w:tab w:val="num" w:pos="4320"/>
+        </w:tabs>
+        <w:ind w:left="4320" w:hanging="360"/>
+      </w:pPr>
+      <w:rPr>
+        <w:rFonts w:ascii="Wingdings" w:hAnsi="Wingdings" w:hint="default"/>
+        <w:sz w:val="20"/>
+      </w:rPr>
+    </w:lvl>
+    <w:lvl w:ilvl="6" w:tentative="1">
+      <w:start w:val="1"/>
+      <w:numFmt w:val="bullet"/>
+      <w:lvlText w:val=""/>
+      <w:lvlJc w:val="left"/>
+      <w:pPr>
+        <w:tabs>
+          <w:tab w:val="num" w:pos="5040"/>
+        </w:tabs>
+        <w:ind w:left="5040" w:hanging="360"/>
+      </w:pPr>
+      <w:rPr>
+        <w:rFonts w:ascii="Wingdings" w:hAnsi="Wingdings" w:hint="default"/>
+        <w:sz w:val="20"/>
+      </w:rPr>
+    </w:lvl>
+    <w:lvl w:ilvl="7" w:tentative="1">
+      <w:start w:val="1"/>
+      <w:numFmt w:val="bullet"/>
+      <w:lvlText w:val=""/>
+      <w:lvlJc w:val="left"/>
+      <w:pPr>
+        <w:tabs>
+          <w:tab w:val="num" w:pos="5760"/>
+        </w:tabs>
+        <w:ind w:left="5760" w:hanging="360"/>
+      </w:pPr>
+      <w:rPr>
+        <w:rFonts w:ascii="Wingdings" w:hAnsi="Wingdings" w:hint="default"/>
+        <w:sz w:val="20"/>
+      </w:rPr>
+    </w:lvl>
+    <w:lvl w:ilvl="8" w:tentative="1">
+      <w:start w:val="1"/>
+      <w:numFmt w:val="bullet"/>
+      <w:lvlText w:val=""/>
+      <w:lvlJc w:val="left"/>
+      <w:pPr>
+        <w:tabs>
+          <w:tab w:val="num" w:pos="6480"/>
+        </w:tabs>
+        <w:ind w:left="6480" w:hanging="360"/>
+      </w:pPr>
+      <w:rPr>
+        <w:rFonts w:ascii="Wingdings" w:hAnsi="Wingdings" w:hint="default"/>
+        <w:sz w:val="20"/>
+      </w:rPr>
+    </w:lvl>
+  </w:abstractNum>
+  <w:abstractNum w:abstractNumId="14" w15:restartNumberingAfterBreak="0">
+    <w:nsid w:val="49F46AAF"/>
+    <w:multiLevelType w:val="multilevel"/>
+    <w:tmpl w:val="23FE4F16"/>
+    <w:lvl w:ilvl="0">
+      <w:start w:val="1"/>
+      <w:numFmt w:val="bullet"/>
       <w:lvlText w:val=""/>
       <w:lvlJc w:val="left"/>
       <w:pPr>
         <w:tabs>
+          <w:tab w:val="num" w:pos="720"/>
+        </w:tabs>
+        <w:ind w:left="720" w:hanging="360"/>
+      </w:pPr>
+      <w:rPr>
+        <w:rFonts w:ascii="Symbol" w:hAnsi="Symbol" w:hint="default"/>
+        <w:sz w:val="20"/>
+      </w:rPr>
+    </w:lvl>
+    <w:lvl w:ilvl="1">
+      <w:start w:val="1"/>
+      <w:numFmt w:val="bullet"/>
+      <w:lvlText w:val="o"/>
+      <w:lvlJc w:val="left"/>
+      <w:pPr>
+        <w:tabs>
           <w:tab w:val="num" w:pos="1440"/>
         </w:tabs>
         <w:ind w:left="1440" w:hanging="360"/>
       </w:pPr>
       <w:rPr>
+        <w:rFonts w:ascii="Courier New" w:hAnsi="Courier New" w:hint="default"/>
+        <w:sz w:val="20"/>
+      </w:rPr>
+    </w:lvl>
+    <w:lvl w:ilvl="2" w:tentative="1">
+      <w:start w:val="1"/>
+      <w:numFmt w:val="bullet"/>
+      <w:lvlText w:val=""/>
+      <w:lvlJc w:val="left"/>
+      <w:pPr>
+        <w:tabs>
+          <w:tab w:val="num" w:pos="2160"/>
+        </w:tabs>
+        <w:ind w:left="2160" w:hanging="360"/>
+      </w:pPr>
+      <w:rPr>
+        <w:rFonts w:ascii="Wingdings" w:hAnsi="Wingdings" w:hint="default"/>
+        <w:sz w:val="20"/>
+      </w:rPr>
+    </w:lvl>
+    <w:lvl w:ilvl="3" w:tentative="1">
+      <w:start w:val="1"/>
+      <w:numFmt w:val="bullet"/>
+      <w:lvlText w:val=""/>
+      <w:lvlJc w:val="left"/>
+      <w:pPr>
+        <w:tabs>
+          <w:tab w:val="num" w:pos="2880"/>
+        </w:tabs>
+        <w:ind w:left="2880" w:hanging="360"/>
+      </w:pPr>
+      <w:rPr>
+        <w:rFonts w:ascii="Wingdings" w:hAnsi="Wingdings" w:hint="default"/>
+        <w:sz w:val="20"/>
+      </w:rPr>
+    </w:lvl>
+    <w:lvl w:ilvl="4" w:tentative="1">
+      <w:start w:val="1"/>
+      <w:numFmt w:val="bullet"/>
+      <w:lvlText w:val=""/>
+      <w:lvlJc w:val="left"/>
+      <w:pPr>
+        <w:tabs>
+          <w:tab w:val="num" w:pos="3600"/>
+        </w:tabs>
+        <w:ind w:left="3600" w:hanging="360"/>
+      </w:pPr>
+      <w:rPr>
+        <w:rFonts w:ascii="Wingdings" w:hAnsi="Wingdings" w:hint="default"/>
+        <w:sz w:val="20"/>
+      </w:rPr>
+    </w:lvl>
+    <w:lvl w:ilvl="5" w:tentative="1">
+      <w:start w:val="1"/>
+      <w:numFmt w:val="bullet"/>
+      <w:lvlText w:val=""/>
+      <w:lvlJc w:val="left"/>
+      <w:pPr>
+        <w:tabs>
+          <w:tab w:val="num" w:pos="4320"/>
+        </w:tabs>
+        <w:ind w:left="4320" w:hanging="360"/>
+      </w:pPr>
+      <w:rPr>
+        <w:rFonts w:ascii="Wingdings" w:hAnsi="Wingdings" w:hint="default"/>
+        <w:sz w:val="20"/>
+      </w:rPr>
+    </w:lvl>
+    <w:lvl w:ilvl="6" w:tentative="1">
+      <w:start w:val="1"/>
+      <w:numFmt w:val="bullet"/>
+      <w:lvlText w:val=""/>
+      <w:lvlJc w:val="left"/>
+      <w:pPr>
+        <w:tabs>
+          <w:tab w:val="num" w:pos="5040"/>
+        </w:tabs>
+        <w:ind w:left="5040" w:hanging="360"/>
+      </w:pPr>
+      <w:rPr>
+        <w:rFonts w:ascii="Wingdings" w:hAnsi="Wingdings" w:hint="default"/>
+        <w:sz w:val="20"/>
+      </w:rPr>
+    </w:lvl>
+    <w:lvl w:ilvl="7" w:tentative="1">
+      <w:start w:val="1"/>
+      <w:numFmt w:val="bullet"/>
+      <w:lvlText w:val=""/>
+      <w:lvlJc w:val="left"/>
+      <w:pPr>
+        <w:tabs>
+          <w:tab w:val="num" w:pos="5760"/>
+        </w:tabs>
+        <w:ind w:left="5760" w:hanging="360"/>
+      </w:pPr>
+      <w:rPr>
+        <w:rFonts w:ascii="Wingdings" w:hAnsi="Wingdings" w:hint="default"/>
+        <w:sz w:val="20"/>
+      </w:rPr>
+    </w:lvl>
+    <w:lvl w:ilvl="8" w:tentative="1">
+      <w:start w:val="1"/>
+      <w:numFmt w:val="bullet"/>
+      <w:lvlText w:val=""/>
+      <w:lvlJc w:val="left"/>
+      <w:pPr>
+        <w:tabs>
+          <w:tab w:val="num" w:pos="6480"/>
+        </w:tabs>
+        <w:ind w:left="6480" w:hanging="360"/>
+      </w:pPr>
+      <w:rPr>
+        <w:rFonts w:ascii="Wingdings" w:hAnsi="Wingdings" w:hint="default"/>
+        <w:sz w:val="20"/>
+      </w:rPr>
+    </w:lvl>
+  </w:abstractNum>
+  <w:abstractNum w:abstractNumId="15" w15:restartNumberingAfterBreak="0">
+    <w:nsid w:val="51CA021D"/>
+    <w:multiLevelType w:val="multilevel"/>
+    <w:tmpl w:val="9522C886"/>
+    <w:lvl w:ilvl="0">
+      <w:start w:val="1"/>
+      <w:numFmt w:val="bullet"/>
+      <w:lvlText w:val=""/>
+      <w:lvlJc w:val="left"/>
+      <w:pPr>
+        <w:tabs>
+          <w:tab w:val="num" w:pos="720"/>
+        </w:tabs>
+        <w:ind w:left="720" w:hanging="360"/>
+      </w:pPr>
+      <w:rPr>
         <w:rFonts w:ascii="Symbol" w:hAnsi="Symbol" w:hint="default"/>
         <w:sz w:val="20"/>
       </w:rPr>
     </w:lvl>
+    <w:lvl w:ilvl="1" w:tentative="1">
+      <w:start w:val="1"/>
+      <w:numFmt w:val="bullet"/>
+      <w:lvlText w:val="o"/>
+      <w:lvlJc w:val="left"/>
+      <w:pPr>
+        <w:tabs>
+          <w:tab w:val="num" w:pos="1440"/>
+        </w:tabs>
+        <w:ind w:left="1440" w:hanging="360"/>
+      </w:pPr>
+      <w:rPr>
+        <w:rFonts w:ascii="Courier New" w:hAnsi="Courier New" w:hint="default"/>
+        <w:sz w:val="20"/>
+      </w:rPr>
+    </w:lvl>
     <w:lvl w:ilvl="2" w:tentative="1">
       <w:start w:val="1"/>
       <w:numFmt w:val="bullet"/>
+      <w:lvlText w:val=""/>
+      <w:lvlJc w:val="left"/>
+      <w:pPr>
+        <w:tabs>
+          <w:tab w:val="num" w:pos="2160"/>
+        </w:tabs>
+        <w:ind w:left="2160" w:hanging="360"/>
+      </w:pPr>
+      <w:rPr>
+        <w:rFonts w:ascii="Wingdings" w:hAnsi="Wingdings" w:hint="default"/>
+        <w:sz w:val="20"/>
+      </w:rPr>
+    </w:lvl>
+    <w:lvl w:ilvl="3" w:tentative="1">
+      <w:start w:val="1"/>
+      <w:numFmt w:val="bullet"/>
+      <w:lvlText w:val=""/>
+      <w:lvlJc w:val="left"/>
+      <w:pPr>
+        <w:tabs>
+          <w:tab w:val="num" w:pos="2880"/>
+        </w:tabs>
+        <w:ind w:left="2880" w:hanging="360"/>
+      </w:pPr>
+      <w:rPr>
+        <w:rFonts w:ascii="Wingdings" w:hAnsi="Wingdings" w:hint="default"/>
+        <w:sz w:val="20"/>
+      </w:rPr>
+    </w:lvl>
+    <w:lvl w:ilvl="4" w:tentative="1">
+      <w:start w:val="1"/>
+      <w:numFmt w:val="bullet"/>
+      <w:lvlText w:val=""/>
+      <w:lvlJc w:val="left"/>
+      <w:pPr>
+        <w:tabs>
+          <w:tab w:val="num" w:pos="3600"/>
+        </w:tabs>
+        <w:ind w:left="3600" w:hanging="360"/>
+      </w:pPr>
+      <w:rPr>
+        <w:rFonts w:ascii="Wingdings" w:hAnsi="Wingdings" w:hint="default"/>
+        <w:sz w:val="20"/>
+      </w:rPr>
+    </w:lvl>
+    <w:lvl w:ilvl="5" w:tentative="1">
+      <w:start w:val="1"/>
+      <w:numFmt w:val="bullet"/>
+      <w:lvlText w:val=""/>
+      <w:lvlJc w:val="left"/>
+      <w:pPr>
+        <w:tabs>
+          <w:tab w:val="num" w:pos="4320"/>
+        </w:tabs>
+        <w:ind w:left="4320" w:hanging="360"/>
+      </w:pPr>
+      <w:rPr>
+        <w:rFonts w:ascii="Wingdings" w:hAnsi="Wingdings" w:hint="default"/>
+        <w:sz w:val="20"/>
+      </w:rPr>
+    </w:lvl>
+    <w:lvl w:ilvl="6" w:tentative="1">
+      <w:start w:val="1"/>
+      <w:numFmt w:val="bullet"/>
+      <w:lvlText w:val=""/>
+      <w:lvlJc w:val="left"/>
+      <w:pPr>
+        <w:tabs>
+          <w:tab w:val="num" w:pos="5040"/>
+        </w:tabs>
+        <w:ind w:left="5040" w:hanging="360"/>
+      </w:pPr>
+      <w:rPr>
+        <w:rFonts w:ascii="Wingdings" w:hAnsi="Wingdings" w:hint="default"/>
+        <w:sz w:val="20"/>
+      </w:rPr>
+    </w:lvl>
+    <w:lvl w:ilvl="7" w:tentative="1">
+      <w:start w:val="1"/>
+      <w:numFmt w:val="bullet"/>
+      <w:lvlText w:val=""/>
+      <w:lvlJc w:val="left"/>
+      <w:pPr>
+        <w:tabs>
+          <w:tab w:val="num" w:pos="5760"/>
+        </w:tabs>
+        <w:ind w:left="5760" w:hanging="360"/>
+      </w:pPr>
+      <w:rPr>
+        <w:rFonts w:ascii="Wingdings" w:hAnsi="Wingdings" w:hint="default"/>
+        <w:sz w:val="20"/>
+      </w:rPr>
+    </w:lvl>
+    <w:lvl w:ilvl="8" w:tentative="1">
+      <w:start w:val="1"/>
+      <w:numFmt w:val="bullet"/>
+      <w:lvlText w:val=""/>
+      <w:lvlJc w:val="left"/>
+      <w:pPr>
+        <w:tabs>
+          <w:tab w:val="num" w:pos="6480"/>
+        </w:tabs>
+        <w:ind w:left="6480" w:hanging="360"/>
+      </w:pPr>
+      <w:rPr>
+        <w:rFonts w:ascii="Wingdings" w:hAnsi="Wingdings" w:hint="default"/>
+        <w:sz w:val="20"/>
+      </w:rPr>
+    </w:lvl>
+  </w:abstractNum>
+  <w:abstractNum w:abstractNumId="16" w15:restartNumberingAfterBreak="0">
+    <w:nsid w:val="53A7640D"/>
+    <w:multiLevelType w:val="multilevel"/>
+    <w:tmpl w:val="337EBFE2"/>
+    <w:lvl w:ilvl="0">
+      <w:start w:val="1"/>
+      <w:numFmt w:val="bullet"/>
       <w:lvlText w:val=""/>
       <w:lvlJc w:val="left"/>
       <w:pPr>
         <w:tabs>
+          <w:tab w:val="num" w:pos="720"/>
+        </w:tabs>
+        <w:ind w:left="720" w:hanging="360"/>
+      </w:pPr>
+      <w:rPr>
+        <w:rFonts w:ascii="Symbol" w:hAnsi="Symbol" w:hint="default"/>
+        <w:sz w:val="20"/>
+      </w:rPr>
+    </w:lvl>
+    <w:lvl w:ilvl="1" w:tentative="1">
+      <w:start w:val="1"/>
+      <w:numFmt w:val="bullet"/>
+      <w:lvlText w:val="o"/>
+      <w:lvlJc w:val="left"/>
+      <w:pPr>
+        <w:tabs>
+          <w:tab w:val="num" w:pos="1440"/>
+        </w:tabs>
+        <w:ind w:left="1440" w:hanging="360"/>
+      </w:pPr>
+      <w:rPr>
+        <w:rFonts w:ascii="Courier New" w:hAnsi="Courier New" w:hint="default"/>
+        <w:sz w:val="20"/>
+      </w:rPr>
+    </w:lvl>
+    <w:lvl w:ilvl="2" w:tentative="1">
+      <w:start w:val="1"/>
+      <w:numFmt w:val="bullet"/>
+      <w:lvlText w:val=""/>
+      <w:lvlJc w:val="left"/>
+      <w:pPr>
+        <w:tabs>
           <w:tab w:val="num" w:pos="2160"/>
         </w:tabs>
         <w:ind w:left="2160" w:hanging="360"/>
       </w:pPr>
       <w:rPr>
+        <w:rFonts w:ascii="Wingdings" w:hAnsi="Wingdings" w:hint="default"/>
+        <w:sz w:val="20"/>
+      </w:rPr>
+    </w:lvl>
+    <w:lvl w:ilvl="3" w:tentative="1">
+      <w:start w:val="1"/>
+      <w:numFmt w:val="bullet"/>
+      <w:lvlText w:val=""/>
+      <w:lvlJc w:val="left"/>
+      <w:pPr>
+        <w:tabs>
+          <w:tab w:val="num" w:pos="2880"/>
+        </w:tabs>
+        <w:ind w:left="2880" w:hanging="360"/>
+      </w:pPr>
+      <w:rPr>
+        <w:rFonts w:ascii="Wingdings" w:hAnsi="Wingdings" w:hint="default"/>
+        <w:sz w:val="20"/>
+      </w:rPr>
+    </w:lvl>
+    <w:lvl w:ilvl="4" w:tentative="1">
+      <w:start w:val="1"/>
+      <w:numFmt w:val="bullet"/>
+      <w:lvlText w:val=""/>
+      <w:lvlJc w:val="left"/>
+      <w:pPr>
+        <w:tabs>
+          <w:tab w:val="num" w:pos="3600"/>
+        </w:tabs>
+        <w:ind w:left="3600" w:hanging="360"/>
+      </w:pPr>
+      <w:rPr>
+        <w:rFonts w:ascii="Wingdings" w:hAnsi="Wingdings" w:hint="default"/>
+        <w:sz w:val="20"/>
+      </w:rPr>
+    </w:lvl>
+    <w:lvl w:ilvl="5" w:tentative="1">
+      <w:start w:val="1"/>
+      <w:numFmt w:val="bullet"/>
+      <w:lvlText w:val=""/>
+      <w:lvlJc w:val="left"/>
+      <w:pPr>
+        <w:tabs>
+          <w:tab w:val="num" w:pos="4320"/>
+        </w:tabs>
+        <w:ind w:left="4320" w:hanging="360"/>
+      </w:pPr>
+      <w:rPr>
+        <w:rFonts w:ascii="Wingdings" w:hAnsi="Wingdings" w:hint="default"/>
+        <w:sz w:val="20"/>
+      </w:rPr>
+    </w:lvl>
+    <w:lvl w:ilvl="6" w:tentative="1">
+      <w:start w:val="1"/>
+      <w:numFmt w:val="bullet"/>
+      <w:lvlText w:val=""/>
+      <w:lvlJc w:val="left"/>
+      <w:pPr>
+        <w:tabs>
+          <w:tab w:val="num" w:pos="5040"/>
+        </w:tabs>
+        <w:ind w:left="5040" w:hanging="360"/>
+      </w:pPr>
+      <w:rPr>
+        <w:rFonts w:ascii="Wingdings" w:hAnsi="Wingdings" w:hint="default"/>
+        <w:sz w:val="20"/>
+      </w:rPr>
+    </w:lvl>
+    <w:lvl w:ilvl="7" w:tentative="1">
+      <w:start w:val="1"/>
+      <w:numFmt w:val="bullet"/>
+      <w:lvlText w:val=""/>
+      <w:lvlJc w:val="left"/>
+      <w:pPr>
+        <w:tabs>
+          <w:tab w:val="num" w:pos="5760"/>
+        </w:tabs>
+        <w:ind w:left="5760" w:hanging="360"/>
+      </w:pPr>
+      <w:rPr>
+        <w:rFonts w:ascii="Wingdings" w:hAnsi="Wingdings" w:hint="default"/>
+        <w:sz w:val="20"/>
+      </w:rPr>
+    </w:lvl>
+    <w:lvl w:ilvl="8" w:tentative="1">
+      <w:start w:val="1"/>
+      <w:numFmt w:val="bullet"/>
+      <w:lvlText w:val=""/>
+      <w:lvlJc w:val="left"/>
+      <w:pPr>
+        <w:tabs>
+          <w:tab w:val="num" w:pos="6480"/>
+        </w:tabs>
+        <w:ind w:left="6480" w:hanging="360"/>
+      </w:pPr>
+      <w:rPr>
+        <w:rFonts w:ascii="Wingdings" w:hAnsi="Wingdings" w:hint="default"/>
+        <w:sz w:val="20"/>
+      </w:rPr>
+    </w:lvl>
+  </w:abstractNum>
+  <w:abstractNum w:abstractNumId="17" w15:restartNumberingAfterBreak="0">
+    <w:nsid w:val="58876AE4"/>
+    <w:multiLevelType w:val="multilevel"/>
+    <w:tmpl w:val="04767B7E"/>
+    <w:lvl w:ilvl="0">
+      <w:start w:val="1"/>
+      <w:numFmt w:val="bullet"/>
+      <w:lvlText w:val=""/>
+      <w:lvlJc w:val="left"/>
+      <w:pPr>
+        <w:tabs>
+          <w:tab w:val="num" w:pos="720"/>
+        </w:tabs>
+        <w:ind w:left="720" w:hanging="360"/>
+      </w:pPr>
+      <w:rPr>
         <w:rFonts w:ascii="Symbol" w:hAnsi="Symbol" w:hint="default"/>
         <w:sz w:val="20"/>
       </w:rPr>
     </w:lvl>
+    <w:lvl w:ilvl="1" w:tentative="1">
+      <w:start w:val="1"/>
+      <w:numFmt w:val="bullet"/>
+      <w:lvlText w:val="o"/>
+      <w:lvlJc w:val="left"/>
+      <w:pPr>
+        <w:tabs>
+          <w:tab w:val="num" w:pos="1440"/>
+        </w:tabs>
+        <w:ind w:left="1440" w:hanging="360"/>
+      </w:pPr>
+      <w:rPr>
+        <w:rFonts w:ascii="Courier New" w:hAnsi="Courier New" w:hint="default"/>
+        <w:sz w:val="20"/>
+      </w:rPr>
+    </w:lvl>
+    <w:lvl w:ilvl="2" w:tentative="1">
+      <w:start w:val="1"/>
+      <w:numFmt w:val="bullet"/>
+      <w:lvlText w:val=""/>
+      <w:lvlJc w:val="left"/>
+      <w:pPr>
+        <w:tabs>
+          <w:tab w:val="num" w:pos="2160"/>
+        </w:tabs>
+        <w:ind w:left="2160" w:hanging="360"/>
+      </w:pPr>
+      <w:rPr>
+        <w:rFonts w:ascii="Wingdings" w:hAnsi="Wingdings" w:hint="default"/>
+        <w:sz w:val="20"/>
+      </w:rPr>
+    </w:lvl>
     <w:lvl w:ilvl="3" w:tentative="1">
       <w:start w:val="1"/>
       <w:numFmt w:val="bullet"/>
+      <w:lvlText w:val=""/>
+      <w:lvlJc w:val="left"/>
+      <w:pPr>
+        <w:tabs>
+          <w:tab w:val="num" w:pos="2880"/>
+        </w:tabs>
+        <w:ind w:left="2880" w:hanging="360"/>
+      </w:pPr>
+      <w:rPr>
+        <w:rFonts w:ascii="Wingdings" w:hAnsi="Wingdings" w:hint="default"/>
+        <w:sz w:val="20"/>
+      </w:rPr>
+    </w:lvl>
+    <w:lvl w:ilvl="4" w:tentative="1">
+      <w:start w:val="1"/>
+      <w:numFmt w:val="bullet"/>
+      <w:lvlText w:val=""/>
+      <w:lvlJc w:val="left"/>
+      <w:pPr>
+        <w:tabs>
+          <w:tab w:val="num" w:pos="3600"/>
+        </w:tabs>
+        <w:ind w:left="3600" w:hanging="360"/>
+      </w:pPr>
+      <w:rPr>
+        <w:rFonts w:ascii="Wingdings" w:hAnsi="Wingdings" w:hint="default"/>
+        <w:sz w:val="20"/>
+      </w:rPr>
+    </w:lvl>
+    <w:lvl w:ilvl="5" w:tentative="1">
+      <w:start w:val="1"/>
+      <w:numFmt w:val="bullet"/>
+      <w:lvlText w:val=""/>
+      <w:lvlJc w:val="left"/>
+      <w:pPr>
+        <w:tabs>
+          <w:tab w:val="num" w:pos="4320"/>
+        </w:tabs>
+        <w:ind w:left="4320" w:hanging="360"/>
+      </w:pPr>
+      <w:rPr>
+        <w:rFonts w:ascii="Wingdings" w:hAnsi="Wingdings" w:hint="default"/>
+        <w:sz w:val="20"/>
+      </w:rPr>
+    </w:lvl>
+    <w:lvl w:ilvl="6" w:tentative="1">
+      <w:start w:val="1"/>
+      <w:numFmt w:val="bullet"/>
+      <w:lvlText w:val=""/>
+      <w:lvlJc w:val="left"/>
+      <w:pPr>
+        <w:tabs>
+          <w:tab w:val="num" w:pos="5040"/>
+        </w:tabs>
+        <w:ind w:left="5040" w:hanging="360"/>
+      </w:pPr>
+      <w:rPr>
+        <w:rFonts w:ascii="Wingdings" w:hAnsi="Wingdings" w:hint="default"/>
+        <w:sz w:val="20"/>
+      </w:rPr>
+    </w:lvl>
+    <w:lvl w:ilvl="7" w:tentative="1">
+      <w:start w:val="1"/>
+      <w:numFmt w:val="bullet"/>
+      <w:lvlText w:val=""/>
+      <w:lvlJc w:val="left"/>
+      <w:pPr>
+        <w:tabs>
+          <w:tab w:val="num" w:pos="5760"/>
+        </w:tabs>
+        <w:ind w:left="5760" w:hanging="360"/>
+      </w:pPr>
+      <w:rPr>
+        <w:rFonts w:ascii="Wingdings" w:hAnsi="Wingdings" w:hint="default"/>
+        <w:sz w:val="20"/>
+      </w:rPr>
+    </w:lvl>
+    <w:lvl w:ilvl="8" w:tentative="1">
+      <w:start w:val="1"/>
+      <w:numFmt w:val="bullet"/>
+      <w:lvlText w:val=""/>
+      <w:lvlJc w:val="left"/>
+      <w:pPr>
+        <w:tabs>
+          <w:tab w:val="num" w:pos="6480"/>
+        </w:tabs>
+        <w:ind w:left="6480" w:hanging="360"/>
+      </w:pPr>
+      <w:rPr>
+        <w:rFonts w:ascii="Wingdings" w:hAnsi="Wingdings" w:hint="default"/>
+        <w:sz w:val="20"/>
+      </w:rPr>
+    </w:lvl>
+  </w:abstractNum>
+  <w:abstractNum w:abstractNumId="18" w15:restartNumberingAfterBreak="0">
+    <w:nsid w:val="5B2A2D5C"/>
+    <w:multiLevelType w:val="multilevel"/>
+    <w:tmpl w:val="E08A9288"/>
+    <w:lvl w:ilvl="0">
+      <w:start w:val="1"/>
+      <w:numFmt w:val="bullet"/>
       <w:lvlText w:val=""/>
       <w:lvlJc w:val="left"/>
       <w:pPr>
         <w:tabs>
+          <w:tab w:val="num" w:pos="720"/>
+        </w:tabs>
+        <w:ind w:left="720" w:hanging="360"/>
+      </w:pPr>
+      <w:rPr>
+        <w:rFonts w:ascii="Symbol" w:hAnsi="Symbol" w:hint="default"/>
+        <w:sz w:val="20"/>
+      </w:rPr>
+    </w:lvl>
+    <w:lvl w:ilvl="1" w:tentative="1">
+      <w:start w:val="1"/>
+      <w:numFmt w:val="bullet"/>
+      <w:lvlText w:val="o"/>
+      <w:lvlJc w:val="left"/>
+      <w:pPr>
+        <w:tabs>
+          <w:tab w:val="num" w:pos="1440"/>
+        </w:tabs>
+        <w:ind w:left="1440" w:hanging="360"/>
+      </w:pPr>
+      <w:rPr>
+        <w:rFonts w:ascii="Courier New" w:hAnsi="Courier New" w:hint="default"/>
+        <w:sz w:val="20"/>
+      </w:rPr>
+    </w:lvl>
+    <w:lvl w:ilvl="2" w:tentative="1">
+      <w:start w:val="1"/>
+      <w:numFmt w:val="bullet"/>
+      <w:lvlText w:val=""/>
+      <w:lvlJc w:val="left"/>
+      <w:pPr>
+        <w:tabs>
+          <w:tab w:val="num" w:pos="2160"/>
+        </w:tabs>
+        <w:ind w:left="2160" w:hanging="360"/>
+      </w:pPr>
+      <w:rPr>
+        <w:rFonts w:ascii="Wingdings" w:hAnsi="Wingdings" w:hint="default"/>
+        <w:sz w:val="20"/>
+      </w:rPr>
+    </w:lvl>
+    <w:lvl w:ilvl="3" w:tentative="1">
+      <w:start w:val="1"/>
+      <w:numFmt w:val="bullet"/>
+      <w:lvlText w:val=""/>
+      <w:lvlJc w:val="left"/>
+      <w:pPr>
+        <w:tabs>
           <w:tab w:val="num" w:pos="2880"/>
         </w:tabs>
         <w:ind w:left="2880" w:hanging="360"/>
       </w:pPr>
       <w:rPr>
+        <w:rFonts w:ascii="Wingdings" w:hAnsi="Wingdings" w:hint="default"/>
+        <w:sz w:val="20"/>
+      </w:rPr>
+    </w:lvl>
+    <w:lvl w:ilvl="4" w:tentative="1">
+      <w:start w:val="1"/>
+      <w:numFmt w:val="bullet"/>
+      <w:lvlText w:val=""/>
+      <w:lvlJc w:val="left"/>
+      <w:pPr>
+        <w:tabs>
+          <w:tab w:val="num" w:pos="3600"/>
+        </w:tabs>
+        <w:ind w:left="3600" w:hanging="360"/>
+      </w:pPr>
+      <w:rPr>
+        <w:rFonts w:ascii="Wingdings" w:hAnsi="Wingdings" w:hint="default"/>
+        <w:sz w:val="20"/>
+      </w:rPr>
+    </w:lvl>
+    <w:lvl w:ilvl="5" w:tentative="1">
+      <w:start w:val="1"/>
+      <w:numFmt w:val="bullet"/>
+      <w:lvlText w:val=""/>
+      <w:lvlJc w:val="left"/>
+      <w:pPr>
+        <w:tabs>
+          <w:tab w:val="num" w:pos="4320"/>
+        </w:tabs>
+        <w:ind w:left="4320" w:hanging="360"/>
+      </w:pPr>
+      <w:rPr>
+        <w:rFonts w:ascii="Wingdings" w:hAnsi="Wingdings" w:hint="default"/>
+        <w:sz w:val="20"/>
+      </w:rPr>
+    </w:lvl>
+    <w:lvl w:ilvl="6" w:tentative="1">
+      <w:start w:val="1"/>
+      <w:numFmt w:val="bullet"/>
+      <w:lvlText w:val=""/>
+      <w:lvlJc w:val="left"/>
+      <w:pPr>
+        <w:tabs>
+          <w:tab w:val="num" w:pos="5040"/>
+        </w:tabs>
+        <w:ind w:left="5040" w:hanging="360"/>
+      </w:pPr>
+      <w:rPr>
+        <w:rFonts w:ascii="Wingdings" w:hAnsi="Wingdings" w:hint="default"/>
+        <w:sz w:val="20"/>
+      </w:rPr>
+    </w:lvl>
+    <w:lvl w:ilvl="7" w:tentative="1">
+      <w:start w:val="1"/>
+      <w:numFmt w:val="bullet"/>
+      <w:lvlText w:val=""/>
+      <w:lvlJc w:val="left"/>
+      <w:pPr>
+        <w:tabs>
+          <w:tab w:val="num" w:pos="5760"/>
+        </w:tabs>
+        <w:ind w:left="5760" w:hanging="360"/>
+      </w:pPr>
+      <w:rPr>
+        <w:rFonts w:ascii="Wingdings" w:hAnsi="Wingdings" w:hint="default"/>
+        <w:sz w:val="20"/>
+      </w:rPr>
+    </w:lvl>
+    <w:lvl w:ilvl="8" w:tentative="1">
+      <w:start w:val="1"/>
+      <w:numFmt w:val="bullet"/>
+      <w:lvlText w:val=""/>
+      <w:lvlJc w:val="left"/>
+      <w:pPr>
+        <w:tabs>
+          <w:tab w:val="num" w:pos="6480"/>
+        </w:tabs>
+        <w:ind w:left="6480" w:hanging="360"/>
+      </w:pPr>
+      <w:rPr>
+        <w:rFonts w:ascii="Wingdings" w:hAnsi="Wingdings" w:hint="default"/>
+        <w:sz w:val="20"/>
+      </w:rPr>
+    </w:lvl>
+  </w:abstractNum>
+  <w:abstractNum w:abstractNumId="19" w15:restartNumberingAfterBreak="0">
+    <w:nsid w:val="5B3A0D22"/>
+    <w:multiLevelType w:val="multilevel"/>
+    <w:tmpl w:val="223E1772"/>
+    <w:lvl w:ilvl="0">
+      <w:start w:val="1"/>
+      <w:numFmt w:val="bullet"/>
+      <w:lvlText w:val=""/>
+      <w:lvlJc w:val="left"/>
+      <w:pPr>
+        <w:tabs>
+          <w:tab w:val="num" w:pos="720"/>
+        </w:tabs>
+        <w:ind w:left="720" w:hanging="360"/>
+      </w:pPr>
+      <w:rPr>
         <w:rFonts w:ascii="Symbol" w:hAnsi="Symbol" w:hint="default"/>
         <w:sz w:val="20"/>
       </w:rPr>
     </w:lvl>
+    <w:lvl w:ilvl="1" w:tentative="1">
+      <w:start w:val="1"/>
+      <w:numFmt w:val="bullet"/>
+      <w:lvlText w:val="o"/>
+      <w:lvlJc w:val="left"/>
+      <w:pPr>
+        <w:tabs>
+          <w:tab w:val="num" w:pos="1440"/>
+        </w:tabs>
+        <w:ind w:left="1440" w:hanging="360"/>
+      </w:pPr>
+      <w:rPr>
+        <w:rFonts w:ascii="Courier New" w:hAnsi="Courier New" w:hint="default"/>
+        <w:sz w:val="20"/>
+      </w:rPr>
+    </w:lvl>
+    <w:lvl w:ilvl="2" w:tentative="1">
+      <w:start w:val="1"/>
+      <w:numFmt w:val="bullet"/>
+      <w:lvlText w:val=""/>
+      <w:lvlJc w:val="left"/>
+      <w:pPr>
+        <w:tabs>
+          <w:tab w:val="num" w:pos="2160"/>
+        </w:tabs>
+        <w:ind w:left="2160" w:hanging="360"/>
+      </w:pPr>
+      <w:rPr>
+        <w:rFonts w:ascii="Wingdings" w:hAnsi="Wingdings" w:hint="default"/>
+        <w:sz w:val="20"/>
+      </w:rPr>
+    </w:lvl>
+    <w:lvl w:ilvl="3" w:tentative="1">
+      <w:start w:val="1"/>
+      <w:numFmt w:val="bullet"/>
+      <w:lvlText w:val=""/>
+      <w:lvlJc w:val="left"/>
+      <w:pPr>
+        <w:tabs>
+          <w:tab w:val="num" w:pos="2880"/>
+        </w:tabs>
+        <w:ind w:left="2880" w:hanging="360"/>
+      </w:pPr>
+      <w:rPr>
+        <w:rFonts w:ascii="Wingdings" w:hAnsi="Wingdings" w:hint="default"/>
+        <w:sz w:val="20"/>
+      </w:rPr>
+    </w:lvl>
     <w:lvl w:ilvl="4" w:tentative="1">
       <w:start w:val="1"/>
       <w:numFmt w:val="bullet"/>
+      <w:lvlText w:val=""/>
+      <w:lvlJc w:val="left"/>
+      <w:pPr>
+        <w:tabs>
+          <w:tab w:val="num" w:pos="3600"/>
+        </w:tabs>
+        <w:ind w:left="3600" w:hanging="360"/>
+      </w:pPr>
+      <w:rPr>
+        <w:rFonts w:ascii="Wingdings" w:hAnsi="Wingdings" w:hint="default"/>
+        <w:sz w:val="20"/>
+      </w:rPr>
+    </w:lvl>
+    <w:lvl w:ilvl="5" w:tentative="1">
+      <w:start w:val="1"/>
+      <w:numFmt w:val="bullet"/>
+      <w:lvlText w:val=""/>
+      <w:lvlJc w:val="left"/>
+      <w:pPr>
+        <w:tabs>
+          <w:tab w:val="num" w:pos="4320"/>
+        </w:tabs>
+        <w:ind w:left="4320" w:hanging="360"/>
+      </w:pPr>
+      <w:rPr>
+        <w:rFonts w:ascii="Wingdings" w:hAnsi="Wingdings" w:hint="default"/>
+        <w:sz w:val="20"/>
+      </w:rPr>
+    </w:lvl>
+    <w:lvl w:ilvl="6" w:tentative="1">
+      <w:start w:val="1"/>
+      <w:numFmt w:val="bullet"/>
+      <w:lvlText w:val=""/>
+      <w:lvlJc w:val="left"/>
+      <w:pPr>
+        <w:tabs>
+          <w:tab w:val="num" w:pos="5040"/>
+        </w:tabs>
+        <w:ind w:left="5040" w:hanging="360"/>
+      </w:pPr>
+      <w:rPr>
+        <w:rFonts w:ascii="Wingdings" w:hAnsi="Wingdings" w:hint="default"/>
+        <w:sz w:val="20"/>
+      </w:rPr>
+    </w:lvl>
+    <w:lvl w:ilvl="7" w:tentative="1">
+      <w:start w:val="1"/>
+      <w:numFmt w:val="bullet"/>
+      <w:lvlText w:val=""/>
+      <w:lvlJc w:val="left"/>
+      <w:pPr>
+        <w:tabs>
+          <w:tab w:val="num" w:pos="5760"/>
+        </w:tabs>
+        <w:ind w:left="5760" w:hanging="360"/>
+      </w:pPr>
+      <w:rPr>
+        <w:rFonts w:ascii="Wingdings" w:hAnsi="Wingdings" w:hint="default"/>
+        <w:sz w:val="20"/>
+      </w:rPr>
+    </w:lvl>
+    <w:lvl w:ilvl="8" w:tentative="1">
+      <w:start w:val="1"/>
+      <w:numFmt w:val="bullet"/>
+      <w:lvlText w:val=""/>
+      <w:lvlJc w:val="left"/>
+      <w:pPr>
+        <w:tabs>
+          <w:tab w:val="num" w:pos="6480"/>
+        </w:tabs>
+        <w:ind w:left="6480" w:hanging="360"/>
+      </w:pPr>
+      <w:rPr>
+        <w:rFonts w:ascii="Wingdings" w:hAnsi="Wingdings" w:hint="default"/>
+        <w:sz w:val="20"/>
+      </w:rPr>
+    </w:lvl>
+  </w:abstractNum>
+  <w:abstractNum w:abstractNumId="20" w15:restartNumberingAfterBreak="0">
+    <w:nsid w:val="5F4C43B6"/>
+    <w:multiLevelType w:val="multilevel"/>
+    <w:tmpl w:val="B6A0B218"/>
+    <w:lvl w:ilvl="0">
+      <w:start w:val="1"/>
+      <w:numFmt w:val="bullet"/>
       <w:lvlText w:val=""/>
       <w:lvlJc w:val="left"/>
       <w:pPr>
         <w:tabs>
+          <w:tab w:val="num" w:pos="720"/>
+        </w:tabs>
+        <w:ind w:left="720" w:hanging="360"/>
+      </w:pPr>
+      <w:rPr>
+        <w:rFonts w:ascii="Symbol" w:hAnsi="Symbol" w:hint="default"/>
+        <w:sz w:val="20"/>
+      </w:rPr>
+    </w:lvl>
+    <w:lvl w:ilvl="1" w:tentative="1">
+      <w:start w:val="1"/>
+      <w:numFmt w:val="bullet"/>
+      <w:lvlText w:val="o"/>
+      <w:lvlJc w:val="left"/>
+      <w:pPr>
+        <w:tabs>
+          <w:tab w:val="num" w:pos="1440"/>
+        </w:tabs>
+        <w:ind w:left="1440" w:hanging="360"/>
+      </w:pPr>
+      <w:rPr>
+        <w:rFonts w:ascii="Courier New" w:hAnsi="Courier New" w:hint="default"/>
+        <w:sz w:val="20"/>
+      </w:rPr>
+    </w:lvl>
+    <w:lvl w:ilvl="2" w:tentative="1">
+      <w:start w:val="1"/>
+      <w:numFmt w:val="bullet"/>
+      <w:lvlText w:val=""/>
+      <w:lvlJc w:val="left"/>
+      <w:pPr>
+        <w:tabs>
+          <w:tab w:val="num" w:pos="2160"/>
+        </w:tabs>
+        <w:ind w:left="2160" w:hanging="360"/>
+      </w:pPr>
+      <w:rPr>
+        <w:rFonts w:ascii="Wingdings" w:hAnsi="Wingdings" w:hint="default"/>
+        <w:sz w:val="20"/>
+      </w:rPr>
+    </w:lvl>
+    <w:lvl w:ilvl="3" w:tentative="1">
+      <w:start w:val="1"/>
+      <w:numFmt w:val="bullet"/>
+      <w:lvlText w:val=""/>
+      <w:lvlJc w:val="left"/>
+      <w:pPr>
+        <w:tabs>
+          <w:tab w:val="num" w:pos="2880"/>
+        </w:tabs>
+        <w:ind w:left="2880" w:hanging="360"/>
+      </w:pPr>
+      <w:rPr>
+        <w:rFonts w:ascii="Wingdings" w:hAnsi="Wingdings" w:hint="default"/>
+        <w:sz w:val="20"/>
+      </w:rPr>
+    </w:lvl>
+    <w:lvl w:ilvl="4" w:tentative="1">
+      <w:start w:val="1"/>
+      <w:numFmt w:val="bullet"/>
+      <w:lvlText w:val=""/>
+      <w:lvlJc w:val="left"/>
+      <w:pPr>
+        <w:tabs>
           <w:tab w:val="num" w:pos="3600"/>
         </w:tabs>
         <w:ind w:left="3600" w:hanging="360"/>
       </w:pPr>
       <w:rPr>
+        <w:rFonts w:ascii="Wingdings" w:hAnsi="Wingdings" w:hint="default"/>
+        <w:sz w:val="20"/>
+      </w:rPr>
+    </w:lvl>
+    <w:lvl w:ilvl="5" w:tentative="1">
+      <w:start w:val="1"/>
+      <w:numFmt w:val="bullet"/>
+      <w:lvlText w:val=""/>
+      <w:lvlJc w:val="left"/>
+      <w:pPr>
+        <w:tabs>
+          <w:tab w:val="num" w:pos="4320"/>
+        </w:tabs>
+        <w:ind w:left="4320" w:hanging="360"/>
+      </w:pPr>
+      <w:rPr>
+        <w:rFonts w:ascii="Wingdings" w:hAnsi="Wingdings" w:hint="default"/>
+        <w:sz w:val="20"/>
+      </w:rPr>
+    </w:lvl>
+    <w:lvl w:ilvl="6" w:tentative="1">
+      <w:start w:val="1"/>
+      <w:numFmt w:val="bullet"/>
+      <w:lvlText w:val=""/>
+      <w:lvlJc w:val="left"/>
+      <w:pPr>
+        <w:tabs>
+          <w:tab w:val="num" w:pos="5040"/>
+        </w:tabs>
+        <w:ind w:left="5040" w:hanging="360"/>
+      </w:pPr>
+      <w:rPr>
+        <w:rFonts w:ascii="Wingdings" w:hAnsi="Wingdings" w:hint="default"/>
+        <w:sz w:val="20"/>
+      </w:rPr>
+    </w:lvl>
+    <w:lvl w:ilvl="7" w:tentative="1">
+      <w:start w:val="1"/>
+      <w:numFmt w:val="bullet"/>
+      <w:lvlText w:val=""/>
+      <w:lvlJc w:val="left"/>
+      <w:pPr>
+        <w:tabs>
+          <w:tab w:val="num" w:pos="5760"/>
+        </w:tabs>
+        <w:ind w:left="5760" w:hanging="360"/>
+      </w:pPr>
+      <w:rPr>
+        <w:rFonts w:ascii="Wingdings" w:hAnsi="Wingdings" w:hint="default"/>
+        <w:sz w:val="20"/>
+      </w:rPr>
+    </w:lvl>
+    <w:lvl w:ilvl="8" w:tentative="1">
+      <w:start w:val="1"/>
+      <w:numFmt w:val="bullet"/>
+      <w:lvlText w:val=""/>
+      <w:lvlJc w:val="left"/>
+      <w:pPr>
+        <w:tabs>
+          <w:tab w:val="num" w:pos="6480"/>
+        </w:tabs>
+        <w:ind w:left="6480" w:hanging="360"/>
+      </w:pPr>
+      <w:rPr>
+        <w:rFonts w:ascii="Wingdings" w:hAnsi="Wingdings" w:hint="default"/>
+        <w:sz w:val="20"/>
+      </w:rPr>
+    </w:lvl>
+  </w:abstractNum>
+  <w:abstractNum w:abstractNumId="21" w15:restartNumberingAfterBreak="0">
+    <w:nsid w:val="65967895"/>
+    <w:multiLevelType w:val="multilevel"/>
+    <w:tmpl w:val="917CB49A"/>
+    <w:lvl w:ilvl="0">
+      <w:start w:val="1"/>
+      <w:numFmt w:val="bullet"/>
+      <w:lvlText w:val=""/>
+      <w:lvlJc w:val="left"/>
+      <w:pPr>
+        <w:tabs>
+          <w:tab w:val="num" w:pos="720"/>
+        </w:tabs>
+        <w:ind w:left="720" w:hanging="360"/>
+      </w:pPr>
+      <w:rPr>
         <w:rFonts w:ascii="Symbol" w:hAnsi="Symbol" w:hint="default"/>
         <w:sz w:val="20"/>
       </w:rPr>
     </w:lvl>
+    <w:lvl w:ilvl="1" w:tentative="1">
+      <w:start w:val="1"/>
+      <w:numFmt w:val="bullet"/>
+      <w:lvlText w:val="o"/>
+      <w:lvlJc w:val="left"/>
+      <w:pPr>
+        <w:tabs>
+          <w:tab w:val="num" w:pos="1440"/>
+        </w:tabs>
+        <w:ind w:left="1440" w:hanging="360"/>
+      </w:pPr>
+      <w:rPr>
+        <w:rFonts w:ascii="Courier New" w:hAnsi="Courier New" w:hint="default"/>
+        <w:sz w:val="20"/>
+      </w:rPr>
+    </w:lvl>
+    <w:lvl w:ilvl="2" w:tentative="1">
+      <w:start w:val="1"/>
+      <w:numFmt w:val="bullet"/>
+      <w:lvlText w:val=""/>
+      <w:lvlJc w:val="left"/>
+      <w:pPr>
+        <w:tabs>
+          <w:tab w:val="num" w:pos="2160"/>
+        </w:tabs>
+        <w:ind w:left="2160" w:hanging="360"/>
+      </w:pPr>
+      <w:rPr>
+        <w:rFonts w:ascii="Wingdings" w:hAnsi="Wingdings" w:hint="default"/>
+        <w:sz w:val="20"/>
+      </w:rPr>
+    </w:lvl>
+    <w:lvl w:ilvl="3" w:tentative="1">
+      <w:start w:val="1"/>
+      <w:numFmt w:val="bullet"/>
+      <w:lvlText w:val=""/>
+      <w:lvlJc w:val="left"/>
+      <w:pPr>
+        <w:tabs>
+          <w:tab w:val="num" w:pos="2880"/>
+        </w:tabs>
+        <w:ind w:left="2880" w:hanging="360"/>
+      </w:pPr>
+      <w:rPr>
+        <w:rFonts w:ascii="Wingdings" w:hAnsi="Wingdings" w:hint="default"/>
+        <w:sz w:val="20"/>
+      </w:rPr>
+    </w:lvl>
+    <w:lvl w:ilvl="4" w:tentative="1">
+      <w:start w:val="1"/>
+      <w:numFmt w:val="bullet"/>
+      <w:lvlText w:val=""/>
+      <w:lvlJc w:val="left"/>
+      <w:pPr>
+        <w:tabs>
+          <w:tab w:val="num" w:pos="3600"/>
+        </w:tabs>
+        <w:ind w:left="3600" w:hanging="360"/>
+      </w:pPr>
+      <w:rPr>
+        <w:rFonts w:ascii="Wingdings" w:hAnsi="Wingdings" w:hint="default"/>
+        <w:sz w:val="20"/>
+      </w:rPr>
+    </w:lvl>
     <w:lvl w:ilvl="5" w:tentative="1">
       <w:start w:val="1"/>
       <w:numFmt w:val="bullet"/>
+      <w:lvlText w:val=""/>
+      <w:lvlJc w:val="left"/>
+      <w:pPr>
+        <w:tabs>
+          <w:tab w:val="num" w:pos="4320"/>
+        </w:tabs>
+        <w:ind w:left="4320" w:hanging="360"/>
+      </w:pPr>
+      <w:rPr>
+        <w:rFonts w:ascii="Wingdings" w:hAnsi="Wingdings" w:hint="default"/>
+        <w:sz w:val="20"/>
+      </w:rPr>
+    </w:lvl>
+    <w:lvl w:ilvl="6" w:tentative="1">
+      <w:start w:val="1"/>
+      <w:numFmt w:val="bullet"/>
+      <w:lvlText w:val=""/>
+      <w:lvlJc w:val="left"/>
+      <w:pPr>
+        <w:tabs>
+          <w:tab w:val="num" w:pos="5040"/>
+        </w:tabs>
+        <w:ind w:left="5040" w:hanging="360"/>
+      </w:pPr>
+      <w:rPr>
+        <w:rFonts w:ascii="Wingdings" w:hAnsi="Wingdings" w:hint="default"/>
+        <w:sz w:val="20"/>
+      </w:rPr>
+    </w:lvl>
+    <w:lvl w:ilvl="7" w:tentative="1">
+      <w:start w:val="1"/>
+      <w:numFmt w:val="bullet"/>
+      <w:lvlText w:val=""/>
+      <w:lvlJc w:val="left"/>
+      <w:pPr>
+        <w:tabs>
+          <w:tab w:val="num" w:pos="5760"/>
+        </w:tabs>
+        <w:ind w:left="5760" w:hanging="360"/>
+      </w:pPr>
+      <w:rPr>
+        <w:rFonts w:ascii="Wingdings" w:hAnsi="Wingdings" w:hint="default"/>
+        <w:sz w:val="20"/>
+      </w:rPr>
+    </w:lvl>
+    <w:lvl w:ilvl="8" w:tentative="1">
+      <w:start w:val="1"/>
+      <w:numFmt w:val="bullet"/>
+      <w:lvlText w:val=""/>
+      <w:lvlJc w:val="left"/>
+      <w:pPr>
+        <w:tabs>
+          <w:tab w:val="num" w:pos="6480"/>
+        </w:tabs>
+        <w:ind w:left="6480" w:hanging="360"/>
+      </w:pPr>
+      <w:rPr>
+        <w:rFonts w:ascii="Wingdings" w:hAnsi="Wingdings" w:hint="default"/>
+        <w:sz w:val="20"/>
+      </w:rPr>
+    </w:lvl>
+  </w:abstractNum>
+  <w:abstractNum w:abstractNumId="22" w15:restartNumberingAfterBreak="0">
+    <w:nsid w:val="69470A3A"/>
+    <w:multiLevelType w:val="multilevel"/>
+    <w:tmpl w:val="FB4E77F0"/>
+    <w:lvl w:ilvl="0">
+      <w:start w:val="1"/>
+      <w:numFmt w:val="bullet"/>
       <w:lvlText w:val=""/>
       <w:lvlJc w:val="left"/>
       <w:pPr>
         <w:tabs>
+          <w:tab w:val="num" w:pos="720"/>
+        </w:tabs>
+        <w:ind w:left="720" w:hanging="360"/>
+      </w:pPr>
+      <w:rPr>
+        <w:rFonts w:ascii="Symbol" w:hAnsi="Symbol" w:hint="default"/>
+        <w:sz w:val="20"/>
+      </w:rPr>
+    </w:lvl>
+    <w:lvl w:ilvl="1">
+      <w:start w:val="1"/>
+      <w:numFmt w:val="bullet"/>
+      <w:lvlText w:val="o"/>
+      <w:lvlJc w:val="left"/>
+      <w:pPr>
+        <w:tabs>
+          <w:tab w:val="num" w:pos="1440"/>
+        </w:tabs>
+        <w:ind w:left="1440" w:hanging="360"/>
+      </w:pPr>
+      <w:rPr>
+        <w:rFonts w:ascii="Courier New" w:hAnsi="Courier New" w:hint="default"/>
+        <w:sz w:val="20"/>
+      </w:rPr>
+    </w:lvl>
+    <w:lvl w:ilvl="2" w:tentative="1">
+      <w:start w:val="1"/>
+      <w:numFmt w:val="bullet"/>
+      <w:lvlText w:val=""/>
+      <w:lvlJc w:val="left"/>
+      <w:pPr>
+        <w:tabs>
+          <w:tab w:val="num" w:pos="2160"/>
+        </w:tabs>
+        <w:ind w:left="2160" w:hanging="360"/>
+      </w:pPr>
+      <w:rPr>
+        <w:rFonts w:ascii="Wingdings" w:hAnsi="Wingdings" w:hint="default"/>
+        <w:sz w:val="20"/>
+      </w:rPr>
+    </w:lvl>
+    <w:lvl w:ilvl="3" w:tentative="1">
+      <w:start w:val="1"/>
+      <w:numFmt w:val="bullet"/>
+      <w:lvlText w:val=""/>
+      <w:lvlJc w:val="left"/>
+      <w:pPr>
+        <w:tabs>
+          <w:tab w:val="num" w:pos="2880"/>
+        </w:tabs>
+        <w:ind w:left="2880" w:hanging="360"/>
+      </w:pPr>
+      <w:rPr>
+        <w:rFonts w:ascii="Wingdings" w:hAnsi="Wingdings" w:hint="default"/>
+        <w:sz w:val="20"/>
+      </w:rPr>
+    </w:lvl>
+    <w:lvl w:ilvl="4" w:tentative="1">
+      <w:start w:val="1"/>
+      <w:numFmt w:val="bullet"/>
+      <w:lvlText w:val=""/>
+      <w:lvlJc w:val="left"/>
+      <w:pPr>
+        <w:tabs>
+          <w:tab w:val="num" w:pos="3600"/>
+        </w:tabs>
+        <w:ind w:left="3600" w:hanging="360"/>
+      </w:pPr>
+      <w:rPr>
+        <w:rFonts w:ascii="Wingdings" w:hAnsi="Wingdings" w:hint="default"/>
+        <w:sz w:val="20"/>
+      </w:rPr>
+    </w:lvl>
+    <w:lvl w:ilvl="5" w:tentative="1">
+      <w:start w:val="1"/>
+      <w:numFmt w:val="bullet"/>
+      <w:lvlText w:val=""/>
+      <w:lvlJc w:val="left"/>
+      <w:pPr>
+        <w:tabs>
           <w:tab w:val="num" w:pos="4320"/>
         </w:tabs>
         <w:ind w:left="4320" w:hanging="360"/>
       </w:pPr>
       <w:rPr>
+        <w:rFonts w:ascii="Wingdings" w:hAnsi="Wingdings" w:hint="default"/>
+        <w:sz w:val="20"/>
+      </w:rPr>
+    </w:lvl>
+    <w:lvl w:ilvl="6" w:tentative="1">
+      <w:start w:val="1"/>
+      <w:numFmt w:val="bullet"/>
+      <w:lvlText w:val=""/>
+      <w:lvlJc w:val="left"/>
+      <w:pPr>
+        <w:tabs>
+          <w:tab w:val="num" w:pos="5040"/>
+        </w:tabs>
+        <w:ind w:left="5040" w:hanging="360"/>
+      </w:pPr>
+      <w:rPr>
+        <w:rFonts w:ascii="Wingdings" w:hAnsi="Wingdings" w:hint="default"/>
+        <w:sz w:val="20"/>
+      </w:rPr>
+    </w:lvl>
+    <w:lvl w:ilvl="7" w:tentative="1">
+      <w:start w:val="1"/>
+      <w:numFmt w:val="bullet"/>
+      <w:lvlText w:val=""/>
+      <w:lvlJc w:val="left"/>
+      <w:pPr>
+        <w:tabs>
+          <w:tab w:val="num" w:pos="5760"/>
+        </w:tabs>
+        <w:ind w:left="5760" w:hanging="360"/>
+      </w:pPr>
+      <w:rPr>
+        <w:rFonts w:ascii="Wingdings" w:hAnsi="Wingdings" w:hint="default"/>
+        <w:sz w:val="20"/>
+      </w:rPr>
+    </w:lvl>
+    <w:lvl w:ilvl="8" w:tentative="1">
+      <w:start w:val="1"/>
+      <w:numFmt w:val="bullet"/>
+      <w:lvlText w:val=""/>
+      <w:lvlJc w:val="left"/>
+      <w:pPr>
+        <w:tabs>
+          <w:tab w:val="num" w:pos="6480"/>
+        </w:tabs>
+        <w:ind w:left="6480" w:hanging="360"/>
+      </w:pPr>
+      <w:rPr>
+        <w:rFonts w:ascii="Wingdings" w:hAnsi="Wingdings" w:hint="default"/>
+        <w:sz w:val="20"/>
+      </w:rPr>
+    </w:lvl>
+  </w:abstractNum>
+  <w:abstractNum w:abstractNumId="23" w15:restartNumberingAfterBreak="0">
+    <w:nsid w:val="790174A6"/>
+    <w:multiLevelType w:val="multilevel"/>
+    <w:tmpl w:val="CDD84DB2"/>
+    <w:lvl w:ilvl="0">
+      <w:start w:val="1"/>
+      <w:numFmt w:val="bullet"/>
+      <w:lvlText w:val=""/>
+      <w:lvlJc w:val="left"/>
+      <w:pPr>
+        <w:tabs>
+          <w:tab w:val="num" w:pos="720"/>
+        </w:tabs>
+        <w:ind w:left="720" w:hanging="360"/>
+      </w:pPr>
+      <w:rPr>
         <w:rFonts w:ascii="Symbol" w:hAnsi="Symbol" w:hint="default"/>
         <w:sz w:val="20"/>
       </w:rPr>
     </w:lvl>
+    <w:lvl w:ilvl="1" w:tentative="1">
+      <w:start w:val="1"/>
+      <w:numFmt w:val="bullet"/>
+      <w:lvlText w:val="o"/>
+      <w:lvlJc w:val="left"/>
+      <w:pPr>
+        <w:tabs>
+          <w:tab w:val="num" w:pos="1440"/>
+        </w:tabs>
+        <w:ind w:left="1440" w:hanging="360"/>
+      </w:pPr>
+      <w:rPr>
+        <w:rFonts w:ascii="Courier New" w:hAnsi="Courier New" w:hint="default"/>
+        <w:sz w:val="20"/>
+      </w:rPr>
+    </w:lvl>
+    <w:lvl w:ilvl="2" w:tentative="1">
+      <w:start w:val="1"/>
+      <w:numFmt w:val="bullet"/>
+      <w:lvlText w:val=""/>
+      <w:lvlJc w:val="left"/>
+      <w:pPr>
+        <w:tabs>
+          <w:tab w:val="num" w:pos="2160"/>
+        </w:tabs>
+        <w:ind w:left="2160" w:hanging="360"/>
+      </w:pPr>
+      <w:rPr>
+        <w:rFonts w:ascii="Wingdings" w:hAnsi="Wingdings" w:hint="default"/>
+        <w:sz w:val="20"/>
+      </w:rPr>
+    </w:lvl>
+    <w:lvl w:ilvl="3" w:tentative="1">
+      <w:start w:val="1"/>
+      <w:numFmt w:val="bullet"/>
+      <w:lvlText w:val=""/>
+      <w:lvlJc w:val="left"/>
+      <w:pPr>
+        <w:tabs>
+          <w:tab w:val="num" w:pos="2880"/>
+        </w:tabs>
+        <w:ind w:left="2880" w:hanging="360"/>
+      </w:pPr>
+      <w:rPr>
+        <w:rFonts w:ascii="Wingdings" w:hAnsi="Wingdings" w:hint="default"/>
+        <w:sz w:val="20"/>
+      </w:rPr>
+    </w:lvl>
+    <w:lvl w:ilvl="4" w:tentative="1">
+      <w:start w:val="1"/>
+      <w:numFmt w:val="bullet"/>
+      <w:lvlText w:val=""/>
+      <w:lvlJc w:val="left"/>
+      <w:pPr>
+        <w:tabs>
+          <w:tab w:val="num" w:pos="3600"/>
+        </w:tabs>
+        <w:ind w:left="3600" w:hanging="360"/>
+      </w:pPr>
+      <w:rPr>
+        <w:rFonts w:ascii="Wingdings" w:hAnsi="Wingdings" w:hint="default"/>
+        <w:sz w:val="20"/>
+      </w:rPr>
+    </w:lvl>
+    <w:lvl w:ilvl="5" w:tentative="1">
+      <w:start w:val="1"/>
+      <w:numFmt w:val="bullet"/>
+      <w:lvlText w:val=""/>
+      <w:lvlJc w:val="left"/>
+      <w:pPr>
+        <w:tabs>
+          <w:tab w:val="num" w:pos="4320"/>
+        </w:tabs>
+        <w:ind w:left="4320" w:hanging="360"/>
+      </w:pPr>
+      <w:rPr>
+        <w:rFonts w:ascii="Wingdings" w:hAnsi="Wingdings" w:hint="default"/>
+        <w:sz w:val="20"/>
+      </w:rPr>
+    </w:lvl>
     <w:lvl w:ilvl="6" w:tentative="1">
       <w:start w:val="1"/>
       <w:numFmt w:val="bullet"/>
+      <w:lvlText w:val=""/>
+      <w:lvlJc w:val="left"/>
+      <w:pPr>
+        <w:tabs>
+          <w:tab w:val="num" w:pos="5040"/>
+        </w:tabs>
+        <w:ind w:left="5040" w:hanging="360"/>
+      </w:pPr>
+      <w:rPr>
+        <w:rFonts w:ascii="Wingdings" w:hAnsi="Wingdings" w:hint="default"/>
+        <w:sz w:val="20"/>
+      </w:rPr>
+    </w:lvl>
+    <w:lvl w:ilvl="7" w:tentative="1">
+      <w:start w:val="1"/>
+      <w:numFmt w:val="bullet"/>
+      <w:lvlText w:val=""/>
+      <w:lvlJc w:val="left"/>
+      <w:pPr>
+        <w:tabs>
+          <w:tab w:val="num" w:pos="5760"/>
+        </w:tabs>
+        <w:ind w:left="5760" w:hanging="360"/>
+      </w:pPr>
+      <w:rPr>
+        <w:rFonts w:ascii="Wingdings" w:hAnsi="Wingdings" w:hint="default"/>
+        <w:sz w:val="20"/>
+      </w:rPr>
+    </w:lvl>
+    <w:lvl w:ilvl="8" w:tentative="1">
+      <w:start w:val="1"/>
+      <w:numFmt w:val="bullet"/>
+      <w:lvlText w:val=""/>
+      <w:lvlJc w:val="left"/>
+      <w:pPr>
+        <w:tabs>
+          <w:tab w:val="num" w:pos="6480"/>
+        </w:tabs>
+        <w:ind w:left="6480" w:hanging="360"/>
+      </w:pPr>
+      <w:rPr>
+        <w:rFonts w:ascii="Wingdings" w:hAnsi="Wingdings" w:hint="default"/>
+        <w:sz w:val="20"/>
+      </w:rPr>
+    </w:lvl>
+  </w:abstractNum>
+  <w:abstractNum w:abstractNumId="24" w15:restartNumberingAfterBreak="0">
+    <w:nsid w:val="7AF1529F"/>
+    <w:multiLevelType w:val="multilevel"/>
+    <w:tmpl w:val="DFD6A788"/>
+    <w:lvl w:ilvl="0">
+      <w:start w:val="1"/>
+      <w:numFmt w:val="bullet"/>
       <w:lvlText w:val=""/>
       <w:lvlJc w:val="left"/>
       <w:pPr>
         <w:tabs>
+          <w:tab w:val="num" w:pos="720"/>
+        </w:tabs>
+        <w:ind w:left="720" w:hanging="360"/>
+      </w:pPr>
+      <w:rPr>
+        <w:rFonts w:ascii="Symbol" w:hAnsi="Symbol" w:hint="default"/>
+        <w:sz w:val="20"/>
+      </w:rPr>
+    </w:lvl>
+    <w:lvl w:ilvl="1" w:tentative="1">
+      <w:start w:val="1"/>
+      <w:numFmt w:val="bullet"/>
+      <w:lvlText w:val="o"/>
+      <w:lvlJc w:val="left"/>
+      <w:pPr>
+        <w:tabs>
+          <w:tab w:val="num" w:pos="1440"/>
+        </w:tabs>
+        <w:ind w:left="1440" w:hanging="360"/>
+      </w:pPr>
+      <w:rPr>
+        <w:rFonts w:ascii="Courier New" w:hAnsi="Courier New" w:hint="default"/>
+        <w:sz w:val="20"/>
+      </w:rPr>
+    </w:lvl>
+    <w:lvl w:ilvl="2" w:tentative="1">
+      <w:start w:val="1"/>
+      <w:numFmt w:val="bullet"/>
+      <w:lvlText w:val=""/>
+      <w:lvlJc w:val="left"/>
+      <w:pPr>
+        <w:tabs>
+          <w:tab w:val="num" w:pos="2160"/>
+        </w:tabs>
+        <w:ind w:left="2160" w:hanging="360"/>
+      </w:pPr>
+      <w:rPr>
+        <w:rFonts w:ascii="Wingdings" w:hAnsi="Wingdings" w:hint="default"/>
+        <w:sz w:val="20"/>
+      </w:rPr>
+    </w:lvl>
+    <w:lvl w:ilvl="3" w:tentative="1">
+      <w:start w:val="1"/>
+      <w:numFmt w:val="bullet"/>
+      <w:lvlText w:val=""/>
+      <w:lvlJc w:val="left"/>
+      <w:pPr>
+        <w:tabs>
+          <w:tab w:val="num" w:pos="2880"/>
+        </w:tabs>
+        <w:ind w:left="2880" w:hanging="360"/>
+      </w:pPr>
+      <w:rPr>
+        <w:rFonts w:ascii="Wingdings" w:hAnsi="Wingdings" w:hint="default"/>
+        <w:sz w:val="20"/>
+      </w:rPr>
+    </w:lvl>
+    <w:lvl w:ilvl="4" w:tentative="1">
+      <w:start w:val="1"/>
+      <w:numFmt w:val="bullet"/>
+      <w:lvlText w:val=""/>
+      <w:lvlJc w:val="left"/>
+      <w:pPr>
+        <w:tabs>
+          <w:tab w:val="num" w:pos="3600"/>
+        </w:tabs>
+        <w:ind w:left="3600" w:hanging="360"/>
+      </w:pPr>
+      <w:rPr>
+        <w:rFonts w:ascii="Wingdings" w:hAnsi="Wingdings" w:hint="default"/>
+        <w:sz w:val="20"/>
+      </w:rPr>
+    </w:lvl>
+    <w:lvl w:ilvl="5" w:tentative="1">
+      <w:start w:val="1"/>
+      <w:numFmt w:val="bullet"/>
+      <w:lvlText w:val=""/>
+      <w:lvlJc w:val="left"/>
+      <w:pPr>
+        <w:tabs>
+          <w:tab w:val="num" w:pos="4320"/>
+        </w:tabs>
+        <w:ind w:left="4320" w:hanging="360"/>
+      </w:pPr>
+      <w:rPr>
+        <w:rFonts w:ascii="Wingdings" w:hAnsi="Wingdings" w:hint="default"/>
+        <w:sz w:val="20"/>
+      </w:rPr>
+    </w:lvl>
+    <w:lvl w:ilvl="6" w:tentative="1">
+      <w:start w:val="1"/>
+      <w:numFmt w:val="bullet"/>
+      <w:lvlText w:val=""/>
+      <w:lvlJc w:val="left"/>
+      <w:pPr>
+        <w:tabs>
           <w:tab w:val="num" w:pos="5040"/>
         </w:tabs>
         <w:ind w:left="5040" w:hanging="360"/>
       </w:pPr>
       <w:rPr>
-        <w:rFonts w:ascii="Symbol" w:hAnsi="Symbol" w:hint="default"/>
+        <w:rFonts w:ascii="Wingdings" w:hAnsi="Wingdings" w:hint="default"/>
         <w:sz w:val="20"/>
       </w:rPr>
     </w:lvl>
     <w:lvl w:ilvl="7" w:tentative="1">
       <w:start w:val="1"/>
       <w:numFmt w:val="bullet"/>
-      <w:lvlText w:val=""/>
+      <w:lvlText w:val=""/>
       <w:lvlJc w:val="left"/>
       <w:pPr>
         <w:tabs>
@@ -3154,14 +7790,14 @@
         <w:ind w:left="5760" w:hanging="360"/>
       </w:pPr>
       <w:rPr>
-        <w:rFonts w:ascii="Symbol" w:hAnsi="Symbol" w:hint="default"/>
+        <w:rFonts w:ascii="Wingdings" w:hAnsi="Wingdings" w:hint="default"/>
         <w:sz w:val="20"/>
       </w:rPr>
     </w:lvl>
     <w:lvl w:ilvl="8" w:tentative="1">
       <w:start w:val="1"/>
       <w:numFmt w:val="bullet"/>
-      <w:lvlText w:val=""/>
+      <w:lvlText w:val=""/>
       <w:lvlJc w:val="left"/>
       <w:pPr>
         <w:tabs>
@@ -3170,52 +7806,85 @@
         <w:ind w:left="6480" w:hanging="360"/>
       </w:pPr>
       <w:rPr>
-        <w:rFonts w:ascii="Symbol" w:hAnsi="Symbol" w:hint="default"/>
+        <w:rFonts w:ascii="Wingdings" w:hAnsi="Wingdings" w:hint="default"/>
         <w:sz w:val="20"/>
       </w:rPr>
     </w:lvl>
   </w:abstractNum>
-  <w:num w:numId="1" w16cid:durableId="941453833">
+  <w:num w:numId="1" w16cid:durableId="1817336286">
+    <w:abstractNumId w:val="22"/>
+  </w:num>
+  <w:num w:numId="2" w16cid:durableId="661277798">
+    <w:abstractNumId w:val="15"/>
+  </w:num>
+  <w:num w:numId="3" w16cid:durableId="1187983362">
     <w:abstractNumId w:val="11"/>
   </w:num>
-  <w:num w:numId="2" w16cid:durableId="1236234632">
+  <w:num w:numId="4" w16cid:durableId="355423147">
+    <w:abstractNumId w:val="0"/>
+  </w:num>
+  <w:num w:numId="5" w16cid:durableId="1819104250">
+    <w:abstractNumId w:val="1"/>
+  </w:num>
+  <w:num w:numId="6" w16cid:durableId="1857966411">
+    <w:abstractNumId w:val="16"/>
+  </w:num>
+  <w:num w:numId="7" w16cid:durableId="1551696285">
+    <w:abstractNumId w:val="20"/>
+  </w:num>
+  <w:num w:numId="8" w16cid:durableId="261108109">
+    <w:abstractNumId w:val="6"/>
+  </w:num>
+  <w:num w:numId="9" w16cid:durableId="951790899">
+    <w:abstractNumId w:val="10"/>
+  </w:num>
+  <w:num w:numId="10" w16cid:durableId="1247767170">
+    <w:abstractNumId w:val="14"/>
+  </w:num>
+  <w:num w:numId="11" w16cid:durableId="192500861">
+    <w:abstractNumId w:val="17"/>
+  </w:num>
+  <w:num w:numId="12" w16cid:durableId="307395949">
+    <w:abstractNumId w:val="3"/>
+  </w:num>
+  <w:num w:numId="13" w16cid:durableId="400254015">
+    <w:abstractNumId w:val="7"/>
+  </w:num>
+  <w:num w:numId="14" w16cid:durableId="819464229">
     <w:abstractNumId w:val="5"/>
   </w:num>
-  <w:num w:numId="3" w16cid:durableId="1668095249">
+  <w:num w:numId="15" w16cid:durableId="1035034304">
+    <w:abstractNumId w:val="2"/>
+  </w:num>
+  <w:num w:numId="16" w16cid:durableId="1380280916">
+    <w:abstractNumId w:val="8"/>
+  </w:num>
+  <w:num w:numId="17" w16cid:durableId="1566523045">
+    <w:abstractNumId w:val="19"/>
+  </w:num>
+  <w:num w:numId="18" w16cid:durableId="153225320">
+    <w:abstractNumId w:val="23"/>
+  </w:num>
+  <w:num w:numId="19" w16cid:durableId="143399405">
+    <w:abstractNumId w:val="12"/>
+  </w:num>
+  <w:num w:numId="20" w16cid:durableId="1024743618">
     <w:abstractNumId w:val="13"/>
   </w:num>
-  <w:num w:numId="4" w16cid:durableId="1304580738">
-    <w:abstractNumId w:val="8"/>
+  <w:num w:numId="21" w16cid:durableId="1762410497">
+    <w:abstractNumId w:val="18"/>
   </w:num>
-  <w:num w:numId="5" w16cid:durableId="1466780086">
-    <w:abstractNumId w:val="2"/>
-  </w:num>
-  <w:num w:numId="6" w16cid:durableId="1543790385">
-    <w:abstractNumId w:val="6"/>
-  </w:num>
-  <w:num w:numId="7" w16cid:durableId="2002544180">
-    <w:abstractNumId w:val="3"/>
-  </w:num>
-  <w:num w:numId="8" w16cid:durableId="2044624110">
-    <w:abstractNumId w:val="0"/>
-  </w:num>
-  <w:num w:numId="9" w16cid:durableId="2075004773">
+  <w:num w:numId="22" w16cid:durableId="117647616">
     <w:abstractNumId w:val="4"/>
   </w:num>
-  <w:num w:numId="10" w16cid:durableId="987246009">
+  <w:num w:numId="23" w16cid:durableId="992686715">
     <w:abstractNumId w:val="9"/>
   </w:num>
-  <w:num w:numId="11" w16cid:durableId="1339235814">
-    <w:abstractNumId w:val="10"/>
+  <w:num w:numId="24" w16cid:durableId="212079169">
+    <w:abstractNumId w:val="21"/>
   </w:num>
-  <w:num w:numId="12" w16cid:durableId="650598586">
-    <w:abstractNumId w:val="7"/>
-  </w:num>
-  <w:num w:numId="13" w16cid:durableId="1685355336">
-    <w:abstractNumId w:val="1"/>
-  </w:num>
-  <w:num w:numId="14" w16cid:durableId="1274636088">
-    <w:abstractNumId w:val="12"/>
+  <w:num w:numId="25" w16cid:durableId="983849234">
+    <w:abstractNumId w:val="24"/>
   </w:num>
 </w:numbering>
 </file>
@@ -3628,7 +8297,7 @@
     <w:link w:val="Heading1Char"/>
     <w:uiPriority w:val="9"/>
     <w:qFormat/>
-    <w:rsid w:val="00D86F75"/>
+    <w:rsid w:val="00B54828"/>
     <w:pPr>
       <w:keepNext/>
       <w:keepLines/>
@@ -3651,7 +8320,7 @@
     <w:semiHidden/>
     <w:unhideWhenUsed/>
     <w:qFormat/>
-    <w:rsid w:val="00D86F75"/>
+    <w:rsid w:val="00B54828"/>
     <w:pPr>
       <w:keepNext/>
       <w:keepLines/>
@@ -3674,7 +8343,7 @@
     <w:semiHidden/>
     <w:unhideWhenUsed/>
     <w:qFormat/>
-    <w:rsid w:val="00D86F75"/>
+    <w:rsid w:val="00B54828"/>
     <w:pPr>
       <w:keepNext/>
       <w:keepLines/>
@@ -3697,7 +8366,7 @@
     <w:semiHidden/>
     <w:unhideWhenUsed/>
     <w:qFormat/>
-    <w:rsid w:val="00D86F75"/>
+    <w:rsid w:val="00B54828"/>
     <w:pPr>
       <w:keepNext/>
       <w:keepLines/>
@@ -3720,7 +8389,7 @@
     <w:semiHidden/>
     <w:unhideWhenUsed/>
     <w:qFormat/>
-    <w:rsid w:val="00D86F75"/>
+    <w:rsid w:val="00B54828"/>
     <w:pPr>
       <w:keepNext/>
       <w:keepLines/>
@@ -3741,7 +8410,7 @@
     <w:semiHidden/>
     <w:unhideWhenUsed/>
     <w:qFormat/>
-    <w:rsid w:val="00D86F75"/>
+    <w:rsid w:val="00B54828"/>
     <w:pPr>
       <w:keepNext/>
       <w:keepLines/>
@@ -3764,7 +8433,7 @@
     <w:semiHidden/>
     <w:unhideWhenUsed/>
     <w:qFormat/>
-    <w:rsid w:val="00D86F75"/>
+    <w:rsid w:val="00B54828"/>
     <w:pPr>
       <w:keepNext/>
       <w:keepLines/>
@@ -3785,7 +8454,7 @@
     <w:semiHidden/>
     <w:unhideWhenUsed/>
     <w:qFormat/>
-    <w:rsid w:val="00D86F75"/>
+    <w:rsid w:val="00B54828"/>
     <w:pPr>
       <w:keepNext/>
       <w:keepLines/>
@@ -3808,7 +8477,7 @@
     <w:semiHidden/>
     <w:unhideWhenUsed/>
     <w:qFormat/>
-    <w:rsid w:val="00D86F75"/>
+    <w:rsid w:val="00B54828"/>
     <w:pPr>
       <w:keepNext/>
       <w:keepLines/>
@@ -3823,6 +8492,7 @@
   <w:style w:type="character" w:default="1" w:styleId="DefaultParagraphFont">
     <w:name w:val="Default Paragraph Font"/>
     <w:uiPriority w:val="1"/>
+    <w:semiHidden/>
     <w:unhideWhenUsed/>
   </w:style>
   <w:style w:type="table" w:default="1" w:styleId="TableNormal">
@@ -3851,7 +8521,7 @@
     <w:basedOn w:val="DefaultParagraphFont"/>
     <w:link w:val="Heading1"/>
     <w:uiPriority w:val="9"/>
-    <w:rsid w:val="00D86F75"/>
+    <w:rsid w:val="00B54828"/>
     <w:rPr>
       <w:rFonts w:asciiTheme="majorHAnsi" w:eastAsiaTheme="majorEastAsia" w:hAnsiTheme="majorHAnsi" w:cstheme="majorBidi"/>
       <w:color w:val="2F5496" w:themeColor="accent1" w:themeShade="BF"/>
@@ -3865,7 +8535,7 @@
     <w:link w:val="Heading2"/>
     <w:uiPriority w:val="9"/>
     <w:semiHidden/>
-    <w:rsid w:val="00D86F75"/>
+    <w:rsid w:val="00B54828"/>
     <w:rPr>
       <w:rFonts w:asciiTheme="majorHAnsi" w:eastAsiaTheme="majorEastAsia" w:hAnsiTheme="majorHAnsi" w:cstheme="majorBidi"/>
       <w:color w:val="2F5496" w:themeColor="accent1" w:themeShade="BF"/>
@@ -3879,7 +8549,7 @@
     <w:link w:val="Heading3"/>
     <w:uiPriority w:val="9"/>
     <w:semiHidden/>
-    <w:rsid w:val="00D86F75"/>
+    <w:rsid w:val="00B54828"/>
     <w:rPr>
       <w:rFonts w:eastAsiaTheme="majorEastAsia" w:cstheme="majorBidi"/>
       <w:color w:val="2F5496" w:themeColor="accent1" w:themeShade="BF"/>
@@ -3893,7 +8563,7 @@
     <w:link w:val="Heading4"/>
     <w:uiPriority w:val="9"/>
     <w:semiHidden/>
-    <w:rsid w:val="00D86F75"/>
+    <w:rsid w:val="00B54828"/>
     <w:rPr>
       <w:rFonts w:eastAsiaTheme="majorEastAsia" w:cstheme="majorBidi"/>
       <w:i/>
@@ -3907,7 +8577,7 @@
     <w:link w:val="Heading5"/>
     <w:uiPriority w:val="9"/>
     <w:semiHidden/>
-    <w:rsid w:val="00D86F75"/>
+    <w:rsid w:val="00B54828"/>
     <w:rPr>
       <w:rFonts w:eastAsiaTheme="majorEastAsia" w:cstheme="majorBidi"/>
       <w:color w:val="2F5496" w:themeColor="accent1" w:themeShade="BF"/>
@@ -3919,7 +8589,7 @@
     <w:link w:val="Heading6"/>
     <w:uiPriority w:val="9"/>
     <w:semiHidden/>
-    <w:rsid w:val="00D86F75"/>
+    <w:rsid w:val="00B54828"/>
     <w:rPr>
       <w:rFonts w:eastAsiaTheme="majorEastAsia" w:cstheme="majorBidi"/>
       <w:i/>
@@ -3933,7 +8603,7 @@
     <w:link w:val="Heading7"/>
     <w:uiPriority w:val="9"/>
     <w:semiHidden/>
-    <w:rsid w:val="00D86F75"/>
+    <w:rsid w:val="00B54828"/>
     <w:rPr>
       <w:rFonts w:eastAsiaTheme="majorEastAsia" w:cstheme="majorBidi"/>
       <w:color w:val="595959" w:themeColor="text1" w:themeTint="A6"/>
@@ -3945,7 +8615,7 @@
     <w:link w:val="Heading8"/>
     <w:uiPriority w:val="9"/>
     <w:semiHidden/>
-    <w:rsid w:val="00D86F75"/>
+    <w:rsid w:val="00B54828"/>
     <w:rPr>
       <w:rFonts w:eastAsiaTheme="majorEastAsia" w:cstheme="majorBidi"/>
       <w:i/>
@@ -3959,7 +8629,7 @@
     <w:link w:val="Heading9"/>
     <w:uiPriority w:val="9"/>
     <w:semiHidden/>
-    <w:rsid w:val="00D86F75"/>
+    <w:rsid w:val="00B54828"/>
     <w:rPr>
       <w:rFonts w:eastAsiaTheme="majorEastAsia" w:cstheme="majorBidi"/>
       <w:color w:val="272727" w:themeColor="text1" w:themeTint="D8"/>
@@ -3972,7 +8642,7 @@
     <w:link w:val="TitleChar"/>
     <w:uiPriority w:val="10"/>
     <w:qFormat/>
-    <w:rsid w:val="00D86F75"/>
+    <w:rsid w:val="00B54828"/>
     <w:pPr>
       <w:spacing w:after="80" w:line="240" w:lineRule="auto"/>
       <w:contextualSpacing/>
@@ -3990,7 +8660,7 @@
     <w:basedOn w:val="DefaultParagraphFont"/>
     <w:link w:val="Title"/>
     <w:uiPriority w:val="10"/>
-    <w:rsid w:val="00D86F75"/>
+    <w:rsid w:val="00B54828"/>
     <w:rPr>
       <w:rFonts w:asciiTheme="majorHAnsi" w:eastAsiaTheme="majorEastAsia" w:hAnsiTheme="majorHAnsi" w:cstheme="majorBidi"/>
       <w:spacing w:val="-10"/>
@@ -4006,7 +8676,7 @@
     <w:link w:val="SubtitleChar"/>
     <w:uiPriority w:val="11"/>
     <w:qFormat/>
-    <w:rsid w:val="00D86F75"/>
+    <w:rsid w:val="00B54828"/>
     <w:pPr>
       <w:numPr>
         <w:ilvl w:val="1"/>
@@ -4025,7 +8695,7 @@
     <w:basedOn w:val="DefaultParagraphFont"/>
     <w:link w:val="Subtitle"/>
     <w:uiPriority w:val="11"/>
-    <w:rsid w:val="00D86F75"/>
+    <w:rsid w:val="00B54828"/>
     <w:rPr>
       <w:rFonts w:eastAsiaTheme="majorEastAsia" w:cstheme="majorBidi"/>
       <w:color w:val="595959" w:themeColor="text1" w:themeTint="A6"/>
@@ -4041,7 +8711,7 @@
     <w:link w:val="QuoteChar"/>
     <w:uiPriority w:val="29"/>
     <w:qFormat/>
-    <w:rsid w:val="00D86F75"/>
+    <w:rsid w:val="00B54828"/>
     <w:pPr>
       <w:spacing w:before="160"/>
       <w:jc w:val="center"/>
@@ -4057,7 +8727,7 @@
     <w:basedOn w:val="DefaultParagraphFont"/>
     <w:link w:val="Quote"/>
     <w:uiPriority w:val="29"/>
-    <w:rsid w:val="00D86F75"/>
+    <w:rsid w:val="00B54828"/>
     <w:rPr>
       <w:i/>
       <w:iCs/>
@@ -4069,7 +8739,7 @@
     <w:basedOn w:val="Normal"/>
     <w:uiPriority w:val="34"/>
     <w:qFormat/>
-    <w:rsid w:val="00D86F75"/>
+    <w:rsid w:val="00B54828"/>
     <w:pPr>
       <w:ind w:left="720"/>
       <w:contextualSpacing/>
@@ -4080,7 +8750,7 @@
     <w:basedOn w:val="DefaultParagraphFont"/>
     <w:uiPriority w:val="21"/>
     <w:qFormat/>
-    <w:rsid w:val="00D86F75"/>
+    <w:rsid w:val="00B54828"/>
     <w:rPr>
       <w:i/>
       <w:iCs/>
@@ -4094,7 +8764,7 @@
     <w:link w:val="IntenseQuoteChar"/>
     <w:uiPriority w:val="30"/>
     <w:qFormat/>
-    <w:rsid w:val="00D86F75"/>
+    <w:rsid w:val="00B54828"/>
     <w:pPr>
       <w:pBdr>
         <w:top w:val="single" w:sz="4" w:space="10" w:color="2F5496" w:themeColor="accent1" w:themeShade="BF"/>
@@ -4115,7 +8785,7 @@
     <w:basedOn w:val="DefaultParagraphFont"/>
     <w:link w:val="IntenseQuote"/>
     <w:uiPriority w:val="30"/>
-    <w:rsid w:val="00D86F75"/>
+    <w:rsid w:val="00B54828"/>
     <w:rPr>
       <w:i/>
       <w:iCs/>
@@ -4127,7 +8797,7 @@
     <w:basedOn w:val="DefaultParagraphFont"/>
     <w:uiPriority w:val="32"/>
     <w:qFormat/>
-    <w:rsid w:val="00D86F75"/>
+    <w:rsid w:val="00B54828"/>
     <w:rPr>
       <w:b/>
       <w:bCs/>
@@ -4141,7 +8811,7 @@
     <w:basedOn w:val="DefaultParagraphFont"/>
     <w:uiPriority w:val="99"/>
     <w:unhideWhenUsed/>
-    <w:rsid w:val="00D86F75"/>
+    <w:rsid w:val="00B54828"/>
     <w:rPr>
       <w:color w:val="0563C1" w:themeColor="hyperlink"/>
       <w:u w:val="single"/>
@@ -4153,7 +8823,7 @@
     <w:uiPriority w:val="99"/>
     <w:semiHidden/>
     <w:unhideWhenUsed/>
-    <w:rsid w:val="00D86F75"/>
+    <w:rsid w:val="00B54828"/>
     <w:rPr>
       <w:color w:val="605E5C"/>
       <w:shd w:val="clear" w:color="auto" w:fill="E1DFDD"/>
